--- a/11-变流电路/01-整流电路/PWM整流电路/PWM整流电路.docx
+++ b/11-变流电路/01-整流电路/PWM整流电路/PWM整流电路.docx
@@ -3262,6 +3262,20 @@
     </w:p>
     <w:bookmarkEnd w:id="26"/>
     <w:bookmarkEnd w:id="27"/>
+    <w:p>
+      <w:pPr>
+        <w:spacing w:before="360"/>
+        <w:jc w:val="center"/>
+      </w:pPr>
+      <w:r>
+        <w:rPr>
+          <w:rFonts w:ascii="Times New Roman" w:hAnsi="Times New Roman"/>
+          <w:color w:val="555555"/>
+          <w:sz w:val="21"/>
+        </w:rPr>
+        <w:t>材料收集者：杜文杰</w:t>
+      </w:r>
+    </w:p>
     <w:sectPr>
       <w:headerReference r:id="rId9" w:type="default"/>
       <w:footerReference r:id="rId10" w:type="default"/>

--- a/11-变流电路/01-整流电路/PWM整流电路/PWM整流电路.docx
+++ b/11-变流电路/01-整流电路/PWM整流电路/PWM整流电路.docx
@@ -1,6 +1,6 @@
 
 <file path=word/document.xml><?xml version="1.0" encoding="utf-8"?>
-<w:document xmlns:w="http://schemas.openxmlformats.org/wordprocessingml/2006/main" xmlns:m="http://schemas.openxmlformats.org/officeDocument/2006/math" xmlns:r="http://schemas.openxmlformats.org/officeDocument/2006/relationships" xmlns:o="urn:schemas-microsoft-com:office:office" xmlns:v="urn:schemas-microsoft-com:vml" xmlns:w10="urn:schemas-microsoft-com:office:word" xmlns:a="http://schemas.openxmlformats.org/drawingml/2006/main" xmlns:pic="http://schemas.openxmlformats.org/drawingml/2006/picture" xmlns:wp="http://schemas.openxmlformats.org/drawingml/2006/wordprocessingDrawing">
+<w:document xmlns:m="http://schemas.openxmlformats.org/officeDocument/2006/math" xmlns:r="http://schemas.openxmlformats.org/officeDocument/2006/relationships" xmlns:w="http://schemas.openxmlformats.org/wordprocessingml/2006/main" xmlns:o="urn:schemas-microsoft-com:office:office" xmlns:v="urn:schemas-microsoft-com:vml" xmlns:w10="urn:schemas-microsoft-com:office:word" xmlns:a="http://schemas.openxmlformats.org/drawingml/2006/main" xmlns:pic="http://schemas.openxmlformats.org/drawingml/2006/picture" xmlns:wp="http://schemas.openxmlformats.org/drawingml/2006/wordprocessingDrawing">
   <w:body>
     <w:bookmarkStart w:id="27" w:name="pwm-整流电路"/>
     <w:p>
@@ -8,11 +8,14 @@
         <w:pStyle w:val="Heading1"/>
       </w:pPr>
       <w:r>
+        <w:rPr>
+          <w:rFonts w:eastAsia="黑体"/>
+        </w:rPr>
         <w:t xml:space="preserve">PWM </w:t>
       </w:r>
       <w:r>
         <w:rPr>
-          <w:rFonts w:hint="eastAsia"/>
+          <w:rFonts w:hint="eastAsia" w:eastAsia="黑体"/>
         </w:rPr>
         <w:t xml:space="preserve">整流电路</w:t>
       </w:r>
@@ -24,7 +27,7 @@
       </w:pPr>
       <w:r>
         <w:rPr>
-          <w:rFonts w:hint="eastAsia"/>
+          <w:rFonts w:hint="eastAsia" w:eastAsia="黑体"/>
         </w:rPr>
         <w:t xml:space="preserve">拓扑描述</w:t>
       </w:r>
@@ -35,11 +38,14 @@
       </w:pPr>
       <w:r>
         <w:rPr>
-          <w:rFonts w:hint="eastAsia"/>
+          <w:rFonts w:hint="eastAsia" w:eastAsia="黑体"/>
         </w:rPr>
         <w:t xml:space="preserve">该电路由六只全控功率开关管</w:t>
       </w:r>
       <w:r>
+        <w:rPr>
+          <w:rFonts w:eastAsia="黑体"/>
+        </w:rPr>
         <w:t xml:space="preserve"> </w:t>
       </w:r>
       <m:oMath>
@@ -57,6 +63,9 @@
         </m:sSub>
       </m:oMath>
       <w:r>
+        <w:rPr>
+          <w:rFonts w:eastAsia="黑体"/>
+        </w:rPr>
         <w:t xml:space="preserve">~</w:t>
       </w:r>
       <m:oMath>
@@ -75,11 +84,14 @@
       </m:oMath>
       <w:r>
         <w:rPr>
-          <w:rFonts w:hint="eastAsia"/>
+          <w:rFonts w:hint="eastAsia" w:eastAsia="黑体"/>
         </w:rPr>
         <w:t xml:space="preserve">（IGBT/MOSFET，各反并联快恢复续流二极管</w:t>
       </w:r>
       <w:r>
+        <w:rPr>
+          <w:rFonts w:eastAsia="黑体"/>
+        </w:rPr>
         <w:t xml:space="preserve"> </w:t>
       </w:r>
       <m:oMath>
@@ -97,6 +109,9 @@
         </m:sSub>
       </m:oMath>
       <w:r>
+        <w:rPr>
+          <w:rFonts w:eastAsia="黑体"/>
+        </w:rPr>
         <w:t xml:space="preserve">~</w:t>
       </w:r>
       <m:oMath>
@@ -115,11 +130,14 @@
       </m:oMath>
       <w:r>
         <w:rPr>
-          <w:rFonts w:hint="eastAsia"/>
+          <w:rFonts w:hint="eastAsia" w:eastAsia="黑体"/>
         </w:rPr>
         <w:t xml:space="preserve">）、交流侧三相滤波电抗器</w:t>
       </w:r>
       <w:r>
+        <w:rPr>
+          <w:rFonts w:eastAsia="黑体"/>
+        </w:rPr>
         <w:t xml:space="preserve"> </w:t>
       </w:r>
       <m:oMath>
@@ -174,20 +192,26 @@
       </m:oMath>
       <w:r>
         <w:rPr>
-          <w:rFonts w:hint="eastAsia"/>
+          <w:rFonts w:hint="eastAsia" w:eastAsia="黑体"/>
         </w:rPr>
         <w:t xml:space="preserve">（编号</w:t>
       </w:r>
       <w:r>
+        <w:rPr>
+          <w:rFonts w:eastAsia="黑体"/>
+        </w:rPr>
         <w:t xml:space="preserve"> </w:t>
       </w:r>
       <w:r>
         <w:rPr>
-          <w:rFonts w:hint="eastAsia"/>
+          <w:rFonts w:hint="eastAsia" w:eastAsia="黑体"/>
         </w:rPr>
         <w:t xml:space="preserve">L1~L3）与直流母线电容</w:t>
       </w:r>
       <w:r>
+        <w:rPr>
+          <w:rFonts w:eastAsia="黑体"/>
+        </w:rPr>
         <w:t xml:space="preserve"> </w:t>
       </w:r>
       <m:oMath>
@@ -209,20 +233,26 @@
       </m:oMath>
       <w:r>
         <w:rPr>
-          <w:rFonts w:hint="eastAsia"/>
+          <w:rFonts w:hint="eastAsia" w:eastAsia="黑体"/>
         </w:rPr>
         <w:t xml:space="preserve">（编号</w:t>
       </w:r>
       <w:r>
+        <w:rPr>
+          <w:rFonts w:eastAsia="黑体"/>
+        </w:rPr>
         <w:t xml:space="preserve"> </w:t>
       </w:r>
       <w:r>
         <w:rPr>
-          <w:rFonts w:hint="eastAsia"/>
+          <w:rFonts w:hint="eastAsia" w:eastAsia="黑体"/>
         </w:rPr>
         <w:t xml:space="preserve">C1）组成的三相全控桥有源整流网络。关键节点定义如下：三相交流输入节点</w:t>
       </w:r>
       <w:r>
+        <w:rPr>
+          <w:rFonts w:eastAsia="黑体"/>
+        </w:rPr>
         <w:t xml:space="preserve"> </w:t>
       </w:r>
       <m:oMath>
@@ -250,11 +280,14 @@
       </m:oMath>
       <w:r>
         <w:rPr>
-          <w:rFonts w:hint="eastAsia"/>
+          <w:rFonts w:hint="eastAsia" w:eastAsia="黑体"/>
         </w:rPr>
         <w:t xml:space="preserve">（电网三相</w:t>
       </w:r>
       <w:r>
+        <w:rPr>
+          <w:rFonts w:eastAsia="黑体"/>
+        </w:rPr>
         <w:t xml:space="preserve"> </w:t>
       </w:r>
       <m:oMath>
@@ -308,11 +341,14 @@
         </m:sSub>
       </m:oMath>
       <w:r>
+        <w:rPr>
+          <w:rFonts w:eastAsia="黑体"/>
+        </w:rPr>
         <w:t xml:space="preserve"> </w:t>
       </w:r>
       <w:r>
         <w:rPr>
-          <w:rFonts w:hint="eastAsia"/>
+          <w:rFonts w:hint="eastAsia" w:eastAsia="黑体"/>
         </w:rPr>
         <w:t xml:space="preserve">分别接滤波电抗器一端）；桥臂中点（开关节点）</w:t>
       </w:r>
@@ -368,11 +404,14 @@
       </m:oMath>
       <w:r>
         <w:rPr>
-          <w:rFonts w:hint="eastAsia"/>
+          <w:rFonts w:hint="eastAsia" w:eastAsia="黑体"/>
         </w:rPr>
         <w:t xml:space="preserve">（各相滤波电抗器另一端接对应相桥臂的上下两管连接点）；直流母线正节点</w:t>
       </w:r>
       <w:r>
+        <w:rPr>
+          <w:rFonts w:eastAsia="黑体"/>
+        </w:rPr>
         <w:t xml:space="preserve"> </w:t>
       </w:r>
       <m:oMath>
@@ -382,29 +421,38 @@
       </m:oMath>
       <w:r>
         <w:rPr>
-          <w:rFonts w:hint="eastAsia"/>
+          <w:rFonts w:hint="eastAsia" w:eastAsia="黑体"/>
         </w:rPr>
         <w:t xml:space="preserve">（三个上管集电极</w:t>
       </w:r>
       <w:r>
+        <w:rPr>
+          <w:rFonts w:eastAsia="黑体"/>
+        </w:rPr>
         <w:t xml:space="preserve"> </w:t>
       </w:r>
       <w:r>
         <w:rPr>
-          <w:rFonts w:hint="eastAsia"/>
+          <w:rFonts w:hint="eastAsia" w:eastAsia="黑体"/>
         </w:rPr>
         <w:t xml:space="preserve">C/漏极</w:t>
       </w:r>
       <w:r>
+        <w:rPr>
+          <w:rFonts w:eastAsia="黑体"/>
+        </w:rPr>
         <w:t xml:space="preserve"> D </w:t>
       </w:r>
       <w:r>
         <w:rPr>
-          <w:rFonts w:hint="eastAsia"/>
+          <w:rFonts w:hint="eastAsia" w:eastAsia="黑体"/>
         </w:rPr>
         <w:t xml:space="preserve">与</w:t>
       </w:r>
       <w:r>
+        <w:rPr>
+          <w:rFonts w:eastAsia="黑体"/>
+        </w:rPr>
         <w:t xml:space="preserve"> </w:t>
       </w:r>
       <m:oMath>
@@ -425,15 +473,21 @@
         </m:sSub>
       </m:oMath>
       <w:r>
+        <w:rPr>
+          <w:rFonts w:eastAsia="黑体"/>
+        </w:rPr>
         <w:t xml:space="preserve"> </w:t>
       </w:r>
       <w:r>
         <w:rPr>
-          <w:rFonts w:hint="eastAsia"/>
+          <w:rFonts w:hint="eastAsia" w:eastAsia="黑体"/>
         </w:rPr>
         <w:t xml:space="preserve">正端相连）；直流母线负节点</w:t>
       </w:r>
       <w:r>
+        <w:rPr>
+          <w:rFonts w:eastAsia="黑体"/>
+        </w:rPr>
         <w:t xml:space="preserve"> </w:t>
       </w:r>
       <m:oMath>
@@ -443,29 +497,38 @@
       </m:oMath>
       <w:r>
         <w:rPr>
-          <w:rFonts w:hint="eastAsia"/>
+          <w:rFonts w:hint="eastAsia" w:eastAsia="黑体"/>
         </w:rPr>
         <w:t xml:space="preserve">（三个下管发射极</w:t>
       </w:r>
       <w:r>
+        <w:rPr>
+          <w:rFonts w:eastAsia="黑体"/>
+        </w:rPr>
         <w:t xml:space="preserve"> </w:t>
       </w:r>
       <w:r>
         <w:rPr>
-          <w:rFonts w:hint="eastAsia"/>
+          <w:rFonts w:hint="eastAsia" w:eastAsia="黑体"/>
         </w:rPr>
         <w:t xml:space="preserve">E/源极</w:t>
       </w:r>
       <w:r>
+        <w:rPr>
+          <w:rFonts w:eastAsia="黑体"/>
+        </w:rPr>
         <w:t xml:space="preserve"> S </w:t>
       </w:r>
       <w:r>
         <w:rPr>
-          <w:rFonts w:hint="eastAsia"/>
+          <w:rFonts w:hint="eastAsia" w:eastAsia="黑体"/>
         </w:rPr>
         <w:t xml:space="preserve">与</w:t>
       </w:r>
       <w:r>
+        <w:rPr>
+          <w:rFonts w:eastAsia="黑体"/>
+        </w:rPr>
         <w:t xml:space="preserve"> </w:t>
       </w:r>
       <m:oMath>
@@ -486,11 +549,14 @@
         </m:sSub>
       </m:oMath>
       <w:r>
+        <w:rPr>
+          <w:rFonts w:eastAsia="黑体"/>
+        </w:rPr>
         <w:t xml:space="preserve"> </w:t>
       </w:r>
       <w:r>
         <w:rPr>
-          <w:rFonts w:hint="eastAsia"/>
+          <w:rFonts w:hint="eastAsia" w:eastAsia="黑体"/>
         </w:rPr>
         <w:t xml:space="preserve">负端相连），</w:t>
       </w:r>
@@ -500,6 +566,9 @@
         </m:r>
       </m:oMath>
       <w:r>
+        <w:rPr>
+          <w:rFonts w:eastAsia="黑体"/>
+        </w:rPr>
         <w:t xml:space="preserve">、</w:t>
       </w:r>
       <m:oMath>
@@ -508,15 +577,21 @@
         </m:r>
       </m:oMath>
       <w:r>
+        <w:rPr>
+          <w:rFonts w:eastAsia="黑体"/>
+        </w:rPr>
         <w:t xml:space="preserve"> </w:t>
       </w:r>
       <w:r>
         <w:rPr>
-          <w:rFonts w:hint="eastAsia"/>
+          <w:rFonts w:hint="eastAsia" w:eastAsia="黑体"/>
         </w:rPr>
         <w:t xml:space="preserve">即直流输出</w:t>
       </w:r>
       <w:r>
+        <w:rPr>
+          <w:rFonts w:eastAsia="黑体"/>
+        </w:rPr>
         <w:t xml:space="preserve"> </w:t>
       </w:r>
       <m:oMath>
@@ -537,11 +612,14 @@
         </m:sSub>
       </m:oMath>
       <w:r>
+        <w:rPr>
+          <w:rFonts w:eastAsia="黑体"/>
+        </w:rPr>
         <w:t xml:space="preserve"> </w:t>
       </w:r>
       <w:r>
         <w:rPr>
-          <w:rFonts w:hint="eastAsia"/>
+          <w:rFonts w:hint="eastAsia" w:eastAsia="黑体"/>
         </w:rPr>
         <w:t xml:space="preserve">端子。</w:t>
       </w:r>
@@ -550,20 +628,26 @@
       <w:pPr/>
       <w:r>
         <w:rPr>
-          <w:rFonts w:hint="eastAsia"/>
+          <w:rFonts w:hint="eastAsia" w:eastAsia="黑体"/>
         </w:rPr>
         <w:t xml:space="preserve">各元件管脚连接（以</w:t>
       </w:r>
       <w:r>
+        <w:rPr>
+          <w:rFonts w:eastAsia="黑体"/>
+        </w:rPr>
         <w:t xml:space="preserve"> a </w:t>
       </w:r>
       <w:r>
         <w:rPr>
-          <w:rFonts w:hint="eastAsia"/>
+          <w:rFonts w:hint="eastAsia" w:eastAsia="黑体"/>
         </w:rPr>
         <w:t xml:space="preserve">相为例，IGBT）：上管</w:t>
       </w:r>
       <w:r>
+        <w:rPr>
+          <w:rFonts w:eastAsia="黑体"/>
+        </w:rPr>
         <w:t xml:space="preserve"> </w:t>
       </w:r>
       <m:oMath>
@@ -581,24 +665,33 @@
         </m:sSub>
       </m:oMath>
       <w:r>
+        <w:rPr>
+          <w:rFonts w:eastAsia="黑体"/>
+        </w:rPr>
         <w:t xml:space="preserve"> </w:t>
       </w:r>
       <w:r>
         <w:rPr>
-          <w:rFonts w:hint="eastAsia"/>
+          <w:rFonts w:hint="eastAsia" w:eastAsia="黑体"/>
         </w:rPr>
         <w:t xml:space="preserve">的集电极</w:t>
       </w:r>
       <w:r>
+        <w:rPr>
+          <w:rFonts w:eastAsia="黑体"/>
+        </w:rPr>
         <w:t xml:space="preserve"> C </w:t>
       </w:r>
       <w:r>
         <w:rPr>
-          <w:rFonts w:hint="eastAsia"/>
+          <w:rFonts w:hint="eastAsia" w:eastAsia="黑体"/>
         </w:rPr>
         <w:t xml:space="preserve">接正节点</w:t>
       </w:r>
       <w:r>
+        <w:rPr>
+          <w:rFonts w:eastAsia="黑体"/>
+        </w:rPr>
         <w:t xml:space="preserve"> </w:t>
       </w:r>
       <m:oMath>
@@ -608,20 +701,26 @@
       </m:oMath>
       <w:r>
         <w:rPr>
-          <w:rFonts w:hint="eastAsia"/>
+          <w:rFonts w:hint="eastAsia" w:eastAsia="黑体"/>
         </w:rPr>
         <w:t xml:space="preserve">、发射极</w:t>
       </w:r>
       <w:r>
+        <w:rPr>
+          <w:rFonts w:eastAsia="黑体"/>
+        </w:rPr>
         <w:t xml:space="preserve"> E </w:t>
       </w:r>
       <w:r>
         <w:rPr>
-          <w:rFonts w:hint="eastAsia"/>
+          <w:rFonts w:hint="eastAsia" w:eastAsia="黑体"/>
         </w:rPr>
         <w:t xml:space="preserve">接开关节点</w:t>
       </w:r>
       <w:r>
+        <w:rPr>
+          <w:rFonts w:eastAsia="黑体"/>
+        </w:rPr>
         <w:t xml:space="preserve"> </w:t>
       </w:r>
       <m:oMath>
@@ -640,29 +739,38 @@
       </m:oMath>
       <w:r>
         <w:rPr>
-          <w:rFonts w:hint="eastAsia"/>
+          <w:rFonts w:hint="eastAsia" w:eastAsia="黑体"/>
         </w:rPr>
         <w:t xml:space="preserve">、栅极</w:t>
       </w:r>
       <w:r>
+        <w:rPr>
+          <w:rFonts w:eastAsia="黑体"/>
+        </w:rPr>
         <w:t xml:space="preserve"> G </w:t>
       </w:r>
       <w:r>
         <w:rPr>
-          <w:rFonts w:hint="eastAsia"/>
+          <w:rFonts w:hint="eastAsia" w:eastAsia="黑体"/>
         </w:rPr>
         <w:t xml:space="preserve">接</w:t>
       </w:r>
       <w:r>
+        <w:rPr>
+          <w:rFonts w:eastAsia="黑体"/>
+        </w:rPr>
         <w:t xml:space="preserve"> PWM </w:t>
       </w:r>
       <w:r>
         <w:rPr>
-          <w:rFonts w:hint="eastAsia"/>
+          <w:rFonts w:hint="eastAsia" w:eastAsia="黑体"/>
         </w:rPr>
         <w:t xml:space="preserve">驱动信号；下管</w:t>
       </w:r>
       <w:r>
+        <w:rPr>
+          <w:rFonts w:eastAsia="黑体"/>
+        </w:rPr>
         <w:t xml:space="preserve"> </w:t>
       </w:r>
       <m:oMath>
@@ -680,24 +788,33 @@
         </m:sSub>
       </m:oMath>
       <w:r>
+        <w:rPr>
+          <w:rFonts w:eastAsia="黑体"/>
+        </w:rPr>
         <w:t xml:space="preserve"> </w:t>
       </w:r>
       <w:r>
         <w:rPr>
-          <w:rFonts w:hint="eastAsia"/>
+          <w:rFonts w:hint="eastAsia" w:eastAsia="黑体"/>
         </w:rPr>
         <w:t xml:space="preserve">的集电极</w:t>
       </w:r>
       <w:r>
+        <w:rPr>
+          <w:rFonts w:eastAsia="黑体"/>
+        </w:rPr>
         <w:t xml:space="preserve"> C </w:t>
       </w:r>
       <w:r>
         <w:rPr>
-          <w:rFonts w:hint="eastAsia"/>
+          <w:rFonts w:hint="eastAsia" w:eastAsia="黑体"/>
         </w:rPr>
         <w:t xml:space="preserve">接</w:t>
       </w:r>
       <w:r>
+        <w:rPr>
+          <w:rFonts w:eastAsia="黑体"/>
+        </w:rPr>
         <w:t xml:space="preserve"> </w:t>
       </w:r>
       <m:oMath>
@@ -716,20 +833,26 @@
       </m:oMath>
       <w:r>
         <w:rPr>
-          <w:rFonts w:hint="eastAsia"/>
+          <w:rFonts w:hint="eastAsia" w:eastAsia="黑体"/>
         </w:rPr>
         <w:t xml:space="preserve">、发射极</w:t>
       </w:r>
       <w:r>
+        <w:rPr>
+          <w:rFonts w:eastAsia="黑体"/>
+        </w:rPr>
         <w:t xml:space="preserve"> E </w:t>
       </w:r>
       <w:r>
         <w:rPr>
-          <w:rFonts w:hint="eastAsia"/>
+          <w:rFonts w:hint="eastAsia" w:eastAsia="黑体"/>
         </w:rPr>
         <w:t xml:space="preserve">接负节点</w:t>
       </w:r>
       <w:r>
+        <w:rPr>
+          <w:rFonts w:eastAsia="黑体"/>
+        </w:rPr>
         <w:t xml:space="preserve"> </w:t>
       </w:r>
       <m:oMath>
@@ -739,25 +862,31 @@
       </m:oMath>
       <w:r>
         <w:rPr>
-          <w:rFonts w:hint="eastAsia"/>
+          <w:rFonts w:hint="eastAsia" w:eastAsia="黑体"/>
         </w:rPr>
         <w:t xml:space="preserve">、栅极</w:t>
       </w:r>
       <w:r>
+        <w:rPr>
+          <w:rFonts w:eastAsia="黑体"/>
+        </w:rPr>
         <w:t xml:space="preserve"> G </w:t>
       </w:r>
       <w:r>
         <w:rPr>
-          <w:rFonts w:hint="eastAsia"/>
+          <w:rFonts w:hint="eastAsia" w:eastAsia="黑体"/>
         </w:rPr>
         <w:t xml:space="preserve">接</w:t>
       </w:r>
       <w:r>
+        <w:rPr>
+          <w:rFonts w:eastAsia="黑体"/>
+        </w:rPr>
         <w:t xml:space="preserve"> PWM </w:t>
       </w:r>
       <w:r>
         <w:rPr>
-          <w:rFonts w:hint="eastAsia"/>
+          <w:rFonts w:hint="eastAsia" w:eastAsia="黑体"/>
         </w:rPr>
         <w:t xml:space="preserve">驱动信号；</w:t>
       </w:r>
@@ -776,6 +905,9 @@
         </m:sSub>
       </m:oMath>
       <w:r>
+        <w:rPr>
+          <w:rFonts w:eastAsia="黑体"/>
+        </w:rPr>
         <w:t xml:space="preserve">、</w:t>
       </w:r>
       <m:oMath>
@@ -793,15 +925,21 @@
         </m:sSub>
       </m:oMath>
       <w:r>
+        <w:rPr>
+          <w:rFonts w:eastAsia="黑体"/>
+        </w:rPr>
         <w:t xml:space="preserve"> </w:t>
       </w:r>
       <w:r>
         <w:rPr>
-          <w:rFonts w:hint="eastAsia"/>
+          <w:rFonts w:hint="eastAsia" w:eastAsia="黑体"/>
         </w:rPr>
         <w:t xml:space="preserve">各自反并联二极管</w:t>
       </w:r>
       <w:r>
+        <w:rPr>
+          <w:rFonts w:eastAsia="黑体"/>
+        </w:rPr>
         <w:t xml:space="preserve"> </w:t>
       </w:r>
       <m:oMath>
@@ -819,6 +957,9 @@
         </m:sSub>
       </m:oMath>
       <w:r>
+        <w:rPr>
+          <w:rFonts w:eastAsia="黑体"/>
+        </w:rPr>
         <w:t xml:space="preserve">、</w:t>
       </w:r>
       <m:oMath>
@@ -836,29 +977,38 @@
         </m:sSub>
       </m:oMath>
       <w:r>
+        <w:rPr>
+          <w:rFonts w:eastAsia="黑体"/>
+        </w:rPr>
         <w:t xml:space="preserve"> </w:t>
       </w:r>
       <w:r>
         <w:rPr>
-          <w:rFonts w:hint="eastAsia"/>
+          <w:rFonts w:hint="eastAsia" w:eastAsia="黑体"/>
         </w:rPr>
         <w:t xml:space="preserve">的阳极接其发射极</w:t>
       </w:r>
       <w:r>
+        <w:rPr>
+          <w:rFonts w:eastAsia="黑体"/>
+        </w:rPr>
         <w:t xml:space="preserve"> </w:t>
       </w:r>
       <w:r>
         <w:rPr>
-          <w:rFonts w:hint="eastAsia"/>
+          <w:rFonts w:hint="eastAsia" w:eastAsia="黑体"/>
         </w:rPr>
         <w:t xml:space="preserve">E、阴极接其集电极</w:t>
       </w:r>
       <w:r>
+        <w:rPr>
+          <w:rFonts w:eastAsia="黑体"/>
+        </w:rPr>
         <w:t xml:space="preserve"> </w:t>
       </w:r>
       <w:r>
         <w:rPr>
-          <w:rFonts w:hint="eastAsia"/>
+          <w:rFonts w:hint="eastAsia" w:eastAsia="黑体"/>
         </w:rPr>
         <w:t xml:space="preserve">C；</w:t>
       </w:r>
@@ -868,6 +1018,9 @@
         </m:r>
       </m:oMath>
       <w:r>
+        <w:rPr>
+          <w:rFonts w:eastAsia="黑体"/>
+        </w:rPr>
         <w:t xml:space="preserve">、</w:t>
       </w:r>
       <m:oMath>
@@ -876,15 +1029,21 @@
         </m:r>
       </m:oMath>
       <w:r>
+        <w:rPr>
+          <w:rFonts w:eastAsia="黑体"/>
+        </w:rPr>
         <w:t xml:space="preserve"> </w:t>
       </w:r>
       <w:r>
         <w:rPr>
-          <w:rFonts w:hint="eastAsia"/>
+          <w:rFonts w:hint="eastAsia" w:eastAsia="黑体"/>
         </w:rPr>
         <w:t xml:space="preserve">两相由</w:t>
       </w:r>
       <w:r>
+        <w:rPr>
+          <w:rFonts w:eastAsia="黑体"/>
+        </w:rPr>
         <w:t xml:space="preserve"> </w:t>
       </w:r>
       <m:oMath>
@@ -893,15 +1052,21 @@
         </m:r>
       </m:oMath>
       <w:r>
+        <w:rPr>
+          <w:rFonts w:eastAsia="黑体"/>
+        </w:rPr>
         <w:t xml:space="preserve"> </w:t>
       </w:r>
       <w:r>
         <w:rPr>
-          <w:rFonts w:hint="eastAsia"/>
+          <w:rFonts w:hint="eastAsia" w:eastAsia="黑体"/>
         </w:rPr>
         <w:t xml:space="preserve">相上管</w:t>
       </w:r>
       <w:r>
+        <w:rPr>
+          <w:rFonts w:eastAsia="黑体"/>
+        </w:rPr>
         <w:t xml:space="preserve"> </w:t>
       </w:r>
       <m:oMath>
@@ -920,11 +1085,14 @@
       </m:oMath>
       <w:r>
         <w:rPr>
-          <w:rFonts w:hint="eastAsia"/>
+          <w:rFonts w:hint="eastAsia" w:eastAsia="黑体"/>
         </w:rPr>
         <w:t xml:space="preserve">/下管</w:t>
       </w:r>
       <w:r>
+        <w:rPr>
+          <w:rFonts w:eastAsia="黑体"/>
+        </w:rPr>
         <w:t xml:space="preserve"> </w:t>
       </w:r>
       <m:oMath>
@@ -942,6 +1110,9 @@
         </m:sSub>
       </m:oMath>
       <w:r>
+        <w:rPr>
+          <w:rFonts w:eastAsia="黑体"/>
+        </w:rPr>
         <w:t xml:space="preserve">、</w:t>
       </w:r>
       <m:oMath>
@@ -950,15 +1121,21 @@
         </m:r>
       </m:oMath>
       <w:r>
+        <w:rPr>
+          <w:rFonts w:eastAsia="黑体"/>
+        </w:rPr>
         <w:t xml:space="preserve"> </w:t>
       </w:r>
       <w:r>
         <w:rPr>
-          <w:rFonts w:hint="eastAsia"/>
+          <w:rFonts w:hint="eastAsia" w:eastAsia="黑体"/>
         </w:rPr>
         <w:t xml:space="preserve">相上管</w:t>
       </w:r>
       <w:r>
+        <w:rPr>
+          <w:rFonts w:eastAsia="黑体"/>
+        </w:rPr>
         <w:t xml:space="preserve"> </w:t>
       </w:r>
       <m:oMath>
@@ -977,11 +1154,14 @@
       </m:oMath>
       <w:r>
         <w:rPr>
-          <w:rFonts w:hint="eastAsia"/>
+          <w:rFonts w:hint="eastAsia" w:eastAsia="黑体"/>
         </w:rPr>
         <w:t xml:space="preserve">/下管</w:t>
       </w:r>
       <w:r>
+        <w:rPr>
+          <w:rFonts w:eastAsia="黑体"/>
+        </w:rPr>
         <w:t xml:space="preserve"> </w:t>
       </w:r>
       <m:oMath>
@@ -999,11 +1179,14 @@
         </m:sSub>
       </m:oMath>
       <w:r>
+        <w:rPr>
+          <w:rFonts w:eastAsia="黑体"/>
+        </w:rPr>
         <w:t xml:space="preserve"> </w:t>
       </w:r>
       <w:r>
         <w:rPr>
-          <w:rFonts w:hint="eastAsia"/>
+          <w:rFonts w:hint="eastAsia" w:eastAsia="黑体"/>
         </w:rPr>
         <w:t xml:space="preserve">按相同方式构成（</w:t>
       </w:r>
@@ -1022,6 +1205,9 @@
         </m:sSub>
       </m:oMath>
       <w:r>
+        <w:rPr>
+          <w:rFonts w:eastAsia="黑体"/>
+        </w:rPr>
         <w:t xml:space="preserve">、</w:t>
       </w:r>
       <m:oMath>
@@ -1039,15 +1225,21 @@
         </m:sSub>
       </m:oMath>
       <w:r>
+        <w:rPr>
+          <w:rFonts w:eastAsia="黑体"/>
+        </w:rPr>
         <w:t xml:space="preserve"> </w:t>
       </w:r>
       <w:r>
         <w:rPr>
-          <w:rFonts w:hint="eastAsia"/>
+          <w:rFonts w:hint="eastAsia" w:eastAsia="黑体"/>
         </w:rPr>
         <w:t xml:space="preserve">为上管接</w:t>
       </w:r>
       <w:r>
+        <w:rPr>
+          <w:rFonts w:eastAsia="黑体"/>
+        </w:rPr>
         <w:t xml:space="preserve"> </w:t>
       </w:r>
       <m:oMath>
@@ -1057,7 +1249,7 @@
       </m:oMath>
       <w:r>
         <w:rPr>
-          <w:rFonts w:hint="eastAsia"/>
+          <w:rFonts w:hint="eastAsia" w:eastAsia="黑体"/>
         </w:rPr>
         <w:t xml:space="preserve">，</w:t>
       </w:r>
@@ -1076,6 +1268,9 @@
         </m:sSub>
       </m:oMath>
       <w:r>
+        <w:rPr>
+          <w:rFonts w:eastAsia="黑体"/>
+        </w:rPr>
         <w:t xml:space="preserve">、</w:t>
       </w:r>
       <m:oMath>
@@ -1093,15 +1288,21 @@
         </m:sSub>
       </m:oMath>
       <w:r>
+        <w:rPr>
+          <w:rFonts w:eastAsia="黑体"/>
+        </w:rPr>
         <w:t xml:space="preserve"> </w:t>
       </w:r>
       <w:r>
         <w:rPr>
-          <w:rFonts w:hint="eastAsia"/>
+          <w:rFonts w:hint="eastAsia" w:eastAsia="黑体"/>
         </w:rPr>
         <w:t xml:space="preserve">为下管接</w:t>
       </w:r>
       <w:r>
+        <w:rPr>
+          <w:rFonts w:eastAsia="黑体"/>
+        </w:rPr>
         <w:t xml:space="preserve"> </w:t>
       </w:r>
       <m:oMath>
@@ -1111,11 +1312,14 @@
       </m:oMath>
       <w:r>
         <w:rPr>
-          <w:rFonts w:hint="eastAsia"/>
+          <w:rFonts w:hint="eastAsia" w:eastAsia="黑体"/>
         </w:rPr>
         <w:t xml:space="preserve">）；滤波电抗器</w:t>
       </w:r>
       <w:r>
+        <w:rPr>
+          <w:rFonts w:eastAsia="黑体"/>
+        </w:rPr>
         <w:t xml:space="preserve"> </w:t>
       </w:r>
       <m:oMath>
@@ -1133,15 +1337,21 @@
         </m:sSub>
       </m:oMath>
       <w:r>
+        <w:rPr>
+          <w:rFonts w:eastAsia="黑体"/>
+        </w:rPr>
         <w:t xml:space="preserve"> </w:t>
       </w:r>
       <w:r>
         <w:rPr>
-          <w:rFonts w:hint="eastAsia"/>
+          <w:rFonts w:hint="eastAsia" w:eastAsia="黑体"/>
         </w:rPr>
         <w:t xml:space="preserve">一端接电网</w:t>
       </w:r>
       <w:r>
+        <w:rPr>
+          <w:rFonts w:eastAsia="黑体"/>
+        </w:rPr>
         <w:t xml:space="preserve"> </w:t>
       </w:r>
       <m:oMath>
@@ -1150,15 +1360,21 @@
         </m:r>
       </m:oMath>
       <w:r>
+        <w:rPr>
+          <w:rFonts w:eastAsia="黑体"/>
+        </w:rPr>
         <w:t xml:space="preserve"> </w:t>
       </w:r>
       <w:r>
         <w:rPr>
-          <w:rFonts w:hint="eastAsia"/>
+          <w:rFonts w:hint="eastAsia" w:eastAsia="黑体"/>
         </w:rPr>
         <w:t xml:space="preserve">相、另一端接</w:t>
       </w:r>
       <w:r>
+        <w:rPr>
+          <w:rFonts w:eastAsia="黑体"/>
+        </w:rPr>
         <w:t xml:space="preserve"> </w:t>
       </w:r>
       <m:oMath>
@@ -1177,7 +1393,7 @@
       </m:oMath>
       <w:r>
         <w:rPr>
-          <w:rFonts w:hint="eastAsia"/>
+          <w:rFonts w:hint="eastAsia" w:eastAsia="黑体"/>
         </w:rPr>
         <w:t xml:space="preserve">，</w:t>
       </w:r>
@@ -1196,6 +1412,9 @@
         </m:sSub>
       </m:oMath>
       <w:r>
+        <w:rPr>
+          <w:rFonts w:eastAsia="黑体"/>
+        </w:rPr>
         <w:t xml:space="preserve">、</w:t>
       </w:r>
       <m:oMath>
@@ -1213,15 +1432,21 @@
         </m:sSub>
       </m:oMath>
       <w:r>
+        <w:rPr>
+          <w:rFonts w:eastAsia="黑体"/>
+        </w:rPr>
         <w:t xml:space="preserve"> </w:t>
       </w:r>
       <w:r>
         <w:rPr>
-          <w:rFonts w:hint="eastAsia"/>
+          <w:rFonts w:hint="eastAsia" w:eastAsia="黑体"/>
         </w:rPr>
         <w:t xml:space="preserve">同理接</w:t>
       </w:r>
       <w:r>
+        <w:rPr>
+          <w:rFonts w:eastAsia="黑体"/>
+        </w:rPr>
         <w:t xml:space="preserve"> </w:t>
       </w:r>
       <m:oMath>
@@ -1239,6 +1464,9 @@
         </m:sSub>
       </m:oMath>
       <w:r>
+        <w:rPr>
+          <w:rFonts w:eastAsia="黑体"/>
+        </w:rPr>
         <w:t xml:space="preserve">、</w:t>
       </w:r>
       <m:oMath>
@@ -1257,11 +1485,14 @@
       </m:oMath>
       <w:r>
         <w:rPr>
-          <w:rFonts w:hint="eastAsia"/>
+          <w:rFonts w:hint="eastAsia" w:eastAsia="黑体"/>
         </w:rPr>
         <w:t xml:space="preserve">；直流母线电容</w:t>
       </w:r>
       <w:r>
+        <w:rPr>
+          <w:rFonts w:eastAsia="黑体"/>
+        </w:rPr>
         <w:t xml:space="preserve"> </w:t>
       </w:r>
       <m:oMath>
@@ -1282,15 +1513,21 @@
         </m:sSub>
       </m:oMath>
       <w:r>
+        <w:rPr>
+          <w:rFonts w:eastAsia="黑体"/>
+        </w:rPr>
         <w:t xml:space="preserve"> </w:t>
       </w:r>
       <w:r>
         <w:rPr>
-          <w:rFonts w:hint="eastAsia"/>
+          <w:rFonts w:hint="eastAsia" w:eastAsia="黑体"/>
         </w:rPr>
         <w:t xml:space="preserve">一端接</w:t>
       </w:r>
       <w:r>
+        <w:rPr>
+          <w:rFonts w:eastAsia="黑体"/>
+        </w:rPr>
         <w:t xml:space="preserve"> </w:t>
       </w:r>
       <m:oMath>
@@ -1300,11 +1537,14 @@
       </m:oMath>
       <w:r>
         <w:rPr>
-          <w:rFonts w:hint="eastAsia"/>
+          <w:rFonts w:hint="eastAsia" w:eastAsia="黑体"/>
         </w:rPr>
         <w:t xml:space="preserve">、另一端接</w:t>
       </w:r>
       <w:r>
+        <w:rPr>
+          <w:rFonts w:eastAsia="黑体"/>
+        </w:rPr>
         <w:t xml:space="preserve"> </w:t>
       </w:r>
       <m:oMath>
@@ -1313,6 +1553,9 @@
         </m:r>
       </m:oMath>
       <w:r>
+        <w:rPr>
+          <w:rFonts w:eastAsia="黑体"/>
+        </w:rPr>
         <w:t xml:space="preserve">。</w:t>
       </w:r>
     </w:p>
@@ -1320,43 +1563,55 @@
       <w:pPr/>
       <w:r>
         <w:rPr>
-          <w:rFonts w:hint="eastAsia"/>
+          <w:rFonts w:hint="eastAsia" w:eastAsia="黑体"/>
         </w:rPr>
         <w:t xml:space="preserve">由此构成”三相全控桥</w:t>
       </w:r>
       <w:r>
+        <w:rPr>
+          <w:rFonts w:eastAsia="黑体"/>
+        </w:rPr>
         <w:t xml:space="preserve"> + </w:t>
       </w:r>
       <w:r>
         <w:rPr>
-          <w:rFonts w:hint="eastAsia"/>
+          <w:rFonts w:hint="eastAsia" w:eastAsia="黑体"/>
         </w:rPr>
         <w:t xml:space="preserve">交流侧电感</w:t>
       </w:r>
       <w:r>
+        <w:rPr>
+          <w:rFonts w:eastAsia="黑体"/>
+        </w:rPr>
         <w:t xml:space="preserve"> + </w:t>
       </w:r>
       <w:r>
         <w:rPr>
-          <w:rFonts w:hint="eastAsia"/>
+          <w:rFonts w:hint="eastAsia" w:eastAsia="黑体"/>
         </w:rPr>
         <w:t xml:space="preserve">直流侧电容”的</w:t>
       </w:r>
       <w:r>
+        <w:rPr>
+          <w:rFonts w:eastAsia="黑体"/>
+        </w:rPr>
         <w:t xml:space="preserve"> PWM </w:t>
       </w:r>
       <w:r>
         <w:rPr>
-          <w:rFonts w:hint="eastAsia"/>
+          <w:rFonts w:hint="eastAsia" w:eastAsia="黑体"/>
         </w:rPr>
         <w:t xml:space="preserve">有源整流（AFE）组态，通过</w:t>
       </w:r>
       <w:r>
+        <w:rPr>
+          <w:rFonts w:eastAsia="黑体"/>
+        </w:rPr>
         <w:t xml:space="preserve"> PWM </w:t>
       </w:r>
       <w:r>
         <w:rPr>
-          <w:rFonts w:hint="eastAsia"/>
+          <w:rFonts w:hint="eastAsia" w:eastAsia="黑体"/>
         </w:rPr>
         <w:t xml:space="preserve">控制交流电流实现单位功率因数与可调直流电压输出，并支持能量双向流动（可逆变回馈电网）。</w:t>
       </w:r>
@@ -1369,7 +1624,7 @@
       </w:pPr>
       <w:r>
         <w:rPr>
-          <w:rFonts w:hint="eastAsia"/>
+          <w:rFonts w:hint="eastAsia" w:eastAsia="黑体"/>
         </w:rPr>
         <w:t xml:space="preserve">工作原理</w:t>
       </w:r>
@@ -1380,16 +1635,19 @@
       </w:pPr>
       <w:r>
         <w:rPr>
-          <w:rFonts w:hint="eastAsia"/>
+          <w:rFonts w:hint="eastAsia" w:eastAsia="黑体"/>
         </w:rPr>
         <w:t xml:space="preserve">交流侧经滤波电抗器接入开关桥臂，控制电路以</w:t>
       </w:r>
       <w:r>
+        <w:rPr>
+          <w:rFonts w:eastAsia="黑体"/>
+        </w:rPr>
         <w:t xml:space="preserve"> PWM </w:t>
       </w:r>
       <w:r>
         <w:rPr>
-          <w:rFonts w:hint="eastAsia"/>
+          <w:rFonts w:hint="eastAsia" w:eastAsia="黑体"/>
         </w:rPr>
         <w:t xml:space="preserve">方式驱动各开关管，使交流侧电流跟踪设定波形（通常与电压同相位以实现单位功率因数），同时把直流侧电压稳定在目标值。相比相控与不可控整流，它可实现低谐波、可调输出电压和再生回馈。</w:t>
       </w:r>
@@ -1402,7 +1660,7 @@
       </w:pPr>
       <w:r>
         <w:rPr>
-          <w:rFonts w:hint="eastAsia"/>
+          <w:rFonts w:hint="eastAsia" w:eastAsia="黑体"/>
         </w:rPr>
         <w:t xml:space="preserve">关键计算公式</w:t>
       </w:r>
@@ -1416,7 +1674,7 @@
       </w:pPr>
       <w:r>
         <w:rPr>
-          <w:rFonts w:hint="eastAsia"/>
+          <w:rFonts w:hint="eastAsia" w:eastAsia="黑体"/>
         </w:rPr>
         <w:t xml:space="preserve">直流侧平均电压（三相桥式，单位功率因数）：</w:t>
       </w:r>
@@ -1530,7 +1788,7 @@
       </w:pPr>
       <w:r>
         <w:rPr>
-          <w:rFonts w:hint="eastAsia"/>
+          <w:rFonts w:hint="eastAsia" w:eastAsia="黑体"/>
         </w:rPr>
         <w:t xml:space="preserve">调制比与直流电压关系：</w:t>
       </w:r>
@@ -1673,7 +1931,7 @@
       </w:pPr>
       <w:r>
         <w:rPr>
-          <w:rFonts w:hint="eastAsia"/>
+          <w:rFonts w:hint="eastAsia" w:eastAsia="黑体"/>
         </w:rPr>
         <w:t xml:space="preserve">交流侧电压方程（一相，稳态相量）：</w:t>
       </w:r>
@@ -1766,7 +2024,7 @@
       </w:pPr>
       <w:r>
         <w:rPr>
-          <w:rFonts w:hint="eastAsia"/>
+          <w:rFonts w:hint="eastAsia" w:eastAsia="黑体"/>
         </w:rPr>
         <w:t xml:space="preserve">有功功率：</w:t>
       </w:r>
@@ -1863,7 +2121,7 @@
       </w:pPr>
       <w:r>
         <w:rPr>
-          <w:rFonts w:hint="eastAsia"/>
+          <w:rFonts w:hint="eastAsia" w:eastAsia="黑体"/>
         </w:rPr>
         <w:t xml:space="preserve">开关频率谐波主要集中在：</w:t>
       </w:r>
@@ -1978,7 +2236,7 @@
             </w:pPr>
             <w:r>
               <w:rPr>
-                <w:rFonts w:hint="eastAsia"/>
+                <w:rFonts w:hint="eastAsia" w:eastAsia="黑体"/>
               </w:rPr>
               <w:t xml:space="preserve">符号</w:t>
             </w:r>
@@ -1992,7 +2250,7 @@
             </w:pPr>
             <w:r>
               <w:rPr>
-                <w:rFonts w:hint="eastAsia"/>
+                <w:rFonts w:hint="eastAsia" w:eastAsia="黑体"/>
               </w:rPr>
               <w:t xml:space="preserve">含义</w:t>
             </w:r>
@@ -2006,7 +2264,7 @@
             </w:pPr>
             <w:r>
               <w:rPr>
-                <w:rFonts w:hint="eastAsia"/>
+                <w:rFonts w:hint="eastAsia" w:eastAsia="黑体"/>
               </w:rPr>
               <w:t xml:space="preserve">单位</w:t>
             </w:r>
@@ -2038,6 +2296,9 @@
               </m:sSub>
             </m:oMath>
             <w:r>
+              <w:rPr>
+                <w:rFonts w:eastAsia="黑体"/>
+              </w:rPr>
               <w:t xml:space="preserve">​</w:t>
             </w:r>
           </w:p>
@@ -2050,7 +2311,7 @@
             </w:pPr>
             <w:r>
               <w:rPr>
-                <w:rFonts w:hint="eastAsia"/>
+                <w:rFonts w:hint="eastAsia" w:eastAsia="黑体"/>
               </w:rPr>
               <w:t xml:space="preserve">直流侧电压</w:t>
             </w:r>
@@ -2063,6 +2324,9 @@
               <w:pStyle w:val="Compact"/>
             </w:pPr>
             <w:r>
+              <w:rPr>
+                <w:rFonts w:eastAsia="黑体"/>
+              </w:rPr>
               <w:t xml:space="preserve">V</w:t>
             </w:r>
           </w:p>
@@ -2093,6 +2357,9 @@
               </m:sSub>
             </m:oMath>
             <w:r>
+              <w:rPr>
+                <w:rFonts w:eastAsia="黑体"/>
+              </w:rPr>
               <w:t xml:space="preserve">​</w:t>
             </w:r>
           </w:p>
@@ -2105,7 +2372,7 @@
             </w:pPr>
             <w:r>
               <w:rPr>
-                <w:rFonts w:hint="eastAsia"/>
+                <w:rFonts w:hint="eastAsia" w:eastAsia="黑体"/>
               </w:rPr>
               <w:t xml:space="preserve">交流线电压有效值</w:t>
             </w:r>
@@ -2118,6 +2385,9 @@
               <w:pStyle w:val="Compact"/>
             </w:pPr>
             <w:r>
+              <w:rPr>
+                <w:rFonts w:eastAsia="黑体"/>
+              </w:rPr>
               <w:t xml:space="preserve">V</w:t>
             </w:r>
           </w:p>
@@ -2154,6 +2424,9 @@
               </m:sSub>
             </m:oMath>
             <w:r>
+              <w:rPr>
+                <w:rFonts w:eastAsia="黑体"/>
+              </w:rPr>
               <w:t xml:space="preserve">​</w:t>
             </w:r>
           </w:p>
@@ -2166,7 +2439,7 @@
             </w:pPr>
             <w:r>
               <w:rPr>
-                <w:rFonts w:hint="eastAsia"/>
+                <w:rFonts w:hint="eastAsia" w:eastAsia="黑体"/>
               </w:rPr>
               <w:t xml:space="preserve">电网相电压</w:t>
             </w:r>
@@ -2179,6 +2452,9 @@
               <w:pStyle w:val="Compact"/>
             </w:pPr>
             <w:r>
+              <w:rPr>
+                <w:rFonts w:eastAsia="黑体"/>
+              </w:rPr>
               <w:t xml:space="preserve">V</w:t>
             </w:r>
           </w:p>
@@ -2197,6 +2473,9 @@
               </m:r>
             </m:oMath>
             <w:r>
+              <w:rPr>
+                <w:rFonts w:eastAsia="黑体"/>
+              </w:rPr>
               <w:t xml:space="preserve">​</w:t>
             </w:r>
           </w:p>
@@ -2209,7 +2488,7 @@
             </w:pPr>
             <w:r>
               <w:rPr>
-                <w:rFonts w:hint="eastAsia"/>
+                <w:rFonts w:hint="eastAsia" w:eastAsia="黑体"/>
               </w:rPr>
               <w:t xml:space="preserve">交流滤波电感</w:t>
             </w:r>
@@ -2222,6 +2501,9 @@
               <w:pStyle w:val="Compact"/>
             </w:pPr>
             <w:r>
+              <w:rPr>
+                <w:rFonts w:eastAsia="黑体"/>
+              </w:rPr>
               <w:t xml:space="preserve">H</w:t>
             </w:r>
           </w:p>
@@ -2240,6 +2522,9 @@
               </m:r>
             </m:oMath>
             <w:r>
+              <w:rPr>
+                <w:rFonts w:eastAsia="黑体"/>
+              </w:rPr>
               <w:t xml:space="preserve">​</w:t>
             </w:r>
           </w:p>
@@ -2252,7 +2537,7 @@
             </w:pPr>
             <w:r>
               <w:rPr>
-                <w:rFonts w:hint="eastAsia"/>
+                <w:rFonts w:hint="eastAsia" w:eastAsia="黑体"/>
               </w:rPr>
               <w:t xml:space="preserve">交流相电流</w:t>
             </w:r>
@@ -2265,6 +2550,9 @@
               <w:pStyle w:val="Compact"/>
             </w:pPr>
             <w:r>
+              <w:rPr>
+                <w:rFonts w:eastAsia="黑体"/>
+              </w:rPr>
               <w:t xml:space="preserve">A</w:t>
             </w:r>
           </w:p>
@@ -2295,6 +2583,9 @@
               </m:sSub>
             </m:oMath>
             <w:r>
+              <w:rPr>
+                <w:rFonts w:eastAsia="黑体"/>
+              </w:rPr>
               <w:t xml:space="preserve">​</w:t>
             </w:r>
           </w:p>
@@ -2307,7 +2598,7 @@
             </w:pPr>
             <w:r>
               <w:rPr>
-                <w:rFonts w:hint="eastAsia"/>
+                <w:rFonts w:hint="eastAsia" w:eastAsia="黑体"/>
               </w:rPr>
               <w:t xml:space="preserve">开关频率</w:t>
             </w:r>
@@ -2320,6 +2611,9 @@
               <w:pStyle w:val="Compact"/>
             </w:pPr>
             <w:r>
+              <w:rPr>
+                <w:rFonts w:eastAsia="黑体"/>
+              </w:rPr>
               <w:t xml:space="preserve">Hz</w:t>
             </w:r>
           </w:p>
@@ -2334,7 +2628,7 @@
       </w:pPr>
       <w:r>
         <w:rPr>
-          <w:rFonts w:hint="eastAsia"/>
+          <w:rFonts w:hint="eastAsia" w:eastAsia="黑体"/>
         </w:rPr>
         <w:t xml:space="preserve">元件调整影响</w:t>
       </w:r>
@@ -2349,21 +2643,27 @@
       </w:pPr>
       <w:r>
         <w:rPr>
-          <w:rFonts w:hint="eastAsia"/>
+          <w:rFonts w:hint="eastAsia" w:eastAsia="黑体"/>
           <w:b/>
           <w:bCs/>
         </w:rPr>
         <w:t xml:space="preserve">直流母线电压设定越高</w:t>
       </w:r>
       <w:r>
+        <w:rPr>
+          <w:rFonts w:eastAsia="黑体"/>
+        </w:rPr>
         <w:t xml:space="preserve"> </w:t>
       </w:r>
       <w:r>
+        <w:rPr>
+          <w:rFonts w:eastAsia="黑体"/>
+        </w:rPr>
         <w:t xml:space="preserve">→ </w:t>
       </w:r>
       <w:r>
         <w:rPr>
-          <w:rFonts w:hint="eastAsia"/>
+          <w:rFonts w:hint="eastAsia" w:eastAsia="黑体"/>
         </w:rPr>
         <w:t xml:space="preserve">控制裕量越大、电流控制能力越强，但开关与电容耐压要求升高。</w:t>
       </w:r>
@@ -2378,7 +2678,7 @@
       </w:pPr>
       <w:r>
         <w:rPr>
-          <w:rFonts w:hint="eastAsia"/>
+          <w:rFonts w:hint="eastAsia" w:eastAsia="黑体"/>
           <w:b/>
           <w:bCs/>
         </w:rPr>
@@ -2386,6 +2686,7 @@
       </w:r>
       <w:r>
         <w:rPr>
+          <w:rFonts w:eastAsia="黑体"/>
           <w:b/>
           <w:bCs/>
         </w:rPr>
@@ -2398,6 +2699,7 @@
       </m:oMath>
       <w:r>
         <w:rPr>
+          <w:rFonts w:eastAsia="黑体"/>
           <w:b/>
           <w:bCs/>
         </w:rPr>
@@ -2405,21 +2707,27 @@
       </w:r>
       <w:r>
         <w:rPr>
-          <w:rFonts w:hint="eastAsia"/>
+          <w:rFonts w:hint="eastAsia" w:eastAsia="黑体"/>
           <w:b/>
           <w:bCs/>
         </w:rPr>
         <w:t xml:space="preserve">增大</w:t>
       </w:r>
       <w:r>
+        <w:rPr>
+          <w:rFonts w:eastAsia="黑体"/>
+        </w:rPr>
         <w:t xml:space="preserve"> </w:t>
       </w:r>
       <w:r>
+        <w:rPr>
+          <w:rFonts w:eastAsia="黑体"/>
+        </w:rPr>
         <w:t xml:space="preserve">→ </w:t>
       </w:r>
       <w:r>
         <w:rPr>
-          <w:rFonts w:hint="eastAsia"/>
+          <w:rFonts w:hint="eastAsia" w:eastAsia="黑体"/>
         </w:rPr>
         <w:t xml:space="preserve">电流纹波与谐波更小，但动态响应变慢、体积成本上升。</w:t>
       </w:r>
@@ -2434,7 +2742,7 @@
       </w:pPr>
       <w:r>
         <w:rPr>
-          <w:rFonts w:hint="eastAsia"/>
+          <w:rFonts w:hint="eastAsia" w:eastAsia="黑体"/>
           <w:b/>
           <w:bCs/>
         </w:rPr>
@@ -2442,6 +2750,7 @@
       </w:r>
       <w:r>
         <w:rPr>
+          <w:rFonts w:eastAsia="黑体"/>
           <w:b/>
           <w:bCs/>
         </w:rPr>
@@ -2466,6 +2775,7 @@
       </m:oMath>
       <w:r>
         <w:rPr>
+          <w:rFonts w:eastAsia="黑体"/>
           <w:b/>
           <w:bCs/>
         </w:rPr>
@@ -2473,21 +2783,27 @@
       </w:r>
       <w:r>
         <w:rPr>
-          <w:rFonts w:hint="eastAsia"/>
+          <w:rFonts w:hint="eastAsia" w:eastAsia="黑体"/>
           <w:b/>
           <w:bCs/>
         </w:rPr>
         <w:t xml:space="preserve">提高</w:t>
       </w:r>
       <w:r>
+        <w:rPr>
+          <w:rFonts w:eastAsia="黑体"/>
+        </w:rPr>
         <w:t xml:space="preserve"> </w:t>
       </w:r>
       <w:r>
+        <w:rPr>
+          <w:rFonts w:eastAsia="黑体"/>
+        </w:rPr>
         <w:t xml:space="preserve">→ </w:t>
       </w:r>
       <w:r>
         <w:rPr>
-          <w:rFonts w:hint="eastAsia"/>
+          <w:rFonts w:hint="eastAsia" w:eastAsia="黑体"/>
         </w:rPr>
         <w:t xml:space="preserve">谐波减小、滤波器可缩小，但开关损耗增大。</w:t>
       </w:r>
@@ -2502,7 +2818,7 @@
       </w:pPr>
       <w:r>
         <w:rPr>
-          <w:rFonts w:hint="eastAsia"/>
+          <w:rFonts w:hint="eastAsia" w:eastAsia="黑体"/>
           <w:b/>
           <w:bCs/>
         </w:rPr>
@@ -2510,6 +2826,7 @@
       </w:r>
       <w:r>
         <w:rPr>
+          <w:rFonts w:eastAsia="黑体"/>
           <w:b/>
           <w:bCs/>
         </w:rPr>
@@ -2522,6 +2839,7 @@
       </m:oMath>
       <w:r>
         <w:rPr>
+          <w:rFonts w:eastAsia="黑体"/>
           <w:b/>
           <w:bCs/>
         </w:rPr>
@@ -2529,21 +2847,27 @@
       </w:r>
       <w:r>
         <w:rPr>
-          <w:rFonts w:hint="eastAsia"/>
+          <w:rFonts w:hint="eastAsia" w:eastAsia="黑体"/>
           <w:b/>
           <w:bCs/>
         </w:rPr>
         <w:t xml:space="preserve">增大</w:t>
       </w:r>
       <w:r>
+        <w:rPr>
+          <w:rFonts w:eastAsia="黑体"/>
+        </w:rPr>
         <w:t xml:space="preserve"> </w:t>
       </w:r>
       <w:r>
+        <w:rPr>
+          <w:rFonts w:eastAsia="黑体"/>
+        </w:rPr>
         <w:t xml:space="preserve">→ </w:t>
       </w:r>
       <w:r>
         <w:rPr>
-          <w:rFonts w:hint="eastAsia"/>
+          <w:rFonts w:hint="eastAsia" w:eastAsia="黑体"/>
         </w:rPr>
         <w:t xml:space="preserve">母线电压纹波小、抗扰强，但体积成本与上电浪涌增大。</w:t>
       </w:r>
@@ -2558,21 +2882,27 @@
       </w:pPr>
       <w:r>
         <w:rPr>
-          <w:rFonts w:hint="eastAsia"/>
+          <w:rFonts w:hint="eastAsia" w:eastAsia="黑体"/>
           <w:b/>
           <w:bCs/>
         </w:rPr>
         <w:t xml:space="preserve">调制比增大</w:t>
       </w:r>
       <w:r>
+        <w:rPr>
+          <w:rFonts w:eastAsia="黑体"/>
+        </w:rPr>
         <w:t xml:space="preserve"> </w:t>
       </w:r>
       <w:r>
+        <w:rPr>
+          <w:rFonts w:eastAsia="黑体"/>
+        </w:rPr>
         <w:t xml:space="preserve">→ </w:t>
       </w:r>
       <w:r>
         <w:rPr>
-          <w:rFonts w:hint="eastAsia"/>
+          <w:rFonts w:hint="eastAsia" w:eastAsia="黑体"/>
         </w:rPr>
         <w:t xml:space="preserve">输出电压提升，但接近上限时进入过调制、谐波增加。</w:t>
       </w:r>
@@ -2585,7 +2915,7 @@
       </w:pPr>
       <w:r>
         <w:rPr>
-          <w:rFonts w:hint="eastAsia"/>
+          <w:rFonts w:hint="eastAsia" w:eastAsia="黑体"/>
         </w:rPr>
         <w:t xml:space="preserve">典型参数示例</w:t>
       </w:r>
@@ -2600,16 +2930,19 @@
       </w:pPr>
       <w:r>
         <w:rPr>
-          <w:rFonts w:hint="eastAsia"/>
+          <w:rFonts w:hint="eastAsia" w:eastAsia="黑体"/>
         </w:rPr>
         <w:t xml:space="preserve">三相</w:t>
       </w:r>
       <w:r>
+        <w:rPr>
+          <w:rFonts w:eastAsia="黑体"/>
+        </w:rPr>
         <w:t xml:space="preserve"> PWM </w:t>
       </w:r>
       <w:r>
         <w:rPr>
-          <w:rFonts w:hint="eastAsia"/>
+          <w:rFonts w:hint="eastAsia" w:eastAsia="黑体"/>
         </w:rPr>
         <w:t xml:space="preserve">整流，</w:t>
       </w:r>
@@ -2651,7 +2984,7 @@
       </m:oMath>
       <w:r>
         <w:rPr>
-          <w:rFonts w:hint="eastAsia"/>
+          <w:rFonts w:hint="eastAsia" w:eastAsia="黑体"/>
         </w:rPr>
         <w:t xml:space="preserve">：</w:t>
       </w:r>
@@ -2742,11 +3075,14 @@
       </m:oMath>
       <w:r>
         <w:rPr>
-          <w:rFonts w:hint="eastAsia"/>
+          <w:rFonts w:hint="eastAsia" w:eastAsia="黑体"/>
         </w:rPr>
         <w:t xml:space="preserve">，实际常取</w:t>
       </w:r>
       <w:r>
+        <w:rPr>
+          <w:rFonts w:eastAsia="黑体"/>
+        </w:rPr>
         <w:t xml:space="preserve"> 700~800 V。</w:t>
       </w:r>
     </w:p>
@@ -2760,11 +3096,14 @@
       </w:pPr>
       <w:r>
         <w:rPr>
-          <w:rFonts w:hint="eastAsia"/>
+          <w:rFonts w:hint="eastAsia" w:eastAsia="黑体"/>
         </w:rPr>
         <w:t xml:space="preserve">取</w:t>
       </w:r>
       <w:r>
+        <w:rPr>
+          <w:rFonts w:eastAsia="黑体"/>
+        </w:rPr>
         <w:t xml:space="preserve"> </w:t>
       </w:r>
       <m:oMath>
@@ -2792,6 +3131,9 @@
         </m:r>
       </m:oMath>
       <w:r>
+        <w:rPr>
+          <w:rFonts w:eastAsia="黑体"/>
+        </w:rPr>
         <w:t xml:space="preserve">、</w:t>
       </w:r>
       <m:oMath>
@@ -2831,6 +3173,9 @@
         </m:r>
       </m:oMath>
       <w:r>
+        <w:rPr>
+          <w:rFonts w:eastAsia="黑体"/>
+        </w:rPr>
         <w:t xml:space="preserve">、</w:t>
       </w:r>
       <m:oMath>
@@ -2859,11 +3204,14 @@
       </m:oMath>
       <w:r>
         <w:rPr>
-          <w:rFonts w:hint="eastAsia"/>
+          <w:rFonts w:hint="eastAsia" w:eastAsia="黑体"/>
         </w:rPr>
         <w:t xml:space="preserve">：电感基波压降</w:t>
       </w:r>
       <w:r>
+        <w:rPr>
+          <w:rFonts w:eastAsia="黑体"/>
+        </w:rPr>
         <w:t xml:space="preserve"> </w:t>
       </w:r>
       <m:oMath>
@@ -2940,16 +3288,19 @@
       </m:oMath>
       <w:r>
         <w:rPr>
-          <w:rFonts w:hint="eastAsia"/>
+          <w:rFonts w:hint="eastAsia" w:eastAsia="黑体"/>
         </w:rPr>
         <w:t xml:space="preserve">（远小于</w:t>
       </w:r>
       <w:r>
+        <w:rPr>
+          <w:rFonts w:eastAsia="黑体"/>
+        </w:rPr>
         <w:t xml:space="preserve"> 230 V </w:t>
       </w:r>
       <w:r>
         <w:rPr>
-          <w:rFonts w:hint="eastAsia"/>
+          <w:rFonts w:hint="eastAsia" w:eastAsia="黑体"/>
         </w:rPr>
         <w:t xml:space="preserve">电网电压）。</w:t>
       </w:r>
@@ -2962,7 +3313,7 @@
       </w:pPr>
       <w:r>
         <w:rPr>
-          <w:rFonts w:hint="eastAsia"/>
+          <w:rFonts w:hint="eastAsia" w:eastAsia="黑体"/>
         </w:rPr>
         <w:t xml:space="preserve">常见器件型号</w:t>
       </w:r>
@@ -2976,38 +3327,50 @@
         </w:numPr>
       </w:pPr>
       <w:r>
+        <w:rPr>
+          <w:rFonts w:eastAsia="黑体"/>
+        </w:rPr>
         <w:t xml:space="preserve">IGBT </w:t>
       </w:r>
       <w:r>
         <w:rPr>
-          <w:rFonts w:hint="eastAsia"/>
+          <w:rFonts w:hint="eastAsia" w:eastAsia="黑体"/>
         </w:rPr>
         <w:t xml:space="preserve">模块：英飞凌</w:t>
       </w:r>
       <w:r>
+        <w:rPr>
+          <w:rFonts w:eastAsia="黑体"/>
+        </w:rPr>
         <w:t xml:space="preserve"> FF </w:t>
       </w:r>
       <w:r>
         <w:rPr>
-          <w:rFonts w:hint="eastAsia"/>
+          <w:rFonts w:hint="eastAsia" w:eastAsia="黑体"/>
         </w:rPr>
         <w:t xml:space="preserve">系列、三菱</w:t>
       </w:r>
       <w:r>
+        <w:rPr>
+          <w:rFonts w:eastAsia="黑体"/>
+        </w:rPr>
         <w:t xml:space="preserve"> CM </w:t>
       </w:r>
       <w:r>
         <w:rPr>
-          <w:rFonts w:hint="eastAsia"/>
+          <w:rFonts w:hint="eastAsia" w:eastAsia="黑体"/>
         </w:rPr>
         <w:t xml:space="preserve">系列、富士</w:t>
       </w:r>
       <w:r>
+        <w:rPr>
+          <w:rFonts w:eastAsia="黑体"/>
+        </w:rPr>
         <w:t xml:space="preserve"> 7MBR </w:t>
       </w:r>
       <w:r>
         <w:rPr>
-          <w:rFonts w:hint="eastAsia"/>
+          <w:rFonts w:hint="eastAsia" w:eastAsia="黑体"/>
         </w:rPr>
         <w:t xml:space="preserve">系列。</w:t>
       </w:r>
@@ -3022,43 +3385,55 @@
       </w:pPr>
       <w:r>
         <w:rPr>
-          <w:rFonts w:hint="eastAsia"/>
+          <w:rFonts w:hint="eastAsia" w:eastAsia="黑体"/>
         </w:rPr>
         <w:t xml:space="preserve">功率</w:t>
       </w:r>
       <w:r>
+        <w:rPr>
+          <w:rFonts w:eastAsia="黑体"/>
+        </w:rPr>
         <w:t xml:space="preserve"> </w:t>
       </w:r>
       <w:r>
         <w:rPr>
-          <w:rFonts w:hint="eastAsia"/>
+          <w:rFonts w:hint="eastAsia" w:eastAsia="黑体"/>
         </w:rPr>
         <w:t xml:space="preserve">MOSFET：英飞凌</w:t>
       </w:r>
       <w:r>
+        <w:rPr>
+          <w:rFonts w:eastAsia="黑体"/>
+        </w:rPr>
         <w:t xml:space="preserve"> </w:t>
       </w:r>
       <w:r>
         <w:rPr>
-          <w:rFonts w:hint="eastAsia"/>
+          <w:rFonts w:hint="eastAsia" w:eastAsia="黑体"/>
         </w:rPr>
         <w:t xml:space="preserve">CoolMOS、华虹</w:t>
       </w:r>
       <w:r>
+        <w:rPr>
+          <w:rFonts w:eastAsia="黑体"/>
+        </w:rPr>
         <w:t xml:space="preserve"> / </w:t>
       </w:r>
       <w:r>
         <w:rPr>
-          <w:rFonts w:hint="eastAsia"/>
+          <w:rFonts w:hint="eastAsia" w:eastAsia="黑体"/>
         </w:rPr>
         <w:t xml:space="preserve">安森美功率</w:t>
       </w:r>
       <w:r>
+        <w:rPr>
+          <w:rFonts w:eastAsia="黑体"/>
+        </w:rPr>
         <w:t xml:space="preserve"> </w:t>
       </w:r>
       <w:r>
         <w:rPr>
-          <w:rFonts w:hint="eastAsia"/>
+          <w:rFonts w:hint="eastAsia" w:eastAsia="黑体"/>
         </w:rPr>
         <w:t xml:space="preserve">MOSFET（按需选型）。</w:t>
       </w:r>
@@ -3073,20 +3448,26 @@
       </w:pPr>
       <w:r>
         <w:rPr>
-          <w:rFonts w:hint="eastAsia"/>
+          <w:rFonts w:hint="eastAsia" w:eastAsia="黑体"/>
         </w:rPr>
         <w:t xml:space="preserve">控制</w:t>
       </w:r>
       <w:r>
+        <w:rPr>
+          <w:rFonts w:eastAsia="黑体"/>
+        </w:rPr>
         <w:t xml:space="preserve"> </w:t>
       </w:r>
       <w:r>
         <w:rPr>
-          <w:rFonts w:hint="eastAsia"/>
+          <w:rFonts w:hint="eastAsia" w:eastAsia="黑体"/>
         </w:rPr>
         <w:t xml:space="preserve">DSP/MCU：TI</w:t>
       </w:r>
       <w:r>
+        <w:rPr>
+          <w:rFonts w:eastAsia="黑体"/>
+        </w:rPr>
         <w:t xml:space="preserve"> TMS320F28379D、TMS320F28035。</w:t>
       </w:r>
     </w:p>
@@ -3100,25 +3481,31 @@
       </w:pPr>
       <w:r>
         <w:rPr>
-          <w:rFonts w:hint="eastAsia"/>
+          <w:rFonts w:hint="eastAsia" w:eastAsia="黑体"/>
         </w:rPr>
         <w:t xml:space="preserve">驱动</w:t>
       </w:r>
       <w:r>
+        <w:rPr>
+          <w:rFonts w:eastAsia="黑体"/>
+        </w:rPr>
         <w:t xml:space="preserve"> </w:t>
       </w:r>
       <w:r>
         <w:rPr>
-          <w:rFonts w:hint="eastAsia"/>
+          <w:rFonts w:hint="eastAsia" w:eastAsia="黑体"/>
         </w:rPr>
         <w:t xml:space="preserve">IC：英飞凌</w:t>
       </w:r>
       <w:r>
+        <w:rPr>
+          <w:rFonts w:eastAsia="黑体"/>
+        </w:rPr>
         <w:t xml:space="preserve"> 1ED、TI UCC </w:t>
       </w:r>
       <w:r>
         <w:rPr>
-          <w:rFonts w:hint="eastAsia"/>
+          <w:rFonts w:hint="eastAsia" w:eastAsia="黑体"/>
         </w:rPr>
         <w:t xml:space="preserve">系列（按需选型）。</w:t>
       </w:r>
@@ -3131,7 +3518,7 @@
       </w:pPr>
       <w:r>
         <w:rPr>
-          <w:rFonts w:hint="eastAsia"/>
+          <w:rFonts w:hint="eastAsia" w:eastAsia="黑体"/>
         </w:rPr>
         <w:t xml:space="preserve">注意事项</w:t>
       </w:r>
@@ -3146,7 +3533,7 @@
       </w:pPr>
       <w:r>
         <w:rPr>
-          <w:rFonts w:hint="eastAsia"/>
+          <w:rFonts w:hint="eastAsia" w:eastAsia="黑体"/>
         </w:rPr>
         <w:t xml:space="preserve">交流侧滤波电感既要抑制纹波，又要保证足够的电流动态，需折中设计。</w:t>
       </w:r>
@@ -3161,7 +3548,7 @@
       </w:pPr>
       <w:r>
         <w:rPr>
-          <w:rFonts w:hint="eastAsia"/>
+          <w:rFonts w:hint="eastAsia" w:eastAsia="黑体"/>
         </w:rPr>
         <w:t xml:space="preserve">需通过锁相环（PLL）检测电网相位，保证同相控制以实现单位功率因数。</w:t>
       </w:r>
@@ -3176,7 +3563,7 @@
       </w:pPr>
       <w:r>
         <w:rPr>
-          <w:rFonts w:hint="eastAsia"/>
+          <w:rFonts w:hint="eastAsia" w:eastAsia="黑体"/>
         </w:rPr>
         <w:t xml:space="preserve">直流母线需预充电与软启动，防止上电浪涌损坏电容与开关。</w:t>
       </w:r>
@@ -3191,7 +3578,7 @@
       </w:pPr>
       <w:r>
         <w:rPr>
-          <w:rFonts w:hint="eastAsia"/>
+          <w:rFonts w:hint="eastAsia" w:eastAsia="黑体"/>
         </w:rPr>
         <w:t xml:space="preserve">开关管需设死区时间，防止桥臂直通短路。</w:t>
       </w:r>
@@ -3204,7 +3591,7 @@
       </w:pPr>
       <w:r>
         <w:rPr>
-          <w:rFonts w:hint="eastAsia"/>
+          <w:rFonts w:hint="eastAsia" w:eastAsia="黑体"/>
         </w:rPr>
         <w:t xml:space="preserve">参考资料</w:t>
       </w:r>
@@ -3218,6 +3605,9 @@
         </w:numPr>
       </w:pPr>
       <w:r>
+        <w:rPr>
+          <w:rFonts w:eastAsia="黑体"/>
+        </w:rPr>
         <w:t xml:space="preserve">Wikipedia: Rectifier / Active rectification。</w:t>
       </w:r>
     </w:p>
@@ -3231,7 +3621,7 @@
       </w:pPr>
       <w:r>
         <w:rPr>
-          <w:rFonts w:hint="eastAsia"/>
+          <w:rFonts w:hint="eastAsia" w:eastAsia="黑体"/>
         </w:rPr>
         <w:t xml:space="preserve">《电力电子技术》（王兆安、刘进军）。</w:t>
       </w:r>
@@ -3246,16 +3636,19 @@
       </w:pPr>
       <w:r>
         <w:rPr>
-          <w:rFonts w:hint="eastAsia"/>
+          <w:rFonts w:hint="eastAsia" w:eastAsia="黑体"/>
         </w:rPr>
         <w:t xml:space="preserve">英飞凌官网：PWM</w:t>
       </w:r>
       <w:r>
+        <w:rPr>
+          <w:rFonts w:eastAsia="黑体"/>
+        </w:rPr>
         <w:t xml:space="preserve"> </w:t>
       </w:r>
       <w:r>
         <w:rPr>
-          <w:rFonts w:hint="eastAsia"/>
+          <w:rFonts w:hint="eastAsia" w:eastAsia="黑体"/>
         </w:rPr>
         <w:t xml:space="preserve">整流器（AFE）应用笔记。</w:t>
       </w:r>
@@ -3269,11 +3662,11 @@
       </w:pPr>
       <w:r>
         <w:rPr>
-          <w:rFonts w:ascii="Times New Roman" w:hAnsi="Times New Roman"/>
+          <w:rFonts w:ascii="Times New Roman" w:hAnsi="Times New Roman" w:eastAsia="黑体"/>
           <w:color w:val="555555"/>
           <w:sz w:val="21"/>
         </w:rPr>
-        <w:t>材料收集者：杜文杰</w:t>
+        <w:t>材料收集者：杜文杰，WX手机：19519196569，QQ:3478827729</w:t>
       </w:r>
     </w:p>
     <w:sectPr>
@@ -3293,7 +3686,7 @@
 </file>
 
 <file path=word/footer1.xml><?xml version="1.0" encoding="utf-8"?>
-<w:ftr xmlns:m="http://schemas.openxmlformats.org/officeDocument/2006/math" xmlns:mc="http://schemas.openxmlformats.org/markup-compatibility/2006" xmlns:mo="http://schemas.microsoft.com/office/mac/office/2008/main" xmlns:mv="urn:schemas-microsoft-com:mac:vml" xmlns:o="urn:schemas-microsoft-com:office:office" xmlns:r="http://schemas.openxmlformats.org/officeDocument/2006/relationships" xmlns:v="urn:schemas-microsoft-com:vml" xmlns:w10="urn:schemas-microsoft-com:office:word" xmlns:w14="http://schemas.microsoft.com/office/word/2010/wordml" xmlns:w="http://schemas.openxmlformats.org/wordprocessingml/2006/main" xmlns:wne="http://schemas.microsoft.com/office/word/2006/wordml" xmlns:wp14="http://schemas.microsoft.com/office/word/2010/wordprocessingDrawing" xmlns:wp="http://schemas.openxmlformats.org/drawingml/2006/wordprocessingDrawing" xmlns:wpc="http://schemas.microsoft.com/office/word/2010/wordprocessingCanvas" xmlns:wpg="http://schemas.microsoft.com/office/word/2010/wordprocessingGroup" xmlns:wpi="http://schemas.microsoft.com/office/word/2010/wordprocessingInk" xmlns:wps="http://schemas.microsoft.com/office/word/2010/wordprocessingShape" mc:Ignorable="w14 wp14">
+<w:ftr xmlns:mc="http://schemas.openxmlformats.org/markup-compatibility/2006" xmlns:w="http://schemas.openxmlformats.org/wordprocessingml/2006/main" xmlns:m="http://schemas.openxmlformats.org/officeDocument/2006/math" xmlns:mo="http://schemas.microsoft.com/office/mac/office/2008/main" xmlns:mv="urn:schemas-microsoft-com:mac:vml" xmlns:o="urn:schemas-microsoft-com:office:office" xmlns:r="http://schemas.openxmlformats.org/officeDocument/2006/relationships" xmlns:v="urn:schemas-microsoft-com:vml" xmlns:w10="urn:schemas-microsoft-com:office:word" xmlns:w14="http://schemas.microsoft.com/office/word/2010/wordml" xmlns:wne="http://schemas.microsoft.com/office/word/2006/wordml" xmlns:wp14="http://schemas.microsoft.com/office/word/2010/wordprocessingDrawing" xmlns:wp="http://schemas.openxmlformats.org/drawingml/2006/wordprocessingDrawing" xmlns:wpc="http://schemas.microsoft.com/office/word/2010/wordprocessingCanvas" xmlns:wpg="http://schemas.microsoft.com/office/word/2010/wordprocessingGroup" xmlns:wpi="http://schemas.microsoft.com/office/word/2010/wordprocessingInk" xmlns:wps="http://schemas.microsoft.com/office/word/2010/wordprocessingShape" mc:Ignorable="w14 wp14">
   <w:p>
     <w:pPr>
       <w:pStyle w:val="Footer"/>
@@ -3301,12 +3694,14 @@
     </w:pPr>
     <w:r>
       <w:rPr>
+        <w:rFonts w:eastAsia="黑体"/>
         <w:sz w:val="18"/>
       </w:rPr>
       <w:t xml:space="preserve">第 </w:t>
     </w:r>
     <w:r>
       <w:rPr>
+        <w:rFonts w:eastAsia="黑体"/>
         <w:sz w:val="18"/>
       </w:rPr>
       <w:fldChar w:fldCharType="begin"/>
@@ -3315,6 +3710,7 @@
     </w:r>
     <w:r>
       <w:rPr>
+        <w:rFonts w:eastAsia="黑体"/>
         <w:sz w:val="18"/>
       </w:rPr>
       <w:t xml:space="preserve"> 页</w:t>
@@ -3328,6 +3724,9 @@
   <w:footnote w:type="continuationSeparator" w:id="0">
     <w:p>
       <w:r>
+        <w:rPr>
+          <w:rFonts w:eastAsia="黑体"/>
+        </w:rPr>
         <w:continuationSeparator/>
       </w:r>
     </w:p>
@@ -3335,6 +3734,9 @@
   <w:footnote w:type="separator" w:id="-1">
     <w:p>
       <w:r>
+        <w:rPr>
+          <w:rFonts w:eastAsia="黑体"/>
+        </w:rPr>
         <w:separator/>
       </w:r>
     </w:p>
@@ -3343,7 +3745,7 @@
 </file>
 
 <file path=word/header1.xml><?xml version="1.0" encoding="utf-8"?>
-<w:hdr xmlns:m="http://schemas.openxmlformats.org/officeDocument/2006/math" xmlns:mc="http://schemas.openxmlformats.org/markup-compatibility/2006" xmlns:mo="http://schemas.microsoft.com/office/mac/office/2008/main" xmlns:mv="urn:schemas-microsoft-com:mac:vml" xmlns:o="urn:schemas-microsoft-com:office:office" xmlns:r="http://schemas.openxmlformats.org/officeDocument/2006/relationships" xmlns:v="urn:schemas-microsoft-com:vml" xmlns:w10="urn:schemas-microsoft-com:office:word" xmlns:w14="http://schemas.microsoft.com/office/word/2010/wordml" xmlns:w="http://schemas.openxmlformats.org/wordprocessingml/2006/main" xmlns:wne="http://schemas.microsoft.com/office/word/2006/wordml" xmlns:wp14="http://schemas.microsoft.com/office/word/2010/wordprocessingDrawing" xmlns:wp="http://schemas.openxmlformats.org/drawingml/2006/wordprocessingDrawing" xmlns:wpc="http://schemas.microsoft.com/office/word/2010/wordprocessingCanvas" xmlns:wpg="http://schemas.microsoft.com/office/word/2010/wordprocessingGroup" xmlns:wpi="http://schemas.microsoft.com/office/word/2010/wordprocessingInk" xmlns:wps="http://schemas.microsoft.com/office/word/2010/wordprocessingShape" mc:Ignorable="w14 wp14">
+<w:hdr xmlns:mc="http://schemas.openxmlformats.org/markup-compatibility/2006" xmlns:w="http://schemas.openxmlformats.org/wordprocessingml/2006/main" xmlns:m="http://schemas.openxmlformats.org/officeDocument/2006/math" xmlns:mo="http://schemas.microsoft.com/office/mac/office/2008/main" xmlns:mv="urn:schemas-microsoft-com:mac:vml" xmlns:o="urn:schemas-microsoft-com:office:office" xmlns:r="http://schemas.openxmlformats.org/officeDocument/2006/relationships" xmlns:v="urn:schemas-microsoft-com:vml" xmlns:w10="urn:schemas-microsoft-com:office:word" xmlns:w14="http://schemas.microsoft.com/office/word/2010/wordml" xmlns:wne="http://schemas.microsoft.com/office/word/2006/wordml" xmlns:wp14="http://schemas.microsoft.com/office/word/2010/wordprocessingDrawing" xmlns:wp="http://schemas.openxmlformats.org/drawingml/2006/wordprocessingDrawing" xmlns:wpc="http://schemas.microsoft.com/office/word/2010/wordprocessingCanvas" xmlns:wpg="http://schemas.microsoft.com/office/word/2010/wordprocessingGroup" xmlns:wpi="http://schemas.microsoft.com/office/word/2010/wordprocessingInk" xmlns:wps="http://schemas.microsoft.com/office/word/2010/wordprocessingShape" mc:Ignorable="w14 wp14">
   <w:p>
     <w:pPr>
       <w:pStyle w:val="Header"/>
@@ -3351,7 +3753,7 @@
     </w:pPr>
     <w:r>
       <w:rPr>
-        <w:rFonts w:ascii="Times New Roman" w:hAnsi="Times New Roman"/>
+        <w:rFonts w:ascii="Times New Roman" w:hAnsi="Times New Roman" w:eastAsia="黑体"/>
         <w:sz w:val="18"/>
         <w:rFonts w:eastAsia="黑体"/>
         <w:rFonts w:eastAsia="黑体"/>
@@ -3363,7 +3765,7 @@
 </file>
 
 <file path=word/numbering.xml><?xml version="1.0" encoding="utf-8"?>
-<w:numbering xmlns:m="http://schemas.openxmlformats.org/officeDocument/2006/math" xmlns:mc="http://schemas.openxmlformats.org/markup-compatibility/2006" xmlns:mo="http://schemas.microsoft.com/office/mac/office/2008/main" xmlns:mv="urn:schemas-microsoft-com:mac:vml" xmlns:o="urn:schemas-microsoft-com:office:office" xmlns:r="http://schemas.openxmlformats.org/officeDocument/2006/relationships" xmlns:v="urn:schemas-microsoft-com:vml" xmlns:w="http://schemas.openxmlformats.org/wordprocessingml/2006/main" xmlns:w10="urn:schemas-microsoft-com:office:word" xmlns:w14="http://schemas.microsoft.com/office/word/2010/wordml" xmlns:wne="http://schemas.microsoft.com/office/word/2006/wordml" xmlns:wp="http://schemas.openxmlformats.org/drawingml/2006/wordprocessingDrawing" xmlns:wp14="http://schemas.microsoft.com/office/word/2010/wordprocessingDrawing" xmlns:wpc="http://schemas.microsoft.com/office/word/2010/wordprocessingCanvas" xmlns:wpg="http://schemas.microsoft.com/office/word/2010/wordprocessingGroup" xmlns:wpi="http://schemas.microsoft.com/office/word/2010/wordprocessingInk" xmlns:wps="http://schemas.microsoft.com/office/word/2010/wordprocessingShape" mc:Ignorable="w14 wp14">
+<w:numbering xmlns:mc="http://schemas.openxmlformats.org/markup-compatibility/2006" xmlns:w="http://schemas.openxmlformats.org/wordprocessingml/2006/main" xmlns:m="http://schemas.openxmlformats.org/officeDocument/2006/math" xmlns:mo="http://schemas.microsoft.com/office/mac/office/2008/main" xmlns:mv="urn:schemas-microsoft-com:mac:vml" xmlns:o="urn:schemas-microsoft-com:office:office" xmlns:r="http://schemas.openxmlformats.org/officeDocument/2006/relationships" xmlns:v="urn:schemas-microsoft-com:vml" xmlns:w10="urn:schemas-microsoft-com:office:word" xmlns:w14="http://schemas.microsoft.com/office/word/2010/wordml" xmlns:wne="http://schemas.microsoft.com/office/word/2006/wordml" xmlns:wp="http://schemas.openxmlformats.org/drawingml/2006/wordprocessingDrawing" xmlns:wp14="http://schemas.microsoft.com/office/word/2010/wordprocessingDrawing" xmlns:wpc="http://schemas.microsoft.com/office/word/2010/wordprocessingCanvas" xmlns:wpg="http://schemas.microsoft.com/office/word/2010/wordprocessingGroup" xmlns:wpi="http://schemas.microsoft.com/office/word/2010/wordprocessingInk" xmlns:wps="http://schemas.microsoft.com/office/word/2010/wordprocessingShape" mc:Ignorable="w14 wp14">
   <w:abstractNum w:abstractNumId="0">
     <w:nsid w:val="FFFFFF7C"/>
     <w:multiLevelType w:val="singleLevel"/>
@@ -3450,7 +3852,7 @@
         <w:ind w:hanging="360" w:left="1440"/>
       </w:pPr>
       <w:rPr>
-        <w:rFonts w:ascii="Symbol" w:hAnsi="Symbol" w:hint="default"/>
+        <w:rFonts w:ascii="Symbol" w:hAnsi="Symbol" w:hint="default" w:eastAsia="黑体"/>
       </w:rPr>
     </w:lvl>
   </w:abstractNum>
@@ -3471,7 +3873,7 @@
         <w:ind w:hanging="360" w:left="1080"/>
       </w:pPr>
       <w:rPr>
-        <w:rFonts w:ascii="Symbol" w:hAnsi="Symbol" w:hint="default"/>
+        <w:rFonts w:ascii="Symbol" w:hAnsi="Symbol" w:hint="default" w:eastAsia="黑体"/>
       </w:rPr>
     </w:lvl>
   </w:abstractNum>
@@ -3492,7 +3894,7 @@
         <w:ind w:hanging="360" w:left="720"/>
       </w:pPr>
       <w:rPr>
-        <w:rFonts w:ascii="Symbol" w:hAnsi="Symbol" w:hint="default"/>
+        <w:rFonts w:ascii="Symbol" w:hAnsi="Symbol" w:hint="default" w:eastAsia="黑体"/>
       </w:rPr>
     </w:lvl>
   </w:abstractNum>
@@ -3531,7 +3933,7 @@
         <w:ind w:hanging="360" w:left="360"/>
       </w:pPr>
       <w:rPr>
-        <w:rFonts w:ascii="Symbol" w:hAnsi="Symbol" w:hint="default"/>
+        <w:rFonts w:ascii="Symbol" w:hAnsi="Symbol" w:hint="default" w:eastAsia="黑体"/>
       </w:rPr>
     </w:lvl>
   </w:abstractNum>
@@ -3622,7 +4024,7 @@
         <w:ind w:left="720" w:hanging="360"/>
       </w:pPr>
       <w:rPr>
-        <w:rFonts w:ascii="Symbol" w:hAnsi="Symbol" w:cs="Symbol" w:hint="default"/>
+        <w:rFonts w:ascii="Symbol" w:hAnsi="Symbol" w:cs="Symbol" w:hint="default" w:eastAsia="黑体"/>
       </w:rPr>
     </w:lvl>
     <w:lvl w:ilvl="1">
@@ -3633,7 +4035,7 @@
         <w:ind w:left="1440" w:hanging="360"/>
       </w:pPr>
       <w:rPr>
-        <w:rFonts w:ascii="Courier New" w:hAnsi="Courier New" w:cs="Courier New" w:hint="default"/>
+        <w:rFonts w:ascii="Courier New" w:hAnsi="Courier New" w:cs="Courier New" w:hint="default" w:eastAsia="黑体"/>
       </w:rPr>
     </w:lvl>
     <w:lvl w:ilvl="2">
@@ -3644,7 +4046,7 @@
         <w:ind w:left="2160" w:hanging="360"/>
       </w:pPr>
       <w:rPr>
-        <w:rFonts w:ascii="Wingdings" w:hAnsi="Wingdings" w:cs="Wingdings" w:hint="default"/>
+        <w:rFonts w:ascii="Wingdings" w:hAnsi="Wingdings" w:cs="Wingdings" w:hint="default" w:eastAsia="黑体"/>
       </w:rPr>
     </w:lvl>
     <w:lvl w:ilvl="3">
@@ -3655,7 +4057,7 @@
         <w:ind w:left="2880" w:hanging="360"/>
       </w:pPr>
       <w:rPr>
-        <w:rFonts w:ascii="Symbol" w:hAnsi="Symbol" w:cs="Symbol" w:hint="default"/>
+        <w:rFonts w:ascii="Symbol" w:hAnsi="Symbol" w:cs="Symbol" w:hint="default" w:eastAsia="黑体"/>
       </w:rPr>
     </w:lvl>
     <w:lvl w:ilvl="4">
@@ -3666,7 +4068,7 @@
         <w:ind w:left="3600" w:hanging="360"/>
       </w:pPr>
       <w:rPr>
-        <w:rFonts w:ascii="Courier New" w:hAnsi="Courier New" w:cs="Courier New" w:hint="default"/>
+        <w:rFonts w:ascii="Courier New" w:hAnsi="Courier New" w:cs="Courier New" w:hint="default" w:eastAsia="黑体"/>
       </w:rPr>
     </w:lvl>
     <w:lvl w:ilvl="5">
@@ -3677,7 +4079,7 @@
         <w:ind w:left="4320" w:hanging="360"/>
       </w:pPr>
       <w:rPr>
-        <w:rFonts w:ascii="Wingdings" w:hAnsi="Wingdings" w:cs="Wingdings" w:hint="default"/>
+        <w:rFonts w:ascii="Wingdings" w:hAnsi="Wingdings" w:cs="Wingdings" w:hint="default" w:eastAsia="黑体"/>
       </w:rPr>
     </w:lvl>
     <w:lvl w:ilvl="6">
@@ -3688,7 +4090,7 @@
         <w:ind w:left="5040" w:hanging="360"/>
       </w:pPr>
       <w:rPr>
-        <w:rFonts w:ascii="Symbol" w:hAnsi="Symbol" w:cs="Symbol" w:hint="default"/>
+        <w:rFonts w:ascii="Symbol" w:hAnsi="Symbol" w:cs="Symbol" w:hint="default" w:eastAsia="黑体"/>
       </w:rPr>
     </w:lvl>
     <w:lvl w:ilvl="7">
@@ -3699,7 +4101,7 @@
         <w:ind w:left="5760" w:hanging="360"/>
       </w:pPr>
       <w:rPr>
-        <w:rFonts w:ascii="Courier New" w:hAnsi="Courier New" w:cs="Courier New" w:hint="default"/>
+        <w:rFonts w:ascii="Courier New" w:hAnsi="Courier New" w:cs="Courier New" w:hint="default" w:eastAsia="黑体"/>
       </w:rPr>
     </w:lvl>
     <w:lvl w:ilvl="8">
@@ -3710,7 +4112,7 @@
         <w:ind w:left="6480" w:hanging="360"/>
       </w:pPr>
       <w:rPr>
-        <w:rFonts w:ascii="Wingdings" w:hAnsi="Wingdings" w:cs="Wingdings" w:hint="default"/>
+        <w:rFonts w:ascii="Wingdings" w:hAnsi="Wingdings" w:cs="Wingdings" w:hint="default" w:eastAsia="黑体"/>
       </w:rPr>
     </w:lvl>
   </w:abstractNum>
@@ -3766,11 +4168,11 @@
 </file>
 
 <file path=word/styles.xml><?xml version="1.0" encoding="utf-8"?>
-<w:styles xmlns:mc="http://schemas.openxmlformats.org/markup-compatibility/2006" xmlns:r="http://schemas.openxmlformats.org/officeDocument/2006/relationships" xmlns:w="http://schemas.openxmlformats.org/wordprocessingml/2006/main" xmlns:w14="http://schemas.microsoft.com/office/word/2010/wordml" mc:Ignorable="w14">
+<w:styles xmlns:mc="http://schemas.openxmlformats.org/markup-compatibility/2006" xmlns:w="http://schemas.openxmlformats.org/wordprocessingml/2006/main" xmlns:r="http://schemas.openxmlformats.org/officeDocument/2006/relationships" xmlns:w14="http://schemas.microsoft.com/office/word/2010/wordml" mc:Ignorable="w14">
   <w:docDefaults>
     <w:rPrDefault>
       <w:rPr>
-        <w:rFonts w:asciiTheme="minorHAnsi" w:cstheme="minorBidi" w:eastAsiaTheme="minorEastAsia" w:hAnsiTheme="minorHAnsi"/>
+        <w:rFonts w:asciiTheme="minorHAnsi" w:cstheme="minorBidi" w:hAnsiTheme="minorHAnsi" w:eastAsia="黑体"/>
         <w:sz w:val="22"/>
         <w:szCs w:val="22"/>
         <w:lang w:bidi="ar-SA" w:eastAsia="en-US" w:val="en-US"/>
@@ -3992,7 +4394,7 @@
       <w:outlineLvl w:val="0"/>
     </w:pPr>
     <w:rPr>
-      <w:rFonts w:ascii="Times New Roman" w:asciiTheme="majorHAnsi" w:cstheme="majorBidi" w:eastAsia="黑体" w:eastAsiaTheme="majorEastAsia" w:hAnsi="Times New Roman" w:hAnsiTheme="majorHAnsi"/>
+      <w:rFonts w:ascii="Times New Roman" w:asciiTheme="majorHAnsi" w:cstheme="majorBidi" w:eastAsia="黑体" w:hAnsi="Times New Roman" w:hAnsiTheme="majorHAnsi"/>
       <w:b/>
       <w:bCs/>
       <w:color w:val="1F3864"/>
@@ -4016,7 +4418,7 @@
       <w:outlineLvl w:val="1"/>
     </w:pPr>
     <w:rPr>
-      <w:rFonts w:ascii="Times New Roman" w:asciiTheme="majorHAnsi" w:cstheme="majorBidi" w:eastAsia="黑体" w:eastAsiaTheme="majorEastAsia" w:hAnsi="Times New Roman" w:hAnsiTheme="majorHAnsi"/>
+      <w:rFonts w:ascii="Times New Roman" w:asciiTheme="majorHAnsi" w:cstheme="majorBidi" w:eastAsia="黑体" w:hAnsi="Times New Roman" w:hAnsiTheme="majorHAnsi"/>
       <w:b/>
       <w:bCs/>
       <w:color w:val="2E4E7E"/>
@@ -4040,7 +4442,7 @@
       <w:outlineLvl w:val="2"/>
     </w:pPr>
     <w:rPr>
-      <w:rFonts w:ascii="Times New Roman" w:asciiTheme="majorHAnsi" w:cstheme="majorBidi" w:eastAsia="黑体" w:eastAsiaTheme="majorEastAsia" w:hAnsi="Times New Roman" w:hAnsiTheme="majorHAnsi"/>
+      <w:rFonts w:ascii="Times New Roman" w:asciiTheme="majorHAnsi" w:cstheme="majorBidi" w:eastAsia="黑体" w:hAnsi="Times New Roman" w:hAnsiTheme="majorHAnsi"/>
       <w:b/>
       <w:bCs/>
       <w:color w:val="2E4E7E"/>
@@ -4064,7 +4466,7 @@
       <w:outlineLvl w:val="3"/>
     </w:pPr>
     <w:rPr>
-      <w:rFonts w:ascii="Times New Roman" w:asciiTheme="majorHAnsi" w:cstheme="majorBidi" w:eastAsia="黑体" w:eastAsiaTheme="majorEastAsia" w:hAnsi="Times New Roman" w:hAnsiTheme="majorHAnsi"/>
+      <w:rFonts w:ascii="Times New Roman" w:asciiTheme="majorHAnsi" w:cstheme="majorBidi" w:eastAsia="黑体" w:hAnsi="Times New Roman" w:hAnsiTheme="majorHAnsi"/>
       <w:b/>
       <w:bCs/>
       <w:i/>
@@ -4090,7 +4492,7 @@
       <w:outlineLvl w:val="4"/>
     </w:pPr>
     <w:rPr>
-      <w:rFonts w:ascii="Times New Roman" w:asciiTheme="majorHAnsi" w:cstheme="majorBidi" w:eastAsia="黑体" w:eastAsiaTheme="majorEastAsia" w:hAnsi="Times New Roman" w:hAnsiTheme="majorHAnsi"/>
+      <w:rFonts w:ascii="Times New Roman" w:asciiTheme="majorHAnsi" w:cstheme="majorBidi" w:eastAsia="黑体" w:hAnsi="Times New Roman" w:hAnsiTheme="majorHAnsi"/>
       <w:b/>
       <w:color w:val="333333"/>
       <w:sz w:val="22"/>
@@ -4113,7 +4515,7 @@
       <w:outlineLvl w:val="5"/>
     </w:pPr>
     <w:rPr>
-      <w:rFonts w:asciiTheme="majorHAnsi" w:cstheme="majorBidi" w:eastAsiaTheme="majorEastAsia" w:hAnsiTheme="majorHAnsi"/>
+      <w:rFonts w:asciiTheme="majorHAnsi" w:cstheme="majorBidi" w:hAnsiTheme="majorHAnsi" w:eastAsia="黑体"/>
       <w:i/>
       <w:iCs/>
       <w:color w:themeColor="accent1" w:themeShade="7F" w:val="243F60"/>
@@ -4136,7 +4538,7 @@
       <w:outlineLvl w:val="6"/>
     </w:pPr>
     <w:rPr>
-      <w:rFonts w:asciiTheme="majorHAnsi" w:cstheme="majorBidi" w:eastAsiaTheme="majorEastAsia" w:hAnsiTheme="majorHAnsi"/>
+      <w:rFonts w:asciiTheme="majorHAnsi" w:cstheme="majorBidi" w:hAnsiTheme="majorHAnsi" w:eastAsia="黑体"/>
       <w:i/>
       <w:iCs/>
       <w:color w:themeColor="text1" w:themeTint="BF" w:val="404040"/>
@@ -4159,7 +4561,7 @@
       <w:outlineLvl w:val="7"/>
     </w:pPr>
     <w:rPr>
-      <w:rFonts w:asciiTheme="majorHAnsi" w:cstheme="majorBidi" w:eastAsiaTheme="majorEastAsia" w:hAnsiTheme="majorHAnsi"/>
+      <w:rFonts w:asciiTheme="majorHAnsi" w:cstheme="majorBidi" w:hAnsiTheme="majorHAnsi" w:eastAsia="黑体"/>
       <w:color w:themeColor="accent1" w:val="4F81BD"/>
       <w:sz w:val="20"/>
       <w:szCs w:val="20"/>
@@ -4182,7 +4584,7 @@
       <w:outlineLvl w:val="8"/>
     </w:pPr>
     <w:rPr>
-      <w:rFonts w:asciiTheme="majorHAnsi" w:cstheme="majorBidi" w:eastAsiaTheme="majorEastAsia" w:hAnsiTheme="majorHAnsi"/>
+      <w:rFonts w:asciiTheme="majorHAnsi" w:cstheme="majorBidi" w:hAnsiTheme="majorHAnsi" w:eastAsia="黑体"/>
       <w:i/>
       <w:iCs/>
       <w:color w:themeColor="text1" w:themeTint="BF" w:val="404040"/>
@@ -4233,7 +4635,7 @@
     <w:uiPriority w:val="9"/>
     <w:rsid w:val="00FC693F"/>
     <w:rPr>
-      <w:rFonts w:asciiTheme="majorHAnsi" w:cstheme="majorBidi" w:eastAsiaTheme="majorEastAsia" w:hAnsiTheme="majorHAnsi"/>
+      <w:rFonts w:asciiTheme="majorHAnsi" w:cstheme="majorBidi" w:hAnsiTheme="majorHAnsi" w:eastAsia="黑体"/>
       <w:b/>
       <w:bCs/>
       <w:color w:themeColor="accent1" w:themeShade="BF" w:val="365F91"/>
@@ -4248,7 +4650,7 @@
     <w:uiPriority w:val="9"/>
     <w:rsid w:val="00FC693F"/>
     <w:rPr>
-      <w:rFonts w:asciiTheme="majorHAnsi" w:cstheme="majorBidi" w:eastAsiaTheme="majorEastAsia" w:hAnsiTheme="majorHAnsi"/>
+      <w:rFonts w:asciiTheme="majorHAnsi" w:cstheme="majorBidi" w:hAnsiTheme="majorHAnsi" w:eastAsia="黑体"/>
       <w:b/>
       <w:bCs/>
       <w:color w:themeColor="accent1" w:val="4F81BD"/>
@@ -4263,7 +4665,7 @@
     <w:uiPriority w:val="9"/>
     <w:rsid w:val="00FC693F"/>
     <w:rPr>
-      <w:rFonts w:asciiTheme="majorHAnsi" w:cstheme="majorBidi" w:eastAsiaTheme="majorEastAsia" w:hAnsiTheme="majorHAnsi"/>
+      <w:rFonts w:asciiTheme="majorHAnsi" w:cstheme="majorBidi" w:hAnsiTheme="majorHAnsi" w:eastAsia="黑体"/>
       <w:b/>
       <w:bCs/>
       <w:color w:themeColor="accent1" w:val="4F81BD"/>
@@ -4286,7 +4688,7 @@
       <w:contextualSpacing/>
     </w:pPr>
     <w:rPr>
-      <w:rFonts w:ascii="Times New Roman" w:asciiTheme="majorHAnsi" w:cstheme="majorBidi" w:eastAsia="黑体" w:eastAsiaTheme="majorEastAsia" w:hAnsi="Times New Roman" w:hAnsiTheme="majorHAnsi"/>
+      <w:rFonts w:ascii="Times New Roman" w:asciiTheme="majorHAnsi" w:cstheme="majorBidi" w:eastAsia="黑体" w:hAnsi="Times New Roman" w:hAnsiTheme="majorHAnsi"/>
       <w:b/>
       <w:color w:val="1F3864"/>
       <w:spacing w:val="5"/>
@@ -4302,7 +4704,7 @@
     <w:uiPriority w:val="10"/>
     <w:rsid w:val="00FC693F"/>
     <w:rPr>
-      <w:rFonts w:asciiTheme="majorHAnsi" w:cstheme="majorBidi" w:eastAsiaTheme="majorEastAsia" w:hAnsiTheme="majorHAnsi"/>
+      <w:rFonts w:asciiTheme="majorHAnsi" w:cstheme="majorBidi" w:hAnsiTheme="majorHAnsi" w:eastAsia="黑体"/>
       <w:color w:themeColor="text2" w:themeShade="BF" w:val="17365D"/>
       <w:spacing w:val="5"/>
       <w:kern w:val="28"/>
@@ -4324,7 +4726,7 @@
       </w:numPr>
     </w:pPr>
     <w:rPr>
-      <w:rFonts w:asciiTheme="majorHAnsi" w:cstheme="majorBidi" w:eastAsiaTheme="majorEastAsia" w:hAnsiTheme="majorHAnsi"/>
+      <w:rFonts w:asciiTheme="majorHAnsi" w:cstheme="majorBidi" w:hAnsiTheme="majorHAnsi" w:eastAsia="黑体"/>
       <w:i/>
       <w:iCs/>
       <w:color w:themeColor="accent1" w:val="4F81BD"/>
@@ -4340,7 +4742,7 @@
     <w:uiPriority w:val="11"/>
     <w:rsid w:val="00FC693F"/>
     <w:rPr>
-      <w:rFonts w:asciiTheme="majorHAnsi" w:cstheme="majorBidi" w:eastAsiaTheme="majorEastAsia" w:hAnsiTheme="majorHAnsi"/>
+      <w:rFonts w:asciiTheme="majorHAnsi" w:cstheme="majorBidi" w:hAnsiTheme="majorHAnsi" w:eastAsia="黑体"/>
       <w:i/>
       <w:iCs/>
       <w:color w:themeColor="accent1" w:val="4F81BD"/>
@@ -4407,6 +4809,7 @@
       <w:spacing w:after="120"/>
     </w:pPr>
     <w:rPr>
+      <w:rFonts w:eastAsia="黑体"/>
       <w:sz w:val="16"/>
       <w:szCs w:val="16"/>
     </w:rPr>
@@ -4418,6 +4821,7 @@
     <w:uiPriority w:val="99"/>
     <w:rsid w:val="00AA1D8D"/>
     <w:rPr>
+      <w:rFonts w:eastAsia="黑体"/>
       <w:sz w:val="16"/>
       <w:szCs w:val="16"/>
     </w:rPr>
@@ -4587,7 +4991,7 @@
       </w:tabs>
     </w:pPr>
     <w:rPr>
-      <w:rFonts w:ascii="Courier" w:hAnsi="Courier"/>
+      <w:rFonts w:ascii="Courier" w:hAnsi="Courier" w:eastAsia="黑体"/>
       <w:sz w:val="20"/>
       <w:szCs w:val="20"/>
     </w:rPr>
@@ -4599,7 +5003,7 @@
     <w:uiPriority w:val="99"/>
     <w:rsid w:val="0029639D"/>
     <w:rPr>
-      <w:rFonts w:ascii="Courier" w:hAnsi="Courier"/>
+      <w:rFonts w:ascii="Courier" w:hAnsi="Courier" w:eastAsia="黑体"/>
       <w:sz w:val="20"/>
       <w:szCs w:val="20"/>
     </w:rPr>
@@ -4635,6 +5039,7 @@
     <w:uiPriority w:val="29"/>
     <w:rsid w:val="00FC693F"/>
     <w:rPr>
+      <w:rFonts w:eastAsia="黑体"/>
       <w:i/>
       <w:iCs/>
       <w:color w:themeColor="text1" w:val="000000"/>
@@ -4648,7 +5053,7 @@
     <w:semiHidden/>
     <w:rsid w:val="00FC693F"/>
     <w:rPr>
-      <w:rFonts w:asciiTheme="majorHAnsi" w:cstheme="majorBidi" w:eastAsiaTheme="majorEastAsia" w:hAnsiTheme="majorHAnsi"/>
+      <w:rFonts w:asciiTheme="majorHAnsi" w:cstheme="majorBidi" w:hAnsiTheme="majorHAnsi" w:eastAsia="黑体"/>
       <w:b/>
       <w:bCs/>
       <w:i/>
@@ -4664,7 +5069,7 @@
     <w:semiHidden/>
     <w:rsid w:val="00FC693F"/>
     <w:rPr>
-      <w:rFonts w:asciiTheme="majorHAnsi" w:cstheme="majorBidi" w:eastAsiaTheme="majorEastAsia" w:hAnsiTheme="majorHAnsi"/>
+      <w:rFonts w:asciiTheme="majorHAnsi" w:cstheme="majorBidi" w:hAnsiTheme="majorHAnsi" w:eastAsia="黑体"/>
       <w:color w:themeColor="accent1" w:themeShade="7F" w:val="243F60"/>
     </w:rPr>
   </w:style>
@@ -4676,7 +5081,7 @@
     <w:semiHidden/>
     <w:rsid w:val="00FC693F"/>
     <w:rPr>
-      <w:rFonts w:asciiTheme="majorHAnsi" w:cstheme="majorBidi" w:eastAsiaTheme="majorEastAsia" w:hAnsiTheme="majorHAnsi"/>
+      <w:rFonts w:asciiTheme="majorHAnsi" w:cstheme="majorBidi" w:hAnsiTheme="majorHAnsi" w:eastAsia="黑体"/>
       <w:i/>
       <w:iCs/>
       <w:color w:themeColor="accent1" w:themeShade="7F" w:val="243F60"/>
@@ -4690,7 +5095,7 @@
     <w:semiHidden/>
     <w:rsid w:val="00FC693F"/>
     <w:rPr>
-      <w:rFonts w:asciiTheme="majorHAnsi" w:cstheme="majorBidi" w:eastAsiaTheme="majorEastAsia" w:hAnsiTheme="majorHAnsi"/>
+      <w:rFonts w:asciiTheme="majorHAnsi" w:cstheme="majorBidi" w:hAnsiTheme="majorHAnsi" w:eastAsia="黑体"/>
       <w:i/>
       <w:iCs/>
       <w:color w:themeColor="text1" w:themeTint="BF" w:val="404040"/>
@@ -4704,7 +5109,7 @@
     <w:semiHidden/>
     <w:rsid w:val="00FC693F"/>
     <w:rPr>
-      <w:rFonts w:asciiTheme="majorHAnsi" w:cstheme="majorBidi" w:eastAsiaTheme="majorEastAsia" w:hAnsiTheme="majorHAnsi"/>
+      <w:rFonts w:asciiTheme="majorHAnsi" w:cstheme="majorBidi" w:hAnsiTheme="majorHAnsi" w:eastAsia="黑体"/>
       <w:color w:themeColor="accent1" w:val="4F81BD"/>
       <w:sz w:val="20"/>
       <w:szCs w:val="20"/>
@@ -4718,7 +5123,7 @@
     <w:semiHidden/>
     <w:rsid w:val="00FC693F"/>
     <w:rPr>
-      <w:rFonts w:asciiTheme="majorHAnsi" w:cstheme="majorBidi" w:eastAsiaTheme="majorEastAsia" w:hAnsiTheme="majorHAnsi"/>
+      <w:rFonts w:asciiTheme="majorHAnsi" w:cstheme="majorBidi" w:hAnsiTheme="majorHAnsi" w:eastAsia="黑体"/>
       <w:i/>
       <w:iCs/>
       <w:color w:themeColor="text1" w:themeTint="BF" w:val="404040"/>
@@ -4739,6 +5144,7 @@
       <w:spacing w:line="240" w:lineRule="auto"/>
     </w:pPr>
     <w:rPr>
+      <w:rFonts w:eastAsia="黑体"/>
       <w:b/>
       <w:bCs/>
       <w:color w:themeColor="accent1" w:val="4F81BD"/>
@@ -4753,6 +5159,7 @@
     <w:qFormat/>
     <w:rsid w:val="00FC693F"/>
     <w:rPr>
+      <w:rFonts w:eastAsia="黑体"/>
       <w:b/>
       <w:bCs/>
     </w:rPr>
@@ -4764,6 +5171,7 @@
     <w:qFormat/>
     <w:rsid w:val="00FC693F"/>
     <w:rPr>
+      <w:rFonts w:eastAsia="黑体"/>
       <w:i/>
       <w:iCs/>
     </w:rPr>
@@ -4784,6 +5192,7 @@
       <w:ind w:left="936" w:right="936"/>
     </w:pPr>
     <w:rPr>
+      <w:rFonts w:eastAsia="黑体"/>
       <w:b/>
       <w:bCs/>
       <w:i/>
@@ -4798,6 +5207,7 @@
     <w:uiPriority w:val="30"/>
     <w:rsid w:val="00FC693F"/>
     <w:rPr>
+      <w:rFonts w:eastAsia="黑体"/>
       <w:b/>
       <w:bCs/>
       <w:i/>
@@ -4812,6 +5222,7 @@
     <w:qFormat/>
     <w:rsid w:val="00FC693F"/>
     <w:rPr>
+      <w:rFonts w:eastAsia="黑体"/>
       <w:i/>
       <w:iCs/>
       <w:color w:themeColor="text1" w:themeTint="7F" w:val="808080"/>
@@ -4824,6 +5235,7 @@
     <w:qFormat/>
     <w:rsid w:val="00FC693F"/>
     <w:rPr>
+      <w:rFonts w:eastAsia="黑体"/>
       <w:b/>
       <w:bCs/>
       <w:i/>
@@ -4838,6 +5250,7 @@
     <w:qFormat/>
     <w:rsid w:val="00FC693F"/>
     <w:rPr>
+      <w:rFonts w:eastAsia="黑体"/>
       <w:smallCaps/>
       <w:color w:themeColor="accent2" w:val="C0504D"/>
       <w:u w:val="single"/>
@@ -4850,6 +5263,7 @@
     <w:qFormat/>
     <w:rsid w:val="00FC693F"/>
     <w:rPr>
+      <w:rFonts w:eastAsia="黑体"/>
       <w:b/>
       <w:bCs/>
       <w:smallCaps/>
@@ -4865,6 +5279,7 @@
     <w:qFormat/>
     <w:rsid w:val="00FC693F"/>
     <w:rPr>
+      <w:rFonts w:eastAsia="黑体"/>
       <w:b/>
       <w:bCs/>
       <w:smallCaps/>
@@ -4919,6 +5334,7 @@
       <w:spacing w:after="0" w:line="240" w:lineRule="auto"/>
     </w:pPr>
     <w:rPr>
+      <w:rFonts w:eastAsia="黑体"/>
       <w:color w:themeColor="text1" w:themeShade="BF" w:val="000000"/>
     </w:rPr>
     <w:tblPr>
@@ -4941,6 +5357,7 @@
         <w:spacing w:after="0" w:before="0" w:line="240" w:lineRule="auto"/>
       </w:pPr>
       <w:rPr>
+        <w:rFonts w:eastAsia="黑体"/>
         <w:b/>
         <w:bCs/>
       </w:rPr>
@@ -4961,6 +5378,7 @@
         <w:spacing w:after="0" w:before="0" w:line="240" w:lineRule="auto"/>
       </w:pPr>
       <w:rPr>
+        <w:rFonts w:eastAsia="黑体"/>
         <w:b/>
         <w:bCs/>
       </w:rPr>
@@ -4978,12 +5396,14 @@
     </w:tblStylePr>
     <w:tblStylePr w:type="firstCol">
       <w:rPr>
+        <w:rFonts w:eastAsia="黑体"/>
         <w:b/>
         <w:bCs/>
       </w:rPr>
     </w:tblStylePr>
     <w:tblStylePr w:type="lastCol">
       <w:rPr>
+        <w:rFonts w:eastAsia="黑体"/>
         <w:b/>
         <w:bCs/>
       </w:rPr>
@@ -5022,6 +5442,7 @@
       <w:spacing w:after="0" w:line="240" w:lineRule="auto"/>
     </w:pPr>
     <w:rPr>
+      <w:rFonts w:eastAsia="黑体"/>
       <w:color w:themeColor="accent1" w:themeShade="BF" w:val="365F91"/>
     </w:rPr>
     <w:tblPr>
@@ -5044,6 +5465,7 @@
         <w:spacing w:after="0" w:before="0" w:line="240" w:lineRule="auto"/>
       </w:pPr>
       <w:rPr>
+        <w:rFonts w:eastAsia="黑体"/>
         <w:b/>
         <w:bCs/>
       </w:rPr>
@@ -5064,6 +5486,7 @@
         <w:spacing w:after="0" w:before="0" w:line="240" w:lineRule="auto"/>
       </w:pPr>
       <w:rPr>
+        <w:rFonts w:eastAsia="黑体"/>
         <w:b/>
         <w:bCs/>
       </w:rPr>
@@ -5081,12 +5504,14 @@
     </w:tblStylePr>
     <w:tblStylePr w:type="firstCol">
       <w:rPr>
+        <w:rFonts w:eastAsia="黑体"/>
         <w:b/>
         <w:bCs/>
       </w:rPr>
     </w:tblStylePr>
     <w:tblStylePr w:type="lastCol">
       <w:rPr>
+        <w:rFonts w:eastAsia="黑体"/>
         <w:b/>
         <w:bCs/>
       </w:rPr>
@@ -5125,6 +5550,7 @@
       <w:spacing w:after="0" w:line="240" w:lineRule="auto"/>
     </w:pPr>
     <w:rPr>
+      <w:rFonts w:eastAsia="黑体"/>
       <w:color w:themeColor="accent2" w:themeShade="BF" w:val="943634"/>
     </w:rPr>
     <w:tblPr>
@@ -5147,6 +5573,7 @@
         <w:spacing w:after="0" w:before="0" w:line="240" w:lineRule="auto"/>
       </w:pPr>
       <w:rPr>
+        <w:rFonts w:eastAsia="黑体"/>
         <w:b/>
         <w:bCs/>
       </w:rPr>
@@ -5167,6 +5594,7 @@
         <w:spacing w:after="0" w:before="0" w:line="240" w:lineRule="auto"/>
       </w:pPr>
       <w:rPr>
+        <w:rFonts w:eastAsia="黑体"/>
         <w:b/>
         <w:bCs/>
       </w:rPr>
@@ -5184,12 +5612,14 @@
     </w:tblStylePr>
     <w:tblStylePr w:type="firstCol">
       <w:rPr>
+        <w:rFonts w:eastAsia="黑体"/>
         <w:b/>
         <w:bCs/>
       </w:rPr>
     </w:tblStylePr>
     <w:tblStylePr w:type="lastCol">
       <w:rPr>
+        <w:rFonts w:eastAsia="黑体"/>
         <w:b/>
         <w:bCs/>
       </w:rPr>
@@ -5228,6 +5658,7 @@
       <w:spacing w:after="0" w:line="240" w:lineRule="auto"/>
     </w:pPr>
     <w:rPr>
+      <w:rFonts w:eastAsia="黑体"/>
       <w:color w:themeColor="accent3" w:themeShade="BF" w:val="76923C"/>
     </w:rPr>
     <w:tblPr>
@@ -5250,6 +5681,7 @@
         <w:spacing w:after="0" w:before="0" w:line="240" w:lineRule="auto"/>
       </w:pPr>
       <w:rPr>
+        <w:rFonts w:eastAsia="黑体"/>
         <w:b/>
         <w:bCs/>
       </w:rPr>
@@ -5270,6 +5702,7 @@
         <w:spacing w:after="0" w:before="0" w:line="240" w:lineRule="auto"/>
       </w:pPr>
       <w:rPr>
+        <w:rFonts w:eastAsia="黑体"/>
         <w:b/>
         <w:bCs/>
       </w:rPr>
@@ -5287,12 +5720,14 @@
     </w:tblStylePr>
     <w:tblStylePr w:type="firstCol">
       <w:rPr>
+        <w:rFonts w:eastAsia="黑体"/>
         <w:b/>
         <w:bCs/>
       </w:rPr>
     </w:tblStylePr>
     <w:tblStylePr w:type="lastCol">
       <w:rPr>
+        <w:rFonts w:eastAsia="黑体"/>
         <w:b/>
         <w:bCs/>
       </w:rPr>
@@ -5331,6 +5766,7 @@
       <w:spacing w:after="0" w:line="240" w:lineRule="auto"/>
     </w:pPr>
     <w:rPr>
+      <w:rFonts w:eastAsia="黑体"/>
       <w:color w:themeColor="accent4" w:themeShade="BF" w:val="5F497A"/>
     </w:rPr>
     <w:tblPr>
@@ -5353,6 +5789,7 @@
         <w:spacing w:after="0" w:before="0" w:line="240" w:lineRule="auto"/>
       </w:pPr>
       <w:rPr>
+        <w:rFonts w:eastAsia="黑体"/>
         <w:b/>
         <w:bCs/>
       </w:rPr>
@@ -5373,6 +5810,7 @@
         <w:spacing w:after="0" w:before="0" w:line="240" w:lineRule="auto"/>
       </w:pPr>
       <w:rPr>
+        <w:rFonts w:eastAsia="黑体"/>
         <w:b/>
         <w:bCs/>
       </w:rPr>
@@ -5390,12 +5828,14 @@
     </w:tblStylePr>
     <w:tblStylePr w:type="firstCol">
       <w:rPr>
+        <w:rFonts w:eastAsia="黑体"/>
         <w:b/>
         <w:bCs/>
       </w:rPr>
     </w:tblStylePr>
     <w:tblStylePr w:type="lastCol">
       <w:rPr>
+        <w:rFonts w:eastAsia="黑体"/>
         <w:b/>
         <w:bCs/>
       </w:rPr>
@@ -5434,6 +5874,7 @@
       <w:spacing w:after="0" w:line="240" w:lineRule="auto"/>
     </w:pPr>
     <w:rPr>
+      <w:rFonts w:eastAsia="黑体"/>
       <w:color w:themeColor="accent5" w:themeShade="BF" w:val="31849B"/>
     </w:rPr>
     <w:tblPr>
@@ -5456,6 +5897,7 @@
         <w:spacing w:after="0" w:before="0" w:line="240" w:lineRule="auto"/>
       </w:pPr>
       <w:rPr>
+        <w:rFonts w:eastAsia="黑体"/>
         <w:b/>
         <w:bCs/>
       </w:rPr>
@@ -5476,6 +5918,7 @@
         <w:spacing w:after="0" w:before="0" w:line="240" w:lineRule="auto"/>
       </w:pPr>
       <w:rPr>
+        <w:rFonts w:eastAsia="黑体"/>
         <w:b/>
         <w:bCs/>
       </w:rPr>
@@ -5493,12 +5936,14 @@
     </w:tblStylePr>
     <w:tblStylePr w:type="firstCol">
       <w:rPr>
+        <w:rFonts w:eastAsia="黑体"/>
         <w:b/>
         <w:bCs/>
       </w:rPr>
     </w:tblStylePr>
     <w:tblStylePr w:type="lastCol">
       <w:rPr>
+        <w:rFonts w:eastAsia="黑体"/>
         <w:b/>
         <w:bCs/>
       </w:rPr>
@@ -5537,6 +5982,7 @@
       <w:spacing w:after="0" w:line="240" w:lineRule="auto"/>
     </w:pPr>
     <w:rPr>
+      <w:rFonts w:eastAsia="黑体"/>
       <w:color w:themeColor="accent6" w:themeShade="BF" w:val="E36C0A"/>
     </w:rPr>
     <w:tblPr>
@@ -5559,6 +6005,7 @@
         <w:spacing w:after="0" w:before="0" w:line="240" w:lineRule="auto"/>
       </w:pPr>
       <w:rPr>
+        <w:rFonts w:eastAsia="黑体"/>
         <w:b/>
         <w:bCs/>
       </w:rPr>
@@ -5579,6 +6026,7 @@
         <w:spacing w:after="0" w:before="0" w:line="240" w:lineRule="auto"/>
       </w:pPr>
       <w:rPr>
+        <w:rFonts w:eastAsia="黑体"/>
         <w:b/>
         <w:bCs/>
       </w:rPr>
@@ -5596,12 +6044,14 @@
     </w:tblStylePr>
     <w:tblStylePr w:type="firstCol">
       <w:rPr>
+        <w:rFonts w:eastAsia="黑体"/>
         <w:b/>
         <w:bCs/>
       </w:rPr>
     </w:tblStylePr>
     <w:tblStylePr w:type="lastCol">
       <w:rPr>
+        <w:rFonts w:eastAsia="黑体"/>
         <w:b/>
         <w:bCs/>
       </w:rPr>
@@ -5661,6 +6111,7 @@
         <w:spacing w:after="0" w:before="0" w:line="240" w:lineRule="auto"/>
       </w:pPr>
       <w:rPr>
+        <w:rFonts w:eastAsia="黑体"/>
         <w:b/>
         <w:bCs/>
         <w:color w:themeColor="background1" w:val="FFFFFF"/>
@@ -5675,6 +6126,7 @@
         <w:spacing w:after="0" w:before="0" w:line="240" w:lineRule="auto"/>
       </w:pPr>
       <w:rPr>
+        <w:rFonts w:eastAsia="黑体"/>
         <w:b/>
         <w:bCs/>
       </w:rPr>
@@ -5690,12 +6142,14 @@
     </w:tblStylePr>
     <w:tblStylePr w:type="firstCol">
       <w:rPr>
+        <w:rFonts w:eastAsia="黑体"/>
         <w:b/>
         <w:bCs/>
       </w:rPr>
     </w:tblStylePr>
     <w:tblStylePr w:type="lastCol">
       <w:rPr>
+        <w:rFonts w:eastAsia="黑体"/>
         <w:b/>
         <w:bCs/>
       </w:rPr>
@@ -5753,6 +6207,7 @@
         <w:spacing w:after="0" w:before="0" w:line="240" w:lineRule="auto"/>
       </w:pPr>
       <w:rPr>
+        <w:rFonts w:eastAsia="黑体"/>
         <w:b/>
         <w:bCs/>
         <w:color w:themeColor="background1" w:val="FFFFFF"/>
@@ -5767,6 +6222,7 @@
         <w:spacing w:after="0" w:before="0" w:line="240" w:lineRule="auto"/>
       </w:pPr>
       <w:rPr>
+        <w:rFonts w:eastAsia="黑体"/>
         <w:b/>
         <w:bCs/>
       </w:rPr>
@@ -5782,12 +6238,14 @@
     </w:tblStylePr>
     <w:tblStylePr w:type="firstCol">
       <w:rPr>
+        <w:rFonts w:eastAsia="黑体"/>
         <w:b/>
         <w:bCs/>
       </w:rPr>
     </w:tblStylePr>
     <w:tblStylePr w:type="lastCol">
       <w:rPr>
+        <w:rFonts w:eastAsia="黑体"/>
         <w:b/>
         <w:bCs/>
       </w:rPr>
@@ -5845,6 +6303,7 @@
         <w:spacing w:after="0" w:before="0" w:line="240" w:lineRule="auto"/>
       </w:pPr>
       <w:rPr>
+        <w:rFonts w:eastAsia="黑体"/>
         <w:b/>
         <w:bCs/>
         <w:color w:themeColor="background1" w:val="FFFFFF"/>
@@ -5859,6 +6318,7 @@
         <w:spacing w:after="0" w:before="0" w:line="240" w:lineRule="auto"/>
       </w:pPr>
       <w:rPr>
+        <w:rFonts w:eastAsia="黑体"/>
         <w:b/>
         <w:bCs/>
       </w:rPr>
@@ -5874,12 +6334,14 @@
     </w:tblStylePr>
     <w:tblStylePr w:type="firstCol">
       <w:rPr>
+        <w:rFonts w:eastAsia="黑体"/>
         <w:b/>
         <w:bCs/>
       </w:rPr>
     </w:tblStylePr>
     <w:tblStylePr w:type="lastCol">
       <w:rPr>
+        <w:rFonts w:eastAsia="黑体"/>
         <w:b/>
         <w:bCs/>
       </w:rPr>
@@ -5937,6 +6399,7 @@
         <w:spacing w:after="0" w:before="0" w:line="240" w:lineRule="auto"/>
       </w:pPr>
       <w:rPr>
+        <w:rFonts w:eastAsia="黑体"/>
         <w:b/>
         <w:bCs/>
         <w:color w:themeColor="background1" w:val="FFFFFF"/>
@@ -5951,6 +6414,7 @@
         <w:spacing w:after="0" w:before="0" w:line="240" w:lineRule="auto"/>
       </w:pPr>
       <w:rPr>
+        <w:rFonts w:eastAsia="黑体"/>
         <w:b/>
         <w:bCs/>
       </w:rPr>
@@ -5966,12 +6430,14 @@
     </w:tblStylePr>
     <w:tblStylePr w:type="firstCol">
       <w:rPr>
+        <w:rFonts w:eastAsia="黑体"/>
         <w:b/>
         <w:bCs/>
       </w:rPr>
     </w:tblStylePr>
     <w:tblStylePr w:type="lastCol">
       <w:rPr>
+        <w:rFonts w:eastAsia="黑体"/>
         <w:b/>
         <w:bCs/>
       </w:rPr>
@@ -6029,6 +6495,7 @@
         <w:spacing w:after="0" w:before="0" w:line="240" w:lineRule="auto"/>
       </w:pPr>
       <w:rPr>
+        <w:rFonts w:eastAsia="黑体"/>
         <w:b/>
         <w:bCs/>
         <w:color w:themeColor="background1" w:val="FFFFFF"/>
@@ -6043,6 +6510,7 @@
         <w:spacing w:after="0" w:before="0" w:line="240" w:lineRule="auto"/>
       </w:pPr>
       <w:rPr>
+        <w:rFonts w:eastAsia="黑体"/>
         <w:b/>
         <w:bCs/>
       </w:rPr>
@@ -6058,12 +6526,14 @@
     </w:tblStylePr>
     <w:tblStylePr w:type="firstCol">
       <w:rPr>
+        <w:rFonts w:eastAsia="黑体"/>
         <w:b/>
         <w:bCs/>
       </w:rPr>
     </w:tblStylePr>
     <w:tblStylePr w:type="lastCol">
       <w:rPr>
+        <w:rFonts w:eastAsia="黑体"/>
         <w:b/>
         <w:bCs/>
       </w:rPr>
@@ -6121,6 +6591,7 @@
         <w:spacing w:after="0" w:before="0" w:line="240" w:lineRule="auto"/>
       </w:pPr>
       <w:rPr>
+        <w:rFonts w:eastAsia="黑体"/>
         <w:b/>
         <w:bCs/>
         <w:color w:themeColor="background1" w:val="FFFFFF"/>
@@ -6135,6 +6606,7 @@
         <w:spacing w:after="0" w:before="0" w:line="240" w:lineRule="auto"/>
       </w:pPr>
       <w:rPr>
+        <w:rFonts w:eastAsia="黑体"/>
         <w:b/>
         <w:bCs/>
       </w:rPr>
@@ -6150,12 +6622,14 @@
     </w:tblStylePr>
     <w:tblStylePr w:type="firstCol">
       <w:rPr>
+        <w:rFonts w:eastAsia="黑体"/>
         <w:b/>
         <w:bCs/>
       </w:rPr>
     </w:tblStylePr>
     <w:tblStylePr w:type="lastCol">
       <w:rPr>
+        <w:rFonts w:eastAsia="黑体"/>
         <w:b/>
         <w:bCs/>
       </w:rPr>
@@ -6213,6 +6687,7 @@
         <w:spacing w:after="0" w:before="0" w:line="240" w:lineRule="auto"/>
       </w:pPr>
       <w:rPr>
+        <w:rFonts w:eastAsia="黑体"/>
         <w:b/>
         <w:bCs/>
         <w:color w:themeColor="background1" w:val="FFFFFF"/>
@@ -6227,6 +6702,7 @@
         <w:spacing w:after="0" w:before="0" w:line="240" w:lineRule="auto"/>
       </w:pPr>
       <w:rPr>
+        <w:rFonts w:eastAsia="黑体"/>
         <w:b/>
         <w:bCs/>
       </w:rPr>
@@ -6242,12 +6718,14 @@
     </w:tblStylePr>
     <w:tblStylePr w:type="firstCol">
       <w:rPr>
+        <w:rFonts w:eastAsia="黑体"/>
         <w:b/>
         <w:bCs/>
       </w:rPr>
     </w:tblStylePr>
     <w:tblStylePr w:type="lastCol">
       <w:rPr>
+        <w:rFonts w:eastAsia="黑体"/>
         <w:b/>
         <w:bCs/>
       </w:rPr>
@@ -6307,7 +6785,7 @@
         <w:spacing w:after="0" w:before="0" w:line="240" w:lineRule="auto"/>
       </w:pPr>
       <w:rPr>
-        <w:rFonts w:asciiTheme="majorHAnsi" w:cstheme="majorBidi" w:eastAsiaTheme="majorEastAsia" w:hAnsiTheme="majorHAnsi"/>
+        <w:rFonts w:asciiTheme="majorHAnsi" w:cstheme="majorBidi" w:hAnsiTheme="majorHAnsi" w:eastAsia="黑体"/>
         <w:b/>
         <w:bCs/>
       </w:rPr>
@@ -6328,7 +6806,7 @@
         <w:spacing w:after="0" w:before="0" w:line="240" w:lineRule="auto"/>
       </w:pPr>
       <w:rPr>
-        <w:rFonts w:asciiTheme="majorHAnsi" w:cstheme="majorBidi" w:eastAsiaTheme="majorEastAsia" w:hAnsiTheme="majorHAnsi"/>
+        <w:rFonts w:asciiTheme="majorHAnsi" w:cstheme="majorBidi" w:hAnsiTheme="majorHAnsi" w:eastAsia="黑体"/>
         <w:b/>
         <w:bCs/>
       </w:rPr>
@@ -6346,14 +6824,14 @@
     </w:tblStylePr>
     <w:tblStylePr w:type="firstCol">
       <w:rPr>
-        <w:rFonts w:asciiTheme="majorHAnsi" w:cstheme="majorBidi" w:eastAsiaTheme="majorEastAsia" w:hAnsiTheme="majorHAnsi"/>
+        <w:rFonts w:asciiTheme="majorHAnsi" w:cstheme="majorBidi" w:hAnsiTheme="majorHAnsi" w:eastAsia="黑体"/>
         <w:b/>
         <w:bCs/>
       </w:rPr>
     </w:tblStylePr>
     <w:tblStylePr w:type="lastCol">
       <w:rPr>
-        <w:rFonts w:asciiTheme="majorHAnsi" w:cstheme="majorBidi" w:eastAsiaTheme="majorEastAsia" w:hAnsiTheme="majorHAnsi"/>
+        <w:rFonts w:asciiTheme="majorHAnsi" w:cstheme="majorBidi" w:hAnsiTheme="majorHAnsi" w:eastAsia="黑体"/>
         <w:b/>
         <w:bCs/>
       </w:rPr>
@@ -6437,7 +6915,7 @@
         <w:spacing w:after="0" w:before="0" w:line="240" w:lineRule="auto"/>
       </w:pPr>
       <w:rPr>
-        <w:rFonts w:asciiTheme="majorHAnsi" w:cstheme="majorBidi" w:eastAsiaTheme="majorEastAsia" w:hAnsiTheme="majorHAnsi"/>
+        <w:rFonts w:asciiTheme="majorHAnsi" w:cstheme="majorBidi" w:hAnsiTheme="majorHAnsi" w:eastAsia="黑体"/>
         <w:b/>
         <w:bCs/>
       </w:rPr>
@@ -6458,7 +6936,7 @@
         <w:spacing w:after="0" w:before="0" w:line="240" w:lineRule="auto"/>
       </w:pPr>
       <w:rPr>
-        <w:rFonts w:asciiTheme="majorHAnsi" w:cstheme="majorBidi" w:eastAsiaTheme="majorEastAsia" w:hAnsiTheme="majorHAnsi"/>
+        <w:rFonts w:asciiTheme="majorHAnsi" w:cstheme="majorBidi" w:hAnsiTheme="majorHAnsi" w:eastAsia="黑体"/>
         <w:b/>
         <w:bCs/>
       </w:rPr>
@@ -6476,14 +6954,14 @@
     </w:tblStylePr>
     <w:tblStylePr w:type="firstCol">
       <w:rPr>
-        <w:rFonts w:asciiTheme="majorHAnsi" w:cstheme="majorBidi" w:eastAsiaTheme="majorEastAsia" w:hAnsiTheme="majorHAnsi"/>
+        <w:rFonts w:asciiTheme="majorHAnsi" w:cstheme="majorBidi" w:hAnsiTheme="majorHAnsi" w:eastAsia="黑体"/>
         <w:b/>
         <w:bCs/>
       </w:rPr>
     </w:tblStylePr>
     <w:tblStylePr w:type="lastCol">
       <w:rPr>
-        <w:rFonts w:asciiTheme="majorHAnsi" w:cstheme="majorBidi" w:eastAsiaTheme="majorEastAsia" w:hAnsiTheme="majorHAnsi"/>
+        <w:rFonts w:asciiTheme="majorHAnsi" w:cstheme="majorBidi" w:hAnsiTheme="majorHAnsi" w:eastAsia="黑体"/>
         <w:b/>
         <w:bCs/>
       </w:rPr>
@@ -6567,7 +7045,7 @@
         <w:spacing w:after="0" w:before="0" w:line="240" w:lineRule="auto"/>
       </w:pPr>
       <w:rPr>
-        <w:rFonts w:asciiTheme="majorHAnsi" w:cstheme="majorBidi" w:eastAsiaTheme="majorEastAsia" w:hAnsiTheme="majorHAnsi"/>
+        <w:rFonts w:asciiTheme="majorHAnsi" w:cstheme="majorBidi" w:hAnsiTheme="majorHAnsi" w:eastAsia="黑体"/>
         <w:b/>
         <w:bCs/>
       </w:rPr>
@@ -6588,7 +7066,7 @@
         <w:spacing w:after="0" w:before="0" w:line="240" w:lineRule="auto"/>
       </w:pPr>
       <w:rPr>
-        <w:rFonts w:asciiTheme="majorHAnsi" w:cstheme="majorBidi" w:eastAsiaTheme="majorEastAsia" w:hAnsiTheme="majorHAnsi"/>
+        <w:rFonts w:asciiTheme="majorHAnsi" w:cstheme="majorBidi" w:hAnsiTheme="majorHAnsi" w:eastAsia="黑体"/>
         <w:b/>
         <w:bCs/>
       </w:rPr>
@@ -6606,14 +7084,14 @@
     </w:tblStylePr>
     <w:tblStylePr w:type="firstCol">
       <w:rPr>
-        <w:rFonts w:asciiTheme="majorHAnsi" w:cstheme="majorBidi" w:eastAsiaTheme="majorEastAsia" w:hAnsiTheme="majorHAnsi"/>
+        <w:rFonts w:asciiTheme="majorHAnsi" w:cstheme="majorBidi" w:hAnsiTheme="majorHAnsi" w:eastAsia="黑体"/>
         <w:b/>
         <w:bCs/>
       </w:rPr>
     </w:tblStylePr>
     <w:tblStylePr w:type="lastCol">
       <w:rPr>
-        <w:rFonts w:asciiTheme="majorHAnsi" w:cstheme="majorBidi" w:eastAsiaTheme="majorEastAsia" w:hAnsiTheme="majorHAnsi"/>
+        <w:rFonts w:asciiTheme="majorHAnsi" w:cstheme="majorBidi" w:hAnsiTheme="majorHAnsi" w:eastAsia="黑体"/>
         <w:b/>
         <w:bCs/>
       </w:rPr>
@@ -6697,7 +7175,7 @@
         <w:spacing w:after="0" w:before="0" w:line="240" w:lineRule="auto"/>
       </w:pPr>
       <w:rPr>
-        <w:rFonts w:asciiTheme="majorHAnsi" w:cstheme="majorBidi" w:eastAsiaTheme="majorEastAsia" w:hAnsiTheme="majorHAnsi"/>
+        <w:rFonts w:asciiTheme="majorHAnsi" w:cstheme="majorBidi" w:hAnsiTheme="majorHAnsi" w:eastAsia="黑体"/>
         <w:b/>
         <w:bCs/>
       </w:rPr>
@@ -6718,7 +7196,7 @@
         <w:spacing w:after="0" w:before="0" w:line="240" w:lineRule="auto"/>
       </w:pPr>
       <w:rPr>
-        <w:rFonts w:asciiTheme="majorHAnsi" w:cstheme="majorBidi" w:eastAsiaTheme="majorEastAsia" w:hAnsiTheme="majorHAnsi"/>
+        <w:rFonts w:asciiTheme="majorHAnsi" w:cstheme="majorBidi" w:hAnsiTheme="majorHAnsi" w:eastAsia="黑体"/>
         <w:b/>
         <w:bCs/>
       </w:rPr>
@@ -6736,14 +7214,14 @@
     </w:tblStylePr>
     <w:tblStylePr w:type="firstCol">
       <w:rPr>
-        <w:rFonts w:asciiTheme="majorHAnsi" w:cstheme="majorBidi" w:eastAsiaTheme="majorEastAsia" w:hAnsiTheme="majorHAnsi"/>
+        <w:rFonts w:asciiTheme="majorHAnsi" w:cstheme="majorBidi" w:hAnsiTheme="majorHAnsi" w:eastAsia="黑体"/>
         <w:b/>
         <w:bCs/>
       </w:rPr>
     </w:tblStylePr>
     <w:tblStylePr w:type="lastCol">
       <w:rPr>
-        <w:rFonts w:asciiTheme="majorHAnsi" w:cstheme="majorBidi" w:eastAsiaTheme="majorEastAsia" w:hAnsiTheme="majorHAnsi"/>
+        <w:rFonts w:asciiTheme="majorHAnsi" w:cstheme="majorBidi" w:hAnsiTheme="majorHAnsi" w:eastAsia="黑体"/>
         <w:b/>
         <w:bCs/>
       </w:rPr>
@@ -6827,7 +7305,7 @@
         <w:spacing w:after="0" w:before="0" w:line="240" w:lineRule="auto"/>
       </w:pPr>
       <w:rPr>
-        <w:rFonts w:asciiTheme="majorHAnsi" w:cstheme="majorBidi" w:eastAsiaTheme="majorEastAsia" w:hAnsiTheme="majorHAnsi"/>
+        <w:rFonts w:asciiTheme="majorHAnsi" w:cstheme="majorBidi" w:hAnsiTheme="majorHAnsi" w:eastAsia="黑体"/>
         <w:b/>
         <w:bCs/>
       </w:rPr>
@@ -6848,7 +7326,7 @@
         <w:spacing w:after="0" w:before="0" w:line="240" w:lineRule="auto"/>
       </w:pPr>
       <w:rPr>
-        <w:rFonts w:asciiTheme="majorHAnsi" w:cstheme="majorBidi" w:eastAsiaTheme="majorEastAsia" w:hAnsiTheme="majorHAnsi"/>
+        <w:rFonts w:asciiTheme="majorHAnsi" w:cstheme="majorBidi" w:hAnsiTheme="majorHAnsi" w:eastAsia="黑体"/>
         <w:b/>
         <w:bCs/>
       </w:rPr>
@@ -6866,14 +7344,14 @@
     </w:tblStylePr>
     <w:tblStylePr w:type="firstCol">
       <w:rPr>
-        <w:rFonts w:asciiTheme="majorHAnsi" w:cstheme="majorBidi" w:eastAsiaTheme="majorEastAsia" w:hAnsiTheme="majorHAnsi"/>
+        <w:rFonts w:asciiTheme="majorHAnsi" w:cstheme="majorBidi" w:hAnsiTheme="majorHAnsi" w:eastAsia="黑体"/>
         <w:b/>
         <w:bCs/>
       </w:rPr>
     </w:tblStylePr>
     <w:tblStylePr w:type="lastCol">
       <w:rPr>
-        <w:rFonts w:asciiTheme="majorHAnsi" w:cstheme="majorBidi" w:eastAsiaTheme="majorEastAsia" w:hAnsiTheme="majorHAnsi"/>
+        <w:rFonts w:asciiTheme="majorHAnsi" w:cstheme="majorBidi" w:hAnsiTheme="majorHAnsi" w:eastAsia="黑体"/>
         <w:b/>
         <w:bCs/>
       </w:rPr>
@@ -6957,7 +7435,7 @@
         <w:spacing w:after="0" w:before="0" w:line="240" w:lineRule="auto"/>
       </w:pPr>
       <w:rPr>
-        <w:rFonts w:asciiTheme="majorHAnsi" w:cstheme="majorBidi" w:eastAsiaTheme="majorEastAsia" w:hAnsiTheme="majorHAnsi"/>
+        <w:rFonts w:asciiTheme="majorHAnsi" w:cstheme="majorBidi" w:hAnsiTheme="majorHAnsi" w:eastAsia="黑体"/>
         <w:b/>
         <w:bCs/>
       </w:rPr>
@@ -6978,7 +7456,7 @@
         <w:spacing w:after="0" w:before="0" w:line="240" w:lineRule="auto"/>
       </w:pPr>
       <w:rPr>
-        <w:rFonts w:asciiTheme="majorHAnsi" w:cstheme="majorBidi" w:eastAsiaTheme="majorEastAsia" w:hAnsiTheme="majorHAnsi"/>
+        <w:rFonts w:asciiTheme="majorHAnsi" w:cstheme="majorBidi" w:hAnsiTheme="majorHAnsi" w:eastAsia="黑体"/>
         <w:b/>
         <w:bCs/>
       </w:rPr>
@@ -6996,14 +7474,14 @@
     </w:tblStylePr>
     <w:tblStylePr w:type="firstCol">
       <w:rPr>
-        <w:rFonts w:asciiTheme="majorHAnsi" w:cstheme="majorBidi" w:eastAsiaTheme="majorEastAsia" w:hAnsiTheme="majorHAnsi"/>
+        <w:rFonts w:asciiTheme="majorHAnsi" w:cstheme="majorBidi" w:hAnsiTheme="majorHAnsi" w:eastAsia="黑体"/>
         <w:b/>
         <w:bCs/>
       </w:rPr>
     </w:tblStylePr>
     <w:tblStylePr w:type="lastCol">
       <w:rPr>
-        <w:rFonts w:asciiTheme="majorHAnsi" w:cstheme="majorBidi" w:eastAsiaTheme="majorEastAsia" w:hAnsiTheme="majorHAnsi"/>
+        <w:rFonts w:asciiTheme="majorHAnsi" w:cstheme="majorBidi" w:hAnsiTheme="majorHAnsi" w:eastAsia="黑体"/>
         <w:b/>
         <w:bCs/>
       </w:rPr>
@@ -7087,7 +7565,7 @@
         <w:spacing w:after="0" w:before="0" w:line="240" w:lineRule="auto"/>
       </w:pPr>
       <w:rPr>
-        <w:rFonts w:asciiTheme="majorHAnsi" w:cstheme="majorBidi" w:eastAsiaTheme="majorEastAsia" w:hAnsiTheme="majorHAnsi"/>
+        <w:rFonts w:asciiTheme="majorHAnsi" w:cstheme="majorBidi" w:hAnsiTheme="majorHAnsi" w:eastAsia="黑体"/>
         <w:b/>
         <w:bCs/>
       </w:rPr>
@@ -7108,7 +7586,7 @@
         <w:spacing w:after="0" w:before="0" w:line="240" w:lineRule="auto"/>
       </w:pPr>
       <w:rPr>
-        <w:rFonts w:asciiTheme="majorHAnsi" w:cstheme="majorBidi" w:eastAsiaTheme="majorEastAsia" w:hAnsiTheme="majorHAnsi"/>
+        <w:rFonts w:asciiTheme="majorHAnsi" w:cstheme="majorBidi" w:hAnsiTheme="majorHAnsi" w:eastAsia="黑体"/>
         <w:b/>
         <w:bCs/>
       </w:rPr>
@@ -7126,14 +7604,14 @@
     </w:tblStylePr>
     <w:tblStylePr w:type="firstCol">
       <w:rPr>
-        <w:rFonts w:asciiTheme="majorHAnsi" w:cstheme="majorBidi" w:eastAsiaTheme="majorEastAsia" w:hAnsiTheme="majorHAnsi"/>
+        <w:rFonts w:asciiTheme="majorHAnsi" w:cstheme="majorBidi" w:hAnsiTheme="majorHAnsi" w:eastAsia="黑体"/>
         <w:b/>
         <w:bCs/>
       </w:rPr>
     </w:tblStylePr>
     <w:tblStylePr w:type="lastCol">
       <w:rPr>
-        <w:rFonts w:asciiTheme="majorHAnsi" w:cstheme="majorBidi" w:eastAsiaTheme="majorEastAsia" w:hAnsiTheme="majorHAnsi"/>
+        <w:rFonts w:asciiTheme="majorHAnsi" w:cstheme="majorBidi" w:hAnsiTheme="majorHAnsi" w:eastAsia="黑体"/>
         <w:b/>
         <w:bCs/>
       </w:rPr>
@@ -7216,6 +7694,7 @@
         <w:spacing w:after="0" w:before="0" w:line="240" w:lineRule="auto"/>
       </w:pPr>
       <w:rPr>
+        <w:rFonts w:eastAsia="黑体"/>
         <w:b/>
         <w:bCs/>
         <w:color w:themeColor="background1" w:val="FFFFFF"/>
@@ -7238,6 +7717,7 @@
         <w:spacing w:after="0" w:before="0" w:line="240" w:lineRule="auto"/>
       </w:pPr>
       <w:rPr>
+        <w:rFonts w:eastAsia="黑体"/>
         <w:b/>
         <w:bCs/>
       </w:rPr>
@@ -7255,12 +7735,14 @@
     </w:tblStylePr>
     <w:tblStylePr w:type="firstCol">
       <w:rPr>
+        <w:rFonts w:eastAsia="黑体"/>
         <w:b/>
         <w:bCs/>
       </w:rPr>
     </w:tblStylePr>
     <w:tblStylePr w:type="lastCol">
       <w:rPr>
+        <w:rFonts w:eastAsia="黑体"/>
         <w:b/>
         <w:bCs/>
       </w:rPr>
@@ -7322,6 +7804,7 @@
         <w:spacing w:after="0" w:before="0" w:line="240" w:lineRule="auto"/>
       </w:pPr>
       <w:rPr>
+        <w:rFonts w:eastAsia="黑体"/>
         <w:b/>
         <w:bCs/>
         <w:color w:themeColor="background1" w:val="FFFFFF"/>
@@ -7344,6 +7827,7 @@
         <w:spacing w:after="0" w:before="0" w:line="240" w:lineRule="auto"/>
       </w:pPr>
       <w:rPr>
+        <w:rFonts w:eastAsia="黑体"/>
         <w:b/>
         <w:bCs/>
       </w:rPr>
@@ -7361,12 +7845,14 @@
     </w:tblStylePr>
     <w:tblStylePr w:type="firstCol">
       <w:rPr>
+        <w:rFonts w:eastAsia="黑体"/>
         <w:b/>
         <w:bCs/>
       </w:rPr>
     </w:tblStylePr>
     <w:tblStylePr w:type="lastCol">
       <w:rPr>
+        <w:rFonts w:eastAsia="黑体"/>
         <w:b/>
         <w:bCs/>
       </w:rPr>
@@ -7428,6 +7914,7 @@
         <w:spacing w:after="0" w:before="0" w:line="240" w:lineRule="auto"/>
       </w:pPr>
       <w:rPr>
+        <w:rFonts w:eastAsia="黑体"/>
         <w:b/>
         <w:bCs/>
         <w:color w:themeColor="background1" w:val="FFFFFF"/>
@@ -7450,6 +7937,7 @@
         <w:spacing w:after="0" w:before="0" w:line="240" w:lineRule="auto"/>
       </w:pPr>
       <w:rPr>
+        <w:rFonts w:eastAsia="黑体"/>
         <w:b/>
         <w:bCs/>
       </w:rPr>
@@ -7467,12 +7955,14 @@
     </w:tblStylePr>
     <w:tblStylePr w:type="firstCol">
       <w:rPr>
+        <w:rFonts w:eastAsia="黑体"/>
         <w:b/>
         <w:bCs/>
       </w:rPr>
     </w:tblStylePr>
     <w:tblStylePr w:type="lastCol">
       <w:rPr>
+        <w:rFonts w:eastAsia="黑体"/>
         <w:b/>
         <w:bCs/>
       </w:rPr>
@@ -7534,6 +8024,7 @@
         <w:spacing w:after="0" w:before="0" w:line="240" w:lineRule="auto"/>
       </w:pPr>
       <w:rPr>
+        <w:rFonts w:eastAsia="黑体"/>
         <w:b/>
         <w:bCs/>
         <w:color w:themeColor="background1" w:val="FFFFFF"/>
@@ -7556,6 +8047,7 @@
         <w:spacing w:after="0" w:before="0" w:line="240" w:lineRule="auto"/>
       </w:pPr>
       <w:rPr>
+        <w:rFonts w:eastAsia="黑体"/>
         <w:b/>
         <w:bCs/>
       </w:rPr>
@@ -7573,12 +8065,14 @@
     </w:tblStylePr>
     <w:tblStylePr w:type="firstCol">
       <w:rPr>
+        <w:rFonts w:eastAsia="黑体"/>
         <w:b/>
         <w:bCs/>
       </w:rPr>
     </w:tblStylePr>
     <w:tblStylePr w:type="lastCol">
       <w:rPr>
+        <w:rFonts w:eastAsia="黑体"/>
         <w:b/>
         <w:bCs/>
       </w:rPr>
@@ -7640,6 +8134,7 @@
         <w:spacing w:after="0" w:before="0" w:line="240" w:lineRule="auto"/>
       </w:pPr>
       <w:rPr>
+        <w:rFonts w:eastAsia="黑体"/>
         <w:b/>
         <w:bCs/>
         <w:color w:themeColor="background1" w:val="FFFFFF"/>
@@ -7662,6 +8157,7 @@
         <w:spacing w:after="0" w:before="0" w:line="240" w:lineRule="auto"/>
       </w:pPr>
       <w:rPr>
+        <w:rFonts w:eastAsia="黑体"/>
         <w:b/>
         <w:bCs/>
       </w:rPr>
@@ -7679,12 +8175,14 @@
     </w:tblStylePr>
     <w:tblStylePr w:type="firstCol">
       <w:rPr>
+        <w:rFonts w:eastAsia="黑体"/>
         <w:b/>
         <w:bCs/>
       </w:rPr>
     </w:tblStylePr>
     <w:tblStylePr w:type="lastCol">
       <w:rPr>
+        <w:rFonts w:eastAsia="黑体"/>
         <w:b/>
         <w:bCs/>
       </w:rPr>
@@ -7746,6 +8244,7 @@
         <w:spacing w:after="0" w:before="0" w:line="240" w:lineRule="auto"/>
       </w:pPr>
       <w:rPr>
+        <w:rFonts w:eastAsia="黑体"/>
         <w:b/>
         <w:bCs/>
         <w:color w:themeColor="background1" w:val="FFFFFF"/>
@@ -7768,6 +8267,7 @@
         <w:spacing w:after="0" w:before="0" w:line="240" w:lineRule="auto"/>
       </w:pPr>
       <w:rPr>
+        <w:rFonts w:eastAsia="黑体"/>
         <w:b/>
         <w:bCs/>
       </w:rPr>
@@ -7785,12 +8285,14 @@
     </w:tblStylePr>
     <w:tblStylePr w:type="firstCol">
       <w:rPr>
+        <w:rFonts w:eastAsia="黑体"/>
         <w:b/>
         <w:bCs/>
       </w:rPr>
     </w:tblStylePr>
     <w:tblStylePr w:type="lastCol">
       <w:rPr>
+        <w:rFonts w:eastAsia="黑体"/>
         <w:b/>
         <w:bCs/>
       </w:rPr>
@@ -7852,6 +8354,7 @@
         <w:spacing w:after="0" w:before="0" w:line="240" w:lineRule="auto"/>
       </w:pPr>
       <w:rPr>
+        <w:rFonts w:eastAsia="黑体"/>
         <w:b/>
         <w:bCs/>
         <w:color w:themeColor="background1" w:val="FFFFFF"/>
@@ -7874,6 +8377,7 @@
         <w:spacing w:after="0" w:before="0" w:line="240" w:lineRule="auto"/>
       </w:pPr>
       <w:rPr>
+        <w:rFonts w:eastAsia="黑体"/>
         <w:b/>
         <w:bCs/>
       </w:rPr>
@@ -7891,12 +8395,14 @@
     </w:tblStylePr>
     <w:tblStylePr w:type="firstCol">
       <w:rPr>
+        <w:rFonts w:eastAsia="黑体"/>
         <w:b/>
         <w:bCs/>
       </w:rPr>
     </w:tblStylePr>
     <w:tblStylePr w:type="lastCol">
       <w:rPr>
+        <w:rFonts w:eastAsia="黑体"/>
         <w:b/>
         <w:bCs/>
       </w:rPr>
@@ -7955,6 +8461,7 @@
         <w:spacing w:after="0" w:before="0" w:line="240" w:lineRule="auto"/>
       </w:pPr>
       <w:rPr>
+        <w:rFonts w:eastAsia="黑体"/>
         <w:b/>
         <w:bCs/>
         <w:color w:themeColor="background1" w:val="FFFFFF"/>
@@ -7977,6 +8484,7 @@
         <w:spacing w:after="0" w:before="0" w:line="240" w:lineRule="auto"/>
       </w:pPr>
       <w:rPr>
+        <w:rFonts w:eastAsia="黑体"/>
         <w:color w:val="auto"/>
       </w:rPr>
       <w:tblPr/>
@@ -7994,6 +8502,7 @@
     </w:tblStylePr>
     <w:tblStylePr w:type="firstCol">
       <w:rPr>
+        <w:rFonts w:eastAsia="黑体"/>
         <w:b/>
         <w:bCs/>
         <w:color w:themeColor="background1" w:val="FFFFFF"/>
@@ -8013,6 +8522,7 @@
     </w:tblStylePr>
     <w:tblStylePr w:type="lastCol">
       <w:rPr>
+        <w:rFonts w:eastAsia="黑体"/>
         <w:b/>
         <w:bCs/>
         <w:color w:themeColor="background1" w:val="FFFFFF"/>
@@ -8061,6 +8571,7 @@
     </w:tblStylePr>
     <w:tblStylePr w:type="nwCell">
       <w:rPr>
+        <w:rFonts w:eastAsia="黑体"/>
         <w:color w:themeColor="background1" w:val="FFFFFF"/>
       </w:rPr>
       <w:tblPr/>
@@ -8104,6 +8615,7 @@
         <w:spacing w:after="0" w:before="0" w:line="240" w:lineRule="auto"/>
       </w:pPr>
       <w:rPr>
+        <w:rFonts w:eastAsia="黑体"/>
         <w:b/>
         <w:bCs/>
         <w:color w:themeColor="background1" w:val="FFFFFF"/>
@@ -8126,6 +8638,7 @@
         <w:spacing w:after="0" w:before="0" w:line="240" w:lineRule="auto"/>
       </w:pPr>
       <w:rPr>
+        <w:rFonts w:eastAsia="黑体"/>
         <w:color w:val="auto"/>
       </w:rPr>
       <w:tblPr/>
@@ -8143,6 +8656,7 @@
     </w:tblStylePr>
     <w:tblStylePr w:type="firstCol">
       <w:rPr>
+        <w:rFonts w:eastAsia="黑体"/>
         <w:b/>
         <w:bCs/>
         <w:color w:themeColor="background1" w:val="FFFFFF"/>
@@ -8162,6 +8676,7 @@
     </w:tblStylePr>
     <w:tblStylePr w:type="lastCol">
       <w:rPr>
+        <w:rFonts w:eastAsia="黑体"/>
         <w:b/>
         <w:bCs/>
         <w:color w:themeColor="background1" w:val="FFFFFF"/>
@@ -8210,6 +8725,7 @@
     </w:tblStylePr>
     <w:tblStylePr w:type="nwCell">
       <w:rPr>
+        <w:rFonts w:eastAsia="黑体"/>
         <w:color w:themeColor="background1" w:val="FFFFFF"/>
       </w:rPr>
       <w:tblPr/>
@@ -8253,6 +8769,7 @@
         <w:spacing w:after="0" w:before="0" w:line="240" w:lineRule="auto"/>
       </w:pPr>
       <w:rPr>
+        <w:rFonts w:eastAsia="黑体"/>
         <w:b/>
         <w:bCs/>
         <w:color w:themeColor="background1" w:val="FFFFFF"/>
@@ -8275,6 +8792,7 @@
         <w:spacing w:after="0" w:before="0" w:line="240" w:lineRule="auto"/>
       </w:pPr>
       <w:rPr>
+        <w:rFonts w:eastAsia="黑体"/>
         <w:color w:val="auto"/>
       </w:rPr>
       <w:tblPr/>
@@ -8292,6 +8810,7 @@
     </w:tblStylePr>
     <w:tblStylePr w:type="firstCol">
       <w:rPr>
+        <w:rFonts w:eastAsia="黑体"/>
         <w:b/>
         <w:bCs/>
         <w:color w:themeColor="background1" w:val="FFFFFF"/>
@@ -8311,6 +8830,7 @@
     </w:tblStylePr>
     <w:tblStylePr w:type="lastCol">
       <w:rPr>
+        <w:rFonts w:eastAsia="黑体"/>
         <w:b/>
         <w:bCs/>
         <w:color w:themeColor="background1" w:val="FFFFFF"/>
@@ -8359,6 +8879,7 @@
     </w:tblStylePr>
     <w:tblStylePr w:type="nwCell">
       <w:rPr>
+        <w:rFonts w:eastAsia="黑体"/>
         <w:color w:themeColor="background1" w:val="FFFFFF"/>
       </w:rPr>
       <w:tblPr/>
@@ -8402,6 +8923,7 @@
         <w:spacing w:after="0" w:before="0" w:line="240" w:lineRule="auto"/>
       </w:pPr>
       <w:rPr>
+        <w:rFonts w:eastAsia="黑体"/>
         <w:b/>
         <w:bCs/>
         <w:color w:themeColor="background1" w:val="FFFFFF"/>
@@ -8424,6 +8946,7 @@
         <w:spacing w:after="0" w:before="0" w:line="240" w:lineRule="auto"/>
       </w:pPr>
       <w:rPr>
+        <w:rFonts w:eastAsia="黑体"/>
         <w:color w:val="auto"/>
       </w:rPr>
       <w:tblPr/>
@@ -8441,6 +8964,7 @@
     </w:tblStylePr>
     <w:tblStylePr w:type="firstCol">
       <w:rPr>
+        <w:rFonts w:eastAsia="黑体"/>
         <w:b/>
         <w:bCs/>
         <w:color w:themeColor="background1" w:val="FFFFFF"/>
@@ -8460,6 +8984,7 @@
     </w:tblStylePr>
     <w:tblStylePr w:type="lastCol">
       <w:rPr>
+        <w:rFonts w:eastAsia="黑体"/>
         <w:b/>
         <w:bCs/>
         <w:color w:themeColor="background1" w:val="FFFFFF"/>
@@ -8508,6 +9033,7 @@
     </w:tblStylePr>
     <w:tblStylePr w:type="nwCell">
       <w:rPr>
+        <w:rFonts w:eastAsia="黑体"/>
         <w:color w:themeColor="background1" w:val="FFFFFF"/>
       </w:rPr>
       <w:tblPr/>
@@ -8551,6 +9077,7 @@
         <w:spacing w:after="0" w:before="0" w:line="240" w:lineRule="auto"/>
       </w:pPr>
       <w:rPr>
+        <w:rFonts w:eastAsia="黑体"/>
         <w:b/>
         <w:bCs/>
         <w:color w:themeColor="background1" w:val="FFFFFF"/>
@@ -8573,6 +9100,7 @@
         <w:spacing w:after="0" w:before="0" w:line="240" w:lineRule="auto"/>
       </w:pPr>
       <w:rPr>
+        <w:rFonts w:eastAsia="黑体"/>
         <w:color w:val="auto"/>
       </w:rPr>
       <w:tblPr/>
@@ -8590,6 +9118,7 @@
     </w:tblStylePr>
     <w:tblStylePr w:type="firstCol">
       <w:rPr>
+        <w:rFonts w:eastAsia="黑体"/>
         <w:b/>
         <w:bCs/>
         <w:color w:themeColor="background1" w:val="FFFFFF"/>
@@ -8609,6 +9138,7 @@
     </w:tblStylePr>
     <w:tblStylePr w:type="lastCol">
       <w:rPr>
+        <w:rFonts w:eastAsia="黑体"/>
         <w:b/>
         <w:bCs/>
         <w:color w:themeColor="background1" w:val="FFFFFF"/>
@@ -8657,6 +9187,7 @@
     </w:tblStylePr>
     <w:tblStylePr w:type="nwCell">
       <w:rPr>
+        <w:rFonts w:eastAsia="黑体"/>
         <w:color w:themeColor="background1" w:val="FFFFFF"/>
       </w:rPr>
       <w:tblPr/>
@@ -8700,6 +9231,7 @@
         <w:spacing w:after="0" w:before="0" w:line="240" w:lineRule="auto"/>
       </w:pPr>
       <w:rPr>
+        <w:rFonts w:eastAsia="黑体"/>
         <w:b/>
         <w:bCs/>
         <w:color w:themeColor="background1" w:val="FFFFFF"/>
@@ -8722,6 +9254,7 @@
         <w:spacing w:after="0" w:before="0" w:line="240" w:lineRule="auto"/>
       </w:pPr>
       <w:rPr>
+        <w:rFonts w:eastAsia="黑体"/>
         <w:color w:val="auto"/>
       </w:rPr>
       <w:tblPr/>
@@ -8739,6 +9272,7 @@
     </w:tblStylePr>
     <w:tblStylePr w:type="firstCol">
       <w:rPr>
+        <w:rFonts w:eastAsia="黑体"/>
         <w:b/>
         <w:bCs/>
         <w:color w:themeColor="background1" w:val="FFFFFF"/>
@@ -8758,6 +9292,7 @@
     </w:tblStylePr>
     <w:tblStylePr w:type="lastCol">
       <w:rPr>
+        <w:rFonts w:eastAsia="黑体"/>
         <w:b/>
         <w:bCs/>
         <w:color w:themeColor="background1" w:val="FFFFFF"/>
@@ -8806,6 +9341,7 @@
     </w:tblStylePr>
     <w:tblStylePr w:type="nwCell">
       <w:rPr>
+        <w:rFonts w:eastAsia="黑体"/>
         <w:color w:themeColor="background1" w:val="FFFFFF"/>
       </w:rPr>
       <w:tblPr/>
@@ -8849,6 +9385,7 @@
         <w:spacing w:after="0" w:before="0" w:line="240" w:lineRule="auto"/>
       </w:pPr>
       <w:rPr>
+        <w:rFonts w:eastAsia="黑体"/>
         <w:b/>
         <w:bCs/>
         <w:color w:themeColor="background1" w:val="FFFFFF"/>
@@ -8871,6 +9408,7 @@
         <w:spacing w:after="0" w:before="0" w:line="240" w:lineRule="auto"/>
       </w:pPr>
       <w:rPr>
+        <w:rFonts w:eastAsia="黑体"/>
         <w:color w:val="auto"/>
       </w:rPr>
       <w:tblPr/>
@@ -8888,6 +9426,7 @@
     </w:tblStylePr>
     <w:tblStylePr w:type="firstCol">
       <w:rPr>
+        <w:rFonts w:eastAsia="黑体"/>
         <w:b/>
         <w:bCs/>
         <w:color w:themeColor="background1" w:val="FFFFFF"/>
@@ -8907,6 +9446,7 @@
     </w:tblStylePr>
     <w:tblStylePr w:type="lastCol">
       <w:rPr>
+        <w:rFonts w:eastAsia="黑体"/>
         <w:b/>
         <w:bCs/>
         <w:color w:themeColor="background1" w:val="FFFFFF"/>
@@ -8955,6 +9495,7 @@
     </w:tblStylePr>
     <w:tblStylePr w:type="nwCell">
       <w:rPr>
+        <w:rFonts w:eastAsia="黑体"/>
         <w:color w:themeColor="background1" w:val="FFFFFF"/>
       </w:rPr>
       <w:tblPr/>
@@ -8979,6 +9520,7 @@
       <w:spacing w:after="0" w:line="240" w:lineRule="auto"/>
     </w:pPr>
     <w:rPr>
+      <w:rFonts w:eastAsia="黑体"/>
       <w:color w:themeColor="text1" w:val="000000"/>
     </w:rPr>
     <w:tblPr>
@@ -8998,7 +9540,7 @@
     </w:tblPr>
     <w:tblStylePr w:type="firstRow">
       <w:rPr>
-        <w:rFonts w:asciiTheme="majorHAnsi" w:cstheme="majorBidi" w:eastAsiaTheme="majorEastAsia" w:hAnsiTheme="majorHAnsi"/>
+        <w:rFonts w:asciiTheme="majorHAnsi" w:cstheme="majorBidi" w:hAnsiTheme="majorHAnsi" w:eastAsia="黑体"/>
       </w:rPr>
       <w:tblPr/>
       <w:tcPr>
@@ -9010,6 +9552,7 @@
     </w:tblStylePr>
     <w:tblStylePr w:type="lastRow">
       <w:rPr>
+        <w:rFonts w:eastAsia="黑体"/>
         <w:b/>
         <w:bCs/>
         <w:color w:themeColor="text2" w:val="1F497D"/>
@@ -9024,12 +9567,14 @@
     </w:tblStylePr>
     <w:tblStylePr w:type="firstCol">
       <w:rPr>
+        <w:rFonts w:eastAsia="黑体"/>
         <w:b/>
         <w:bCs/>
       </w:rPr>
     </w:tblStylePr>
     <w:tblStylePr w:type="lastCol">
       <w:rPr>
+        <w:rFonts w:eastAsia="黑体"/>
         <w:b/>
         <w:bCs/>
       </w:rPr>
@@ -9063,6 +9608,7 @@
       <w:spacing w:after="0" w:line="240" w:lineRule="auto"/>
     </w:pPr>
     <w:rPr>
+      <w:rFonts w:eastAsia="黑体"/>
       <w:color w:themeColor="text1" w:val="000000"/>
     </w:rPr>
     <w:tblPr>
@@ -9082,7 +9628,7 @@
     </w:tblPr>
     <w:tblStylePr w:type="firstRow">
       <w:rPr>
-        <w:rFonts w:asciiTheme="majorHAnsi" w:cstheme="majorBidi" w:eastAsiaTheme="majorEastAsia" w:hAnsiTheme="majorHAnsi"/>
+        <w:rFonts w:asciiTheme="majorHAnsi" w:cstheme="majorBidi" w:hAnsiTheme="majorHAnsi" w:eastAsia="黑体"/>
       </w:rPr>
       <w:tblPr/>
       <w:tcPr>
@@ -9094,6 +9640,7 @@
     </w:tblStylePr>
     <w:tblStylePr w:type="lastRow">
       <w:rPr>
+        <w:rFonts w:eastAsia="黑体"/>
         <w:b/>
         <w:bCs/>
         <w:color w:themeColor="text2" w:val="1F497D"/>
@@ -9108,12 +9655,14 @@
     </w:tblStylePr>
     <w:tblStylePr w:type="firstCol">
       <w:rPr>
+        <w:rFonts w:eastAsia="黑体"/>
         <w:b/>
         <w:bCs/>
       </w:rPr>
     </w:tblStylePr>
     <w:tblStylePr w:type="lastCol">
       <w:rPr>
+        <w:rFonts w:eastAsia="黑体"/>
         <w:b/>
         <w:bCs/>
       </w:rPr>
@@ -9147,6 +9696,7 @@
       <w:spacing w:after="0" w:line="240" w:lineRule="auto"/>
     </w:pPr>
     <w:rPr>
+      <w:rFonts w:eastAsia="黑体"/>
       <w:color w:themeColor="text1" w:val="000000"/>
     </w:rPr>
     <w:tblPr>
@@ -9166,7 +9716,7 @@
     </w:tblPr>
     <w:tblStylePr w:type="firstRow">
       <w:rPr>
-        <w:rFonts w:asciiTheme="majorHAnsi" w:cstheme="majorBidi" w:eastAsiaTheme="majorEastAsia" w:hAnsiTheme="majorHAnsi"/>
+        <w:rFonts w:asciiTheme="majorHAnsi" w:cstheme="majorBidi" w:hAnsiTheme="majorHAnsi" w:eastAsia="黑体"/>
       </w:rPr>
       <w:tblPr/>
       <w:tcPr>
@@ -9178,6 +9728,7 @@
     </w:tblStylePr>
     <w:tblStylePr w:type="lastRow">
       <w:rPr>
+        <w:rFonts w:eastAsia="黑体"/>
         <w:b/>
         <w:bCs/>
         <w:color w:themeColor="text2" w:val="1F497D"/>
@@ -9192,12 +9743,14 @@
     </w:tblStylePr>
     <w:tblStylePr w:type="firstCol">
       <w:rPr>
+        <w:rFonts w:eastAsia="黑体"/>
         <w:b/>
         <w:bCs/>
       </w:rPr>
     </w:tblStylePr>
     <w:tblStylePr w:type="lastCol">
       <w:rPr>
+        <w:rFonts w:eastAsia="黑体"/>
         <w:b/>
         <w:bCs/>
       </w:rPr>
@@ -9231,6 +9784,7 @@
       <w:spacing w:after="0" w:line="240" w:lineRule="auto"/>
     </w:pPr>
     <w:rPr>
+      <w:rFonts w:eastAsia="黑体"/>
       <w:color w:themeColor="text1" w:val="000000"/>
     </w:rPr>
     <w:tblPr>
@@ -9250,7 +9804,7 @@
     </w:tblPr>
     <w:tblStylePr w:type="firstRow">
       <w:rPr>
-        <w:rFonts w:asciiTheme="majorHAnsi" w:cstheme="majorBidi" w:eastAsiaTheme="majorEastAsia" w:hAnsiTheme="majorHAnsi"/>
+        <w:rFonts w:asciiTheme="majorHAnsi" w:cstheme="majorBidi" w:hAnsiTheme="majorHAnsi" w:eastAsia="黑体"/>
       </w:rPr>
       <w:tblPr/>
       <w:tcPr>
@@ -9262,6 +9816,7 @@
     </w:tblStylePr>
     <w:tblStylePr w:type="lastRow">
       <w:rPr>
+        <w:rFonts w:eastAsia="黑体"/>
         <w:b/>
         <w:bCs/>
         <w:color w:themeColor="text2" w:val="1F497D"/>
@@ -9276,12 +9831,14 @@
     </w:tblStylePr>
     <w:tblStylePr w:type="firstCol">
       <w:rPr>
+        <w:rFonts w:eastAsia="黑体"/>
         <w:b/>
         <w:bCs/>
       </w:rPr>
     </w:tblStylePr>
     <w:tblStylePr w:type="lastCol">
       <w:rPr>
+        <w:rFonts w:eastAsia="黑体"/>
         <w:b/>
         <w:bCs/>
       </w:rPr>
@@ -9315,6 +9872,7 @@
       <w:spacing w:after="0" w:line="240" w:lineRule="auto"/>
     </w:pPr>
     <w:rPr>
+      <w:rFonts w:eastAsia="黑体"/>
       <w:color w:themeColor="text1" w:val="000000"/>
     </w:rPr>
     <w:tblPr>
@@ -9334,7 +9892,7 @@
     </w:tblPr>
     <w:tblStylePr w:type="firstRow">
       <w:rPr>
-        <w:rFonts w:asciiTheme="majorHAnsi" w:cstheme="majorBidi" w:eastAsiaTheme="majorEastAsia" w:hAnsiTheme="majorHAnsi"/>
+        <w:rFonts w:asciiTheme="majorHAnsi" w:cstheme="majorBidi" w:hAnsiTheme="majorHAnsi" w:eastAsia="黑体"/>
       </w:rPr>
       <w:tblPr/>
       <w:tcPr>
@@ -9346,6 +9904,7 @@
     </w:tblStylePr>
     <w:tblStylePr w:type="lastRow">
       <w:rPr>
+        <w:rFonts w:eastAsia="黑体"/>
         <w:b/>
         <w:bCs/>
         <w:color w:themeColor="text2" w:val="1F497D"/>
@@ -9360,12 +9919,14 @@
     </w:tblStylePr>
     <w:tblStylePr w:type="firstCol">
       <w:rPr>
+        <w:rFonts w:eastAsia="黑体"/>
         <w:b/>
         <w:bCs/>
       </w:rPr>
     </w:tblStylePr>
     <w:tblStylePr w:type="lastCol">
       <w:rPr>
+        <w:rFonts w:eastAsia="黑体"/>
         <w:b/>
         <w:bCs/>
       </w:rPr>
@@ -9399,6 +9960,7 @@
       <w:spacing w:after="0" w:line="240" w:lineRule="auto"/>
     </w:pPr>
     <w:rPr>
+      <w:rFonts w:eastAsia="黑体"/>
       <w:color w:themeColor="text1" w:val="000000"/>
     </w:rPr>
     <w:tblPr>
@@ -9418,7 +9980,7 @@
     </w:tblPr>
     <w:tblStylePr w:type="firstRow">
       <w:rPr>
-        <w:rFonts w:asciiTheme="majorHAnsi" w:cstheme="majorBidi" w:eastAsiaTheme="majorEastAsia" w:hAnsiTheme="majorHAnsi"/>
+        <w:rFonts w:asciiTheme="majorHAnsi" w:cstheme="majorBidi" w:hAnsiTheme="majorHAnsi" w:eastAsia="黑体"/>
       </w:rPr>
       <w:tblPr/>
       <w:tcPr>
@@ -9430,6 +9992,7 @@
     </w:tblStylePr>
     <w:tblStylePr w:type="lastRow">
       <w:rPr>
+        <w:rFonts w:eastAsia="黑体"/>
         <w:b/>
         <w:bCs/>
         <w:color w:themeColor="text2" w:val="1F497D"/>
@@ -9444,12 +10007,14 @@
     </w:tblStylePr>
     <w:tblStylePr w:type="firstCol">
       <w:rPr>
+        <w:rFonts w:eastAsia="黑体"/>
         <w:b/>
         <w:bCs/>
       </w:rPr>
     </w:tblStylePr>
     <w:tblStylePr w:type="lastCol">
       <w:rPr>
+        <w:rFonts w:eastAsia="黑体"/>
         <w:b/>
         <w:bCs/>
       </w:rPr>
@@ -9483,6 +10048,7 @@
       <w:spacing w:after="0" w:line="240" w:lineRule="auto"/>
     </w:pPr>
     <w:rPr>
+      <w:rFonts w:eastAsia="黑体"/>
       <w:color w:themeColor="text1" w:val="000000"/>
     </w:rPr>
     <w:tblPr>
@@ -9502,7 +10068,7 @@
     </w:tblPr>
     <w:tblStylePr w:type="firstRow">
       <w:rPr>
-        <w:rFonts w:asciiTheme="majorHAnsi" w:cstheme="majorBidi" w:eastAsiaTheme="majorEastAsia" w:hAnsiTheme="majorHAnsi"/>
+        <w:rFonts w:asciiTheme="majorHAnsi" w:cstheme="majorBidi" w:hAnsiTheme="majorHAnsi" w:eastAsia="黑体"/>
       </w:rPr>
       <w:tblPr/>
       <w:tcPr>
@@ -9514,6 +10080,7 @@
     </w:tblStylePr>
     <w:tblStylePr w:type="lastRow">
       <w:rPr>
+        <w:rFonts w:eastAsia="黑体"/>
         <w:b/>
         <w:bCs/>
         <w:color w:themeColor="text2" w:val="1F497D"/>
@@ -9528,12 +10095,14 @@
     </w:tblStylePr>
     <w:tblStylePr w:type="firstCol">
       <w:rPr>
+        <w:rFonts w:eastAsia="黑体"/>
         <w:b/>
         <w:bCs/>
       </w:rPr>
     </w:tblStylePr>
     <w:tblStylePr w:type="lastCol">
       <w:rPr>
+        <w:rFonts w:eastAsia="黑体"/>
         <w:b/>
         <w:bCs/>
       </w:rPr>
@@ -9567,7 +10136,7 @@
       <w:spacing w:after="0" w:line="240" w:lineRule="auto"/>
     </w:pPr>
     <w:rPr>
-      <w:rFonts w:asciiTheme="majorHAnsi" w:cstheme="majorBidi" w:eastAsiaTheme="majorEastAsia" w:hAnsiTheme="majorHAnsi"/>
+      <w:rFonts w:asciiTheme="majorHAnsi" w:cstheme="majorBidi" w:hAnsiTheme="majorHAnsi" w:eastAsia="黑体"/>
       <w:color w:themeColor="text1" w:val="000000"/>
     </w:rPr>
     <w:tblPr>
@@ -9589,6 +10158,7 @@
     </w:tblPr>
     <w:tblStylePr w:type="firstRow">
       <w:rPr>
+        <w:rFonts w:eastAsia="黑体"/>
         <w:sz w:val="24"/>
         <w:szCs w:val="24"/>
       </w:rPr>
@@ -9695,7 +10265,7 @@
       <w:spacing w:after="0" w:line="240" w:lineRule="auto"/>
     </w:pPr>
     <w:rPr>
-      <w:rFonts w:asciiTheme="majorHAnsi" w:cstheme="majorBidi" w:eastAsiaTheme="majorEastAsia" w:hAnsiTheme="majorHAnsi"/>
+      <w:rFonts w:asciiTheme="majorHAnsi" w:cstheme="majorBidi" w:hAnsiTheme="majorHAnsi" w:eastAsia="黑体"/>
       <w:color w:themeColor="text1" w:val="000000"/>
     </w:rPr>
     <w:tblPr>
@@ -9717,6 +10287,7 @@
     </w:tblPr>
     <w:tblStylePr w:type="firstRow">
       <w:rPr>
+        <w:rFonts w:eastAsia="黑体"/>
         <w:sz w:val="24"/>
         <w:szCs w:val="24"/>
       </w:rPr>
@@ -9823,7 +10394,7 @@
       <w:spacing w:after="0" w:line="240" w:lineRule="auto"/>
     </w:pPr>
     <w:rPr>
-      <w:rFonts w:asciiTheme="majorHAnsi" w:cstheme="majorBidi" w:eastAsiaTheme="majorEastAsia" w:hAnsiTheme="majorHAnsi"/>
+      <w:rFonts w:asciiTheme="majorHAnsi" w:cstheme="majorBidi" w:hAnsiTheme="majorHAnsi" w:eastAsia="黑体"/>
       <w:color w:themeColor="text1" w:val="000000"/>
     </w:rPr>
     <w:tblPr>
@@ -9845,6 +10416,7 @@
     </w:tblPr>
     <w:tblStylePr w:type="firstRow">
       <w:rPr>
+        <w:rFonts w:eastAsia="黑体"/>
         <w:sz w:val="24"/>
         <w:szCs w:val="24"/>
       </w:rPr>
@@ -9951,7 +10523,7 @@
       <w:spacing w:after="0" w:line="240" w:lineRule="auto"/>
     </w:pPr>
     <w:rPr>
-      <w:rFonts w:asciiTheme="majorHAnsi" w:cstheme="majorBidi" w:eastAsiaTheme="majorEastAsia" w:hAnsiTheme="majorHAnsi"/>
+      <w:rFonts w:asciiTheme="majorHAnsi" w:cstheme="majorBidi" w:hAnsiTheme="majorHAnsi" w:eastAsia="黑体"/>
       <w:color w:themeColor="text1" w:val="000000"/>
     </w:rPr>
     <w:tblPr>
@@ -9973,6 +10545,7 @@
     </w:tblPr>
     <w:tblStylePr w:type="firstRow">
       <w:rPr>
+        <w:rFonts w:eastAsia="黑体"/>
         <w:sz w:val="24"/>
         <w:szCs w:val="24"/>
       </w:rPr>
@@ -10079,7 +10652,7 @@
       <w:spacing w:after="0" w:line="240" w:lineRule="auto"/>
     </w:pPr>
     <w:rPr>
-      <w:rFonts w:asciiTheme="majorHAnsi" w:cstheme="majorBidi" w:eastAsiaTheme="majorEastAsia" w:hAnsiTheme="majorHAnsi"/>
+      <w:rFonts w:asciiTheme="majorHAnsi" w:cstheme="majorBidi" w:hAnsiTheme="majorHAnsi" w:eastAsia="黑体"/>
       <w:color w:themeColor="text1" w:val="000000"/>
     </w:rPr>
     <w:tblPr>
@@ -10101,6 +10674,7 @@
     </w:tblPr>
     <w:tblStylePr w:type="firstRow">
       <w:rPr>
+        <w:rFonts w:eastAsia="黑体"/>
         <w:sz w:val="24"/>
         <w:szCs w:val="24"/>
       </w:rPr>
@@ -10207,7 +10781,7 @@
       <w:spacing w:after="0" w:line="240" w:lineRule="auto"/>
     </w:pPr>
     <w:rPr>
-      <w:rFonts w:asciiTheme="majorHAnsi" w:cstheme="majorBidi" w:eastAsiaTheme="majorEastAsia" w:hAnsiTheme="majorHAnsi"/>
+      <w:rFonts w:asciiTheme="majorHAnsi" w:cstheme="majorBidi" w:hAnsiTheme="majorHAnsi" w:eastAsia="黑体"/>
       <w:color w:themeColor="text1" w:val="000000"/>
     </w:rPr>
     <w:tblPr>
@@ -10229,6 +10803,7 @@
     </w:tblPr>
     <w:tblStylePr w:type="firstRow">
       <w:rPr>
+        <w:rFonts w:eastAsia="黑体"/>
         <w:sz w:val="24"/>
         <w:szCs w:val="24"/>
       </w:rPr>
@@ -10335,7 +10910,7 @@
       <w:spacing w:after="0" w:line="240" w:lineRule="auto"/>
     </w:pPr>
     <w:rPr>
-      <w:rFonts w:asciiTheme="majorHAnsi" w:cstheme="majorBidi" w:eastAsiaTheme="majorEastAsia" w:hAnsiTheme="majorHAnsi"/>
+      <w:rFonts w:asciiTheme="majorHAnsi" w:cstheme="majorBidi" w:hAnsiTheme="majorHAnsi" w:eastAsia="黑体"/>
       <w:color w:themeColor="text1" w:val="000000"/>
     </w:rPr>
     <w:tblPr>
@@ -10357,6 +10932,7 @@
     </w:tblPr>
     <w:tblStylePr w:type="firstRow">
       <w:rPr>
+        <w:rFonts w:eastAsia="黑体"/>
         <w:sz w:val="24"/>
         <w:szCs w:val="24"/>
       </w:rPr>
@@ -10486,12 +11062,14 @@
     </w:tcPr>
     <w:tblStylePr w:type="firstRow">
       <w:rPr>
+        <w:rFonts w:eastAsia="黑体"/>
         <w:b/>
         <w:bCs/>
       </w:rPr>
     </w:tblStylePr>
     <w:tblStylePr w:type="lastRow">
       <w:rPr>
+        <w:rFonts w:eastAsia="黑体"/>
         <w:b/>
         <w:bCs/>
       </w:rPr>
@@ -10504,12 +11082,14 @@
     </w:tblStylePr>
     <w:tblStylePr w:type="firstCol">
       <w:rPr>
+        <w:rFonts w:eastAsia="黑体"/>
         <w:b/>
         <w:bCs/>
       </w:rPr>
     </w:tblStylePr>
     <w:tblStylePr w:type="lastCol">
       <w:rPr>
+        <w:rFonts w:eastAsia="黑体"/>
         <w:b/>
         <w:bCs/>
       </w:rPr>
@@ -10559,12 +11139,14 @@
     </w:tcPr>
     <w:tblStylePr w:type="firstRow">
       <w:rPr>
+        <w:rFonts w:eastAsia="黑体"/>
         <w:b/>
         <w:bCs/>
       </w:rPr>
     </w:tblStylePr>
     <w:tblStylePr w:type="lastRow">
       <w:rPr>
+        <w:rFonts w:eastAsia="黑体"/>
         <w:b/>
         <w:bCs/>
       </w:rPr>
@@ -10577,12 +11159,14 @@
     </w:tblStylePr>
     <w:tblStylePr w:type="firstCol">
       <w:rPr>
+        <w:rFonts w:eastAsia="黑体"/>
         <w:b/>
         <w:bCs/>
       </w:rPr>
     </w:tblStylePr>
     <w:tblStylePr w:type="lastCol">
       <w:rPr>
+        <w:rFonts w:eastAsia="黑体"/>
         <w:b/>
         <w:bCs/>
       </w:rPr>
@@ -10632,12 +11216,14 @@
     </w:tcPr>
     <w:tblStylePr w:type="firstRow">
       <w:rPr>
+        <w:rFonts w:eastAsia="黑体"/>
         <w:b/>
         <w:bCs/>
       </w:rPr>
     </w:tblStylePr>
     <w:tblStylePr w:type="lastRow">
       <w:rPr>
+        <w:rFonts w:eastAsia="黑体"/>
         <w:b/>
         <w:bCs/>
       </w:rPr>
@@ -10650,12 +11236,14 @@
     </w:tblStylePr>
     <w:tblStylePr w:type="firstCol">
       <w:rPr>
+        <w:rFonts w:eastAsia="黑体"/>
         <w:b/>
         <w:bCs/>
       </w:rPr>
     </w:tblStylePr>
     <w:tblStylePr w:type="lastCol">
       <w:rPr>
+        <w:rFonts w:eastAsia="黑体"/>
         <w:b/>
         <w:bCs/>
       </w:rPr>
@@ -10705,12 +11293,14 @@
     </w:tcPr>
     <w:tblStylePr w:type="firstRow">
       <w:rPr>
+        <w:rFonts w:eastAsia="黑体"/>
         <w:b/>
         <w:bCs/>
       </w:rPr>
     </w:tblStylePr>
     <w:tblStylePr w:type="lastRow">
       <w:rPr>
+        <w:rFonts w:eastAsia="黑体"/>
         <w:b/>
         <w:bCs/>
       </w:rPr>
@@ -10723,12 +11313,14 @@
     </w:tblStylePr>
     <w:tblStylePr w:type="firstCol">
       <w:rPr>
+        <w:rFonts w:eastAsia="黑体"/>
         <w:b/>
         <w:bCs/>
       </w:rPr>
     </w:tblStylePr>
     <w:tblStylePr w:type="lastCol">
       <w:rPr>
+        <w:rFonts w:eastAsia="黑体"/>
         <w:b/>
         <w:bCs/>
       </w:rPr>
@@ -10778,12 +11370,14 @@
     </w:tcPr>
     <w:tblStylePr w:type="firstRow">
       <w:rPr>
+        <w:rFonts w:eastAsia="黑体"/>
         <w:b/>
         <w:bCs/>
       </w:rPr>
     </w:tblStylePr>
     <w:tblStylePr w:type="lastRow">
       <w:rPr>
+        <w:rFonts w:eastAsia="黑体"/>
         <w:b/>
         <w:bCs/>
       </w:rPr>
@@ -10796,12 +11390,14 @@
     </w:tblStylePr>
     <w:tblStylePr w:type="firstCol">
       <w:rPr>
+        <w:rFonts w:eastAsia="黑体"/>
         <w:b/>
         <w:bCs/>
       </w:rPr>
     </w:tblStylePr>
     <w:tblStylePr w:type="lastCol">
       <w:rPr>
+        <w:rFonts w:eastAsia="黑体"/>
         <w:b/>
         <w:bCs/>
       </w:rPr>
@@ -10851,12 +11447,14 @@
     </w:tcPr>
     <w:tblStylePr w:type="firstRow">
       <w:rPr>
+        <w:rFonts w:eastAsia="黑体"/>
         <w:b/>
         <w:bCs/>
       </w:rPr>
     </w:tblStylePr>
     <w:tblStylePr w:type="lastRow">
       <w:rPr>
+        <w:rFonts w:eastAsia="黑体"/>
         <w:b/>
         <w:bCs/>
       </w:rPr>
@@ -10869,12 +11467,14 @@
     </w:tblStylePr>
     <w:tblStylePr w:type="firstCol">
       <w:rPr>
+        <w:rFonts w:eastAsia="黑体"/>
         <w:b/>
         <w:bCs/>
       </w:rPr>
     </w:tblStylePr>
     <w:tblStylePr w:type="lastCol">
       <w:rPr>
+        <w:rFonts w:eastAsia="黑体"/>
         <w:b/>
         <w:bCs/>
       </w:rPr>
@@ -10924,12 +11524,14 @@
     </w:tcPr>
     <w:tblStylePr w:type="firstRow">
       <w:rPr>
+        <w:rFonts w:eastAsia="黑体"/>
         <w:b/>
         <w:bCs/>
       </w:rPr>
     </w:tblStylePr>
     <w:tblStylePr w:type="lastRow">
       <w:rPr>
+        <w:rFonts w:eastAsia="黑体"/>
         <w:b/>
         <w:bCs/>
       </w:rPr>
@@ -10942,12 +11544,14 @@
     </w:tblStylePr>
     <w:tblStylePr w:type="firstCol">
       <w:rPr>
+        <w:rFonts w:eastAsia="黑体"/>
         <w:b/>
         <w:bCs/>
       </w:rPr>
     </w:tblStylePr>
     <w:tblStylePr w:type="lastCol">
       <w:rPr>
+        <w:rFonts w:eastAsia="黑体"/>
         <w:b/>
         <w:bCs/>
       </w:rPr>
@@ -10974,7 +11578,7 @@
       <w:spacing w:after="0" w:line="240" w:lineRule="auto"/>
     </w:pPr>
     <w:rPr>
-      <w:rFonts w:asciiTheme="majorHAnsi" w:cstheme="majorBidi" w:eastAsiaTheme="majorEastAsia" w:hAnsiTheme="majorHAnsi"/>
+      <w:rFonts w:asciiTheme="majorHAnsi" w:cstheme="majorBidi" w:hAnsiTheme="majorHAnsi" w:eastAsia="黑体"/>
       <w:color w:themeColor="text1" w:val="000000"/>
     </w:rPr>
     <w:tblPr>
@@ -11001,6 +11605,7 @@
     </w:tcPr>
     <w:tblStylePr w:type="firstRow">
       <w:rPr>
+        <w:rFonts w:eastAsia="黑体"/>
         <w:b/>
         <w:bCs/>
         <w:color w:themeColor="text1" w:val="000000"/>
@@ -11012,6 +11617,7 @@
     </w:tblStylePr>
     <w:tblStylePr w:type="lastRow">
       <w:rPr>
+        <w:rFonts w:eastAsia="黑体"/>
         <w:b/>
         <w:bCs/>
         <w:color w:themeColor="text1" w:val="000000"/>
@@ -11031,6 +11637,7 @@
     </w:tblStylePr>
     <w:tblStylePr w:type="firstCol">
       <w:rPr>
+        <w:rFonts w:eastAsia="黑体"/>
         <w:b/>
         <w:bCs/>
         <w:color w:themeColor="text1" w:val="000000"/>
@@ -11050,6 +11657,7 @@
     </w:tblStylePr>
     <w:tblStylePr w:type="lastCol">
       <w:rPr>
+        <w:rFonts w:eastAsia="黑体"/>
         <w:b w:val="0"/>
         <w:bCs w:val="0"/>
         <w:color w:themeColor="text1" w:val="000000"/>
@@ -11099,7 +11707,7 @@
       <w:spacing w:after="0" w:line="240" w:lineRule="auto"/>
     </w:pPr>
     <w:rPr>
-      <w:rFonts w:asciiTheme="majorHAnsi" w:cstheme="majorBidi" w:eastAsiaTheme="majorEastAsia" w:hAnsiTheme="majorHAnsi"/>
+      <w:rFonts w:asciiTheme="majorHAnsi" w:cstheme="majorBidi" w:hAnsiTheme="majorHAnsi" w:eastAsia="黑体"/>
       <w:color w:themeColor="text1" w:val="000000"/>
     </w:rPr>
     <w:tblPr>
@@ -11126,6 +11734,7 @@
     </w:tcPr>
     <w:tblStylePr w:type="firstRow">
       <w:rPr>
+        <w:rFonts w:eastAsia="黑体"/>
         <w:b/>
         <w:bCs/>
         <w:color w:themeColor="text1" w:val="000000"/>
@@ -11137,6 +11746,7 @@
     </w:tblStylePr>
     <w:tblStylePr w:type="lastRow">
       <w:rPr>
+        <w:rFonts w:eastAsia="黑体"/>
         <w:b/>
         <w:bCs/>
         <w:color w:themeColor="text1" w:val="000000"/>
@@ -11156,6 +11766,7 @@
     </w:tblStylePr>
     <w:tblStylePr w:type="firstCol">
       <w:rPr>
+        <w:rFonts w:eastAsia="黑体"/>
         <w:b/>
         <w:bCs/>
         <w:color w:themeColor="text1" w:val="000000"/>
@@ -11175,6 +11786,7 @@
     </w:tblStylePr>
     <w:tblStylePr w:type="lastCol">
       <w:rPr>
+        <w:rFonts w:eastAsia="黑体"/>
         <w:b w:val="0"/>
         <w:bCs w:val="0"/>
         <w:color w:themeColor="text1" w:val="000000"/>
@@ -11224,7 +11836,7 @@
       <w:spacing w:after="0" w:line="240" w:lineRule="auto"/>
     </w:pPr>
     <w:rPr>
-      <w:rFonts w:asciiTheme="majorHAnsi" w:cstheme="majorBidi" w:eastAsiaTheme="majorEastAsia" w:hAnsiTheme="majorHAnsi"/>
+      <w:rFonts w:asciiTheme="majorHAnsi" w:cstheme="majorBidi" w:hAnsiTheme="majorHAnsi" w:eastAsia="黑体"/>
       <w:color w:themeColor="text1" w:val="000000"/>
     </w:rPr>
     <w:tblPr>
@@ -11251,6 +11863,7 @@
     </w:tcPr>
     <w:tblStylePr w:type="firstRow">
       <w:rPr>
+        <w:rFonts w:eastAsia="黑体"/>
         <w:b/>
         <w:bCs/>
         <w:color w:themeColor="text1" w:val="000000"/>
@@ -11262,6 +11875,7 @@
     </w:tblStylePr>
     <w:tblStylePr w:type="lastRow">
       <w:rPr>
+        <w:rFonts w:eastAsia="黑体"/>
         <w:b/>
         <w:bCs/>
         <w:color w:themeColor="text1" w:val="000000"/>
@@ -11281,6 +11895,7 @@
     </w:tblStylePr>
     <w:tblStylePr w:type="firstCol">
       <w:rPr>
+        <w:rFonts w:eastAsia="黑体"/>
         <w:b/>
         <w:bCs/>
         <w:color w:themeColor="text1" w:val="000000"/>
@@ -11300,6 +11915,7 @@
     </w:tblStylePr>
     <w:tblStylePr w:type="lastCol">
       <w:rPr>
+        <w:rFonts w:eastAsia="黑体"/>
         <w:b w:val="0"/>
         <w:bCs w:val="0"/>
         <w:color w:themeColor="text1" w:val="000000"/>
@@ -11349,7 +11965,7 @@
       <w:spacing w:after="0" w:line="240" w:lineRule="auto"/>
     </w:pPr>
     <w:rPr>
-      <w:rFonts w:asciiTheme="majorHAnsi" w:cstheme="majorBidi" w:eastAsiaTheme="majorEastAsia" w:hAnsiTheme="majorHAnsi"/>
+      <w:rFonts w:asciiTheme="majorHAnsi" w:cstheme="majorBidi" w:hAnsiTheme="majorHAnsi" w:eastAsia="黑体"/>
       <w:color w:themeColor="text1" w:val="000000"/>
     </w:rPr>
     <w:tblPr>
@@ -11376,6 +11992,7 @@
     </w:tcPr>
     <w:tblStylePr w:type="firstRow">
       <w:rPr>
+        <w:rFonts w:eastAsia="黑体"/>
         <w:b/>
         <w:bCs/>
         <w:color w:themeColor="text1" w:val="000000"/>
@@ -11387,6 +12004,7 @@
     </w:tblStylePr>
     <w:tblStylePr w:type="lastRow">
       <w:rPr>
+        <w:rFonts w:eastAsia="黑体"/>
         <w:b/>
         <w:bCs/>
         <w:color w:themeColor="text1" w:val="000000"/>
@@ -11406,6 +12024,7 @@
     </w:tblStylePr>
     <w:tblStylePr w:type="firstCol">
       <w:rPr>
+        <w:rFonts w:eastAsia="黑体"/>
         <w:b/>
         <w:bCs/>
         <w:color w:themeColor="text1" w:val="000000"/>
@@ -11425,6 +12044,7 @@
     </w:tblStylePr>
     <w:tblStylePr w:type="lastCol">
       <w:rPr>
+        <w:rFonts w:eastAsia="黑体"/>
         <w:b w:val="0"/>
         <w:bCs w:val="0"/>
         <w:color w:themeColor="text1" w:val="000000"/>
@@ -11474,7 +12094,7 @@
       <w:spacing w:after="0" w:line="240" w:lineRule="auto"/>
     </w:pPr>
     <w:rPr>
-      <w:rFonts w:asciiTheme="majorHAnsi" w:cstheme="majorBidi" w:eastAsiaTheme="majorEastAsia" w:hAnsiTheme="majorHAnsi"/>
+      <w:rFonts w:asciiTheme="majorHAnsi" w:cstheme="majorBidi" w:hAnsiTheme="majorHAnsi" w:eastAsia="黑体"/>
       <w:color w:themeColor="text1" w:val="000000"/>
     </w:rPr>
     <w:tblPr>
@@ -11501,6 +12121,7 @@
     </w:tcPr>
     <w:tblStylePr w:type="firstRow">
       <w:rPr>
+        <w:rFonts w:eastAsia="黑体"/>
         <w:b/>
         <w:bCs/>
         <w:color w:themeColor="text1" w:val="000000"/>
@@ -11512,6 +12133,7 @@
     </w:tblStylePr>
     <w:tblStylePr w:type="lastRow">
       <w:rPr>
+        <w:rFonts w:eastAsia="黑体"/>
         <w:b/>
         <w:bCs/>
         <w:color w:themeColor="text1" w:val="000000"/>
@@ -11531,6 +12153,7 @@
     </w:tblStylePr>
     <w:tblStylePr w:type="firstCol">
       <w:rPr>
+        <w:rFonts w:eastAsia="黑体"/>
         <w:b/>
         <w:bCs/>
         <w:color w:themeColor="text1" w:val="000000"/>
@@ -11550,6 +12173,7 @@
     </w:tblStylePr>
     <w:tblStylePr w:type="lastCol">
       <w:rPr>
+        <w:rFonts w:eastAsia="黑体"/>
         <w:b w:val="0"/>
         <w:bCs w:val="0"/>
         <w:color w:themeColor="text1" w:val="000000"/>
@@ -11599,7 +12223,7 @@
       <w:spacing w:after="0" w:line="240" w:lineRule="auto"/>
     </w:pPr>
     <w:rPr>
-      <w:rFonts w:asciiTheme="majorHAnsi" w:cstheme="majorBidi" w:eastAsiaTheme="majorEastAsia" w:hAnsiTheme="majorHAnsi"/>
+      <w:rFonts w:asciiTheme="majorHAnsi" w:cstheme="majorBidi" w:hAnsiTheme="majorHAnsi" w:eastAsia="黑体"/>
       <w:color w:themeColor="text1" w:val="000000"/>
     </w:rPr>
     <w:tblPr>
@@ -11626,6 +12250,7 @@
     </w:tcPr>
     <w:tblStylePr w:type="firstRow">
       <w:rPr>
+        <w:rFonts w:eastAsia="黑体"/>
         <w:b/>
         <w:bCs/>
         <w:color w:themeColor="text1" w:val="000000"/>
@@ -11637,6 +12262,7 @@
     </w:tblStylePr>
     <w:tblStylePr w:type="lastRow">
       <w:rPr>
+        <w:rFonts w:eastAsia="黑体"/>
         <w:b/>
         <w:bCs/>
         <w:color w:themeColor="text1" w:val="000000"/>
@@ -11656,6 +12282,7 @@
     </w:tblStylePr>
     <w:tblStylePr w:type="firstCol">
       <w:rPr>
+        <w:rFonts w:eastAsia="黑体"/>
         <w:b/>
         <w:bCs/>
         <w:color w:themeColor="text1" w:val="000000"/>
@@ -11675,6 +12302,7 @@
     </w:tblStylePr>
     <w:tblStylePr w:type="lastCol">
       <w:rPr>
+        <w:rFonts w:eastAsia="黑体"/>
         <w:b w:val="0"/>
         <w:bCs w:val="0"/>
         <w:color w:themeColor="text1" w:val="000000"/>
@@ -11724,7 +12352,7 @@
       <w:spacing w:after="0" w:line="240" w:lineRule="auto"/>
     </w:pPr>
     <w:rPr>
-      <w:rFonts w:asciiTheme="majorHAnsi" w:cstheme="majorBidi" w:eastAsiaTheme="majorEastAsia" w:hAnsiTheme="majorHAnsi"/>
+      <w:rFonts w:asciiTheme="majorHAnsi" w:cstheme="majorBidi" w:hAnsiTheme="majorHAnsi" w:eastAsia="黑体"/>
       <w:color w:themeColor="text1" w:val="000000"/>
     </w:rPr>
     <w:tblPr>
@@ -11751,6 +12379,7 @@
     </w:tcPr>
     <w:tblStylePr w:type="firstRow">
       <w:rPr>
+        <w:rFonts w:eastAsia="黑体"/>
         <w:b/>
         <w:bCs/>
         <w:color w:themeColor="text1" w:val="000000"/>
@@ -11762,6 +12391,7 @@
     </w:tblStylePr>
     <w:tblStylePr w:type="lastRow">
       <w:rPr>
+        <w:rFonts w:eastAsia="黑体"/>
         <w:b/>
         <w:bCs/>
         <w:color w:themeColor="text1" w:val="000000"/>
@@ -11781,6 +12411,7 @@
     </w:tblStylePr>
     <w:tblStylePr w:type="firstCol">
       <w:rPr>
+        <w:rFonts w:eastAsia="黑体"/>
         <w:b/>
         <w:bCs/>
         <w:color w:themeColor="text1" w:val="000000"/>
@@ -11800,6 +12431,7 @@
     </w:tblStylePr>
     <w:tblStylePr w:type="lastCol">
       <w:rPr>
+        <w:rFonts w:eastAsia="黑体"/>
         <w:b w:val="0"/>
         <w:bCs w:val="0"/>
         <w:color w:themeColor="text1" w:val="000000"/>
@@ -11872,6 +12504,7 @@
     </w:tcPr>
     <w:tblStylePr w:type="firstRow">
       <w:rPr>
+        <w:rFonts w:eastAsia="黑体"/>
         <w:b/>
         <w:bCs/>
         <w:i w:val="0"/>
@@ -11893,6 +12526,7 @@
     </w:tblStylePr>
     <w:tblStylePr w:type="lastRow">
       <w:rPr>
+        <w:rFonts w:eastAsia="黑体"/>
         <w:b/>
         <w:bCs/>
         <w:i w:val="0"/>
@@ -11914,6 +12548,7 @@
     </w:tblStylePr>
     <w:tblStylePr w:type="firstCol">
       <w:rPr>
+        <w:rFonts w:eastAsia="黑体"/>
         <w:b/>
         <w:bCs/>
         <w:i w:val="0"/>
@@ -11933,6 +12568,7 @@
     </w:tblStylePr>
     <w:tblStylePr w:type="lastCol">
       <w:rPr>
+        <w:rFonts w:eastAsia="黑体"/>
         <w:b/>
         <w:bCs/>
         <w:i w:val="0"/>
@@ -12013,6 +12649,7 @@
     </w:tcPr>
     <w:tblStylePr w:type="firstRow">
       <w:rPr>
+        <w:rFonts w:eastAsia="黑体"/>
         <w:b/>
         <w:bCs/>
         <w:i w:val="0"/>
@@ -12034,6 +12671,7 @@
     </w:tblStylePr>
     <w:tblStylePr w:type="lastRow">
       <w:rPr>
+        <w:rFonts w:eastAsia="黑体"/>
         <w:b/>
         <w:bCs/>
         <w:i w:val="0"/>
@@ -12055,6 +12693,7 @@
     </w:tblStylePr>
     <w:tblStylePr w:type="firstCol">
       <w:rPr>
+        <w:rFonts w:eastAsia="黑体"/>
         <w:b/>
         <w:bCs/>
         <w:i w:val="0"/>
@@ -12074,6 +12713,7 @@
     </w:tblStylePr>
     <w:tblStylePr w:type="lastCol">
       <w:rPr>
+        <w:rFonts w:eastAsia="黑体"/>
         <w:b/>
         <w:bCs/>
         <w:i w:val="0"/>
@@ -12154,6 +12794,7 @@
     </w:tcPr>
     <w:tblStylePr w:type="firstRow">
       <w:rPr>
+        <w:rFonts w:eastAsia="黑体"/>
         <w:b/>
         <w:bCs/>
         <w:i w:val="0"/>
@@ -12175,6 +12816,7 @@
     </w:tblStylePr>
     <w:tblStylePr w:type="lastRow">
       <w:rPr>
+        <w:rFonts w:eastAsia="黑体"/>
         <w:b/>
         <w:bCs/>
         <w:i w:val="0"/>
@@ -12196,6 +12838,7 @@
     </w:tblStylePr>
     <w:tblStylePr w:type="firstCol">
       <w:rPr>
+        <w:rFonts w:eastAsia="黑体"/>
         <w:b/>
         <w:bCs/>
         <w:i w:val="0"/>
@@ -12215,6 +12858,7 @@
     </w:tblStylePr>
     <w:tblStylePr w:type="lastCol">
       <w:rPr>
+        <w:rFonts w:eastAsia="黑体"/>
         <w:b/>
         <w:bCs/>
         <w:i w:val="0"/>
@@ -12295,6 +12939,7 @@
     </w:tcPr>
     <w:tblStylePr w:type="firstRow">
       <w:rPr>
+        <w:rFonts w:eastAsia="黑体"/>
         <w:b/>
         <w:bCs/>
         <w:i w:val="0"/>
@@ -12316,6 +12961,7 @@
     </w:tblStylePr>
     <w:tblStylePr w:type="lastRow">
       <w:rPr>
+        <w:rFonts w:eastAsia="黑体"/>
         <w:b/>
         <w:bCs/>
         <w:i w:val="0"/>
@@ -12337,6 +12983,7 @@
     </w:tblStylePr>
     <w:tblStylePr w:type="firstCol">
       <w:rPr>
+        <w:rFonts w:eastAsia="黑体"/>
         <w:b/>
         <w:bCs/>
         <w:i w:val="0"/>
@@ -12356,6 +13003,7 @@
     </w:tblStylePr>
     <w:tblStylePr w:type="lastCol">
       <w:rPr>
+        <w:rFonts w:eastAsia="黑体"/>
         <w:b/>
         <w:bCs/>
         <w:i w:val="0"/>
@@ -12436,6 +13084,7 @@
     </w:tcPr>
     <w:tblStylePr w:type="firstRow">
       <w:rPr>
+        <w:rFonts w:eastAsia="黑体"/>
         <w:b/>
         <w:bCs/>
         <w:i w:val="0"/>
@@ -12457,6 +13106,7 @@
     </w:tblStylePr>
     <w:tblStylePr w:type="lastRow">
       <w:rPr>
+        <w:rFonts w:eastAsia="黑体"/>
         <w:b/>
         <w:bCs/>
         <w:i w:val="0"/>
@@ -12478,6 +13128,7 @@
     </w:tblStylePr>
     <w:tblStylePr w:type="firstCol">
       <w:rPr>
+        <w:rFonts w:eastAsia="黑体"/>
         <w:b/>
         <w:bCs/>
         <w:i w:val="0"/>
@@ -12497,6 +13148,7 @@
     </w:tblStylePr>
     <w:tblStylePr w:type="lastCol">
       <w:rPr>
+        <w:rFonts w:eastAsia="黑体"/>
         <w:b/>
         <w:bCs/>
         <w:i w:val="0"/>
@@ -12577,6 +13229,7 @@
     </w:tcPr>
     <w:tblStylePr w:type="firstRow">
       <w:rPr>
+        <w:rFonts w:eastAsia="黑体"/>
         <w:b/>
         <w:bCs/>
         <w:i w:val="0"/>
@@ -12598,6 +13251,7 @@
     </w:tblStylePr>
     <w:tblStylePr w:type="lastRow">
       <w:rPr>
+        <w:rFonts w:eastAsia="黑体"/>
         <w:b/>
         <w:bCs/>
         <w:i w:val="0"/>
@@ -12619,6 +13273,7 @@
     </w:tblStylePr>
     <w:tblStylePr w:type="firstCol">
       <w:rPr>
+        <w:rFonts w:eastAsia="黑体"/>
         <w:b/>
         <w:bCs/>
         <w:i w:val="0"/>
@@ -12638,6 +13293,7 @@
     </w:tblStylePr>
     <w:tblStylePr w:type="lastCol">
       <w:rPr>
+        <w:rFonts w:eastAsia="黑体"/>
         <w:b/>
         <w:bCs/>
         <w:i w:val="0"/>
@@ -12718,6 +13374,7 @@
     </w:tcPr>
     <w:tblStylePr w:type="firstRow">
       <w:rPr>
+        <w:rFonts w:eastAsia="黑体"/>
         <w:b/>
         <w:bCs/>
         <w:i w:val="0"/>
@@ -12739,6 +13396,7 @@
     </w:tblStylePr>
     <w:tblStylePr w:type="lastRow">
       <w:rPr>
+        <w:rFonts w:eastAsia="黑体"/>
         <w:b/>
         <w:bCs/>
         <w:i w:val="0"/>
@@ -12760,6 +13418,7 @@
     </w:tblStylePr>
     <w:tblStylePr w:type="firstCol">
       <w:rPr>
+        <w:rFonts w:eastAsia="黑体"/>
         <w:b/>
         <w:bCs/>
         <w:i w:val="0"/>
@@ -12779,6 +13438,7 @@
     </w:tblStylePr>
     <w:tblStylePr w:type="lastCol">
       <w:rPr>
+        <w:rFonts w:eastAsia="黑体"/>
         <w:b/>
         <w:bCs/>
         <w:i w:val="0"/>
@@ -12836,6 +13496,7 @@
       <w:spacing w:after="0" w:line="240" w:lineRule="auto"/>
     </w:pPr>
     <w:rPr>
+      <w:rFonts w:eastAsia="黑体"/>
       <w:color w:themeColor="background1" w:val="FFFFFF"/>
     </w:rPr>
     <w:tblPr>
@@ -12854,6 +13515,7 @@
     </w:tcPr>
     <w:tblStylePr w:type="firstRow">
       <w:rPr>
+        <w:rFonts w:eastAsia="黑体"/>
         <w:b/>
         <w:bCs/>
       </w:rPr>
@@ -12950,6 +13612,7 @@
       <w:spacing w:after="0" w:line="240" w:lineRule="auto"/>
     </w:pPr>
     <w:rPr>
+      <w:rFonts w:eastAsia="黑体"/>
       <w:color w:themeColor="background1" w:val="FFFFFF"/>
     </w:rPr>
     <w:tblPr>
@@ -12968,6 +13631,7 @@
     </w:tcPr>
     <w:tblStylePr w:type="firstRow">
       <w:rPr>
+        <w:rFonts w:eastAsia="黑体"/>
         <w:b/>
         <w:bCs/>
       </w:rPr>
@@ -13064,6 +13728,7 @@
       <w:spacing w:after="0" w:line="240" w:lineRule="auto"/>
     </w:pPr>
     <w:rPr>
+      <w:rFonts w:eastAsia="黑体"/>
       <w:color w:themeColor="background1" w:val="FFFFFF"/>
     </w:rPr>
     <w:tblPr>
@@ -13082,6 +13747,7 @@
     </w:tcPr>
     <w:tblStylePr w:type="firstRow">
       <w:rPr>
+        <w:rFonts w:eastAsia="黑体"/>
         <w:b/>
         <w:bCs/>
       </w:rPr>
@@ -13178,6 +13844,7 @@
       <w:spacing w:after="0" w:line="240" w:lineRule="auto"/>
     </w:pPr>
     <w:rPr>
+      <w:rFonts w:eastAsia="黑体"/>
       <w:color w:themeColor="background1" w:val="FFFFFF"/>
     </w:rPr>
     <w:tblPr>
@@ -13196,6 +13863,7 @@
     </w:tcPr>
     <w:tblStylePr w:type="firstRow">
       <w:rPr>
+        <w:rFonts w:eastAsia="黑体"/>
         <w:b/>
         <w:bCs/>
       </w:rPr>
@@ -13292,6 +13960,7 @@
       <w:spacing w:after="0" w:line="240" w:lineRule="auto"/>
     </w:pPr>
     <w:rPr>
+      <w:rFonts w:eastAsia="黑体"/>
       <w:color w:themeColor="background1" w:val="FFFFFF"/>
     </w:rPr>
     <w:tblPr>
@@ -13310,6 +13979,7 @@
     </w:tcPr>
     <w:tblStylePr w:type="firstRow">
       <w:rPr>
+        <w:rFonts w:eastAsia="黑体"/>
         <w:b/>
         <w:bCs/>
       </w:rPr>
@@ -13406,6 +14076,7 @@
       <w:spacing w:after="0" w:line="240" w:lineRule="auto"/>
     </w:pPr>
     <w:rPr>
+      <w:rFonts w:eastAsia="黑体"/>
       <w:color w:themeColor="background1" w:val="FFFFFF"/>
     </w:rPr>
     <w:tblPr>
@@ -13424,6 +14095,7 @@
     </w:tcPr>
     <w:tblStylePr w:type="firstRow">
       <w:rPr>
+        <w:rFonts w:eastAsia="黑体"/>
         <w:b/>
         <w:bCs/>
       </w:rPr>
@@ -13520,6 +14192,7 @@
       <w:spacing w:after="0" w:line="240" w:lineRule="auto"/>
     </w:pPr>
     <w:rPr>
+      <w:rFonts w:eastAsia="黑体"/>
       <w:color w:themeColor="background1" w:val="FFFFFF"/>
     </w:rPr>
     <w:tblPr>
@@ -13538,6 +14211,7 @@
     </w:tcPr>
     <w:tblStylePr w:type="firstRow">
       <w:rPr>
+        <w:rFonts w:eastAsia="黑体"/>
         <w:b/>
         <w:bCs/>
       </w:rPr>
@@ -13634,6 +14308,7 @@
       <w:spacing w:after="0" w:line="240" w:lineRule="auto"/>
     </w:pPr>
     <w:rPr>
+      <w:rFonts w:eastAsia="黑体"/>
       <w:color w:themeColor="text1" w:val="000000"/>
     </w:rPr>
     <w:tblPr>
@@ -13660,6 +14335,7 @@
     </w:tcPr>
     <w:tblStylePr w:type="firstRow">
       <w:rPr>
+        <w:rFonts w:eastAsia="黑体"/>
         <w:b/>
         <w:bCs/>
       </w:rPr>
@@ -13678,6 +14354,7 @@
     </w:tblStylePr>
     <w:tblStylePr w:type="lastRow">
       <w:rPr>
+        <w:rFonts w:eastAsia="黑体"/>
         <w:b/>
         <w:bCs/>
         <w:color w:themeColor="background1" w:val="FFFFFF"/>
@@ -13692,6 +14369,7 @@
     </w:tblStylePr>
     <w:tblStylePr w:type="firstCol">
       <w:rPr>
+        <w:rFonts w:eastAsia="黑体"/>
         <w:color w:themeColor="background1" w:val="FFFFFF"/>
       </w:rPr>
       <w:tblPr/>
@@ -13709,6 +14387,7 @@
     </w:tblStylePr>
     <w:tblStylePr w:type="lastCol">
       <w:rPr>
+        <w:rFonts w:eastAsia="黑体"/>
         <w:color w:themeColor="background1" w:val="FFFFFF"/>
       </w:rPr>
       <w:tblPr/>
@@ -13738,11 +14417,13 @@
     </w:tblStylePr>
     <w:tblStylePr w:type="neCell">
       <w:rPr>
+        <w:rFonts w:eastAsia="黑体"/>
         <w:color w:themeColor="text1" w:val="000000"/>
       </w:rPr>
     </w:tblStylePr>
     <w:tblStylePr w:type="nwCell">
       <w:rPr>
+        <w:rFonts w:eastAsia="黑体"/>
         <w:color w:themeColor="text1" w:val="000000"/>
       </w:rPr>
     </w:tblStylePr>
@@ -13756,6 +14437,7 @@
       <w:spacing w:after="0" w:line="240" w:lineRule="auto"/>
     </w:pPr>
     <w:rPr>
+      <w:rFonts w:eastAsia="黑体"/>
       <w:color w:themeColor="text1" w:val="000000"/>
     </w:rPr>
     <w:tblPr>
@@ -13782,6 +14464,7 @@
     </w:tcPr>
     <w:tblStylePr w:type="firstRow">
       <w:rPr>
+        <w:rFonts w:eastAsia="黑体"/>
         <w:b/>
         <w:bCs/>
       </w:rPr>
@@ -13800,6 +14483,7 @@
     </w:tblStylePr>
     <w:tblStylePr w:type="lastRow">
       <w:rPr>
+        <w:rFonts w:eastAsia="黑体"/>
         <w:b/>
         <w:bCs/>
         <w:color w:themeColor="background1" w:val="FFFFFF"/>
@@ -13814,6 +14498,7 @@
     </w:tblStylePr>
     <w:tblStylePr w:type="firstCol">
       <w:rPr>
+        <w:rFonts w:eastAsia="黑体"/>
         <w:color w:themeColor="background1" w:val="FFFFFF"/>
       </w:rPr>
       <w:tblPr/>
@@ -13831,6 +14516,7 @@
     </w:tblStylePr>
     <w:tblStylePr w:type="lastCol">
       <w:rPr>
+        <w:rFonts w:eastAsia="黑体"/>
         <w:color w:themeColor="background1" w:val="FFFFFF"/>
       </w:rPr>
       <w:tblPr/>
@@ -13860,11 +14546,13 @@
     </w:tblStylePr>
     <w:tblStylePr w:type="neCell">
       <w:rPr>
+        <w:rFonts w:eastAsia="黑体"/>
         <w:color w:themeColor="text1" w:val="000000"/>
       </w:rPr>
     </w:tblStylePr>
     <w:tblStylePr w:type="nwCell">
       <w:rPr>
+        <w:rFonts w:eastAsia="黑体"/>
         <w:color w:themeColor="text1" w:val="000000"/>
       </w:rPr>
     </w:tblStylePr>
@@ -13878,6 +14566,7 @@
       <w:spacing w:after="0" w:line="240" w:lineRule="auto"/>
     </w:pPr>
     <w:rPr>
+      <w:rFonts w:eastAsia="黑体"/>
       <w:color w:themeColor="text1" w:val="000000"/>
     </w:rPr>
     <w:tblPr>
@@ -13904,6 +14593,7 @@
     </w:tcPr>
     <w:tblStylePr w:type="firstRow">
       <w:rPr>
+        <w:rFonts w:eastAsia="黑体"/>
         <w:b/>
         <w:bCs/>
       </w:rPr>
@@ -13922,6 +14612,7 @@
     </w:tblStylePr>
     <w:tblStylePr w:type="lastRow">
       <w:rPr>
+        <w:rFonts w:eastAsia="黑体"/>
         <w:b/>
         <w:bCs/>
         <w:color w:themeColor="background1" w:val="FFFFFF"/>
@@ -13936,6 +14627,7 @@
     </w:tblStylePr>
     <w:tblStylePr w:type="firstCol">
       <w:rPr>
+        <w:rFonts w:eastAsia="黑体"/>
         <w:color w:themeColor="background1" w:val="FFFFFF"/>
       </w:rPr>
       <w:tblPr/>
@@ -13953,6 +14645,7 @@
     </w:tblStylePr>
     <w:tblStylePr w:type="lastCol">
       <w:rPr>
+        <w:rFonts w:eastAsia="黑体"/>
         <w:color w:themeColor="background1" w:val="FFFFFF"/>
       </w:rPr>
       <w:tblPr/>
@@ -13982,11 +14675,13 @@
     </w:tblStylePr>
     <w:tblStylePr w:type="neCell">
       <w:rPr>
+        <w:rFonts w:eastAsia="黑体"/>
         <w:color w:themeColor="text1" w:val="000000"/>
       </w:rPr>
     </w:tblStylePr>
     <w:tblStylePr w:type="nwCell">
       <w:rPr>
+        <w:rFonts w:eastAsia="黑体"/>
         <w:color w:themeColor="text1" w:val="000000"/>
       </w:rPr>
     </w:tblStylePr>
@@ -14000,6 +14695,7 @@
       <w:spacing w:after="0" w:line="240" w:lineRule="auto"/>
     </w:pPr>
     <w:rPr>
+      <w:rFonts w:eastAsia="黑体"/>
       <w:color w:themeColor="text1" w:val="000000"/>
     </w:rPr>
     <w:tblPr>
@@ -14026,6 +14722,7 @@
     </w:tcPr>
     <w:tblStylePr w:type="firstRow">
       <w:rPr>
+        <w:rFonts w:eastAsia="黑体"/>
         <w:b/>
         <w:bCs/>
       </w:rPr>
@@ -14044,6 +14741,7 @@
     </w:tblStylePr>
     <w:tblStylePr w:type="lastRow">
       <w:rPr>
+        <w:rFonts w:eastAsia="黑体"/>
         <w:b/>
         <w:bCs/>
         <w:color w:themeColor="background1" w:val="FFFFFF"/>
@@ -14058,6 +14756,7 @@
     </w:tblStylePr>
     <w:tblStylePr w:type="firstCol">
       <w:rPr>
+        <w:rFonts w:eastAsia="黑体"/>
         <w:color w:themeColor="background1" w:val="FFFFFF"/>
       </w:rPr>
       <w:tblPr/>
@@ -14075,6 +14774,7 @@
     </w:tblStylePr>
     <w:tblStylePr w:type="lastCol">
       <w:rPr>
+        <w:rFonts w:eastAsia="黑体"/>
         <w:color w:themeColor="background1" w:val="FFFFFF"/>
       </w:rPr>
       <w:tblPr/>
@@ -14112,6 +14812,7 @@
       <w:spacing w:after="0" w:line="240" w:lineRule="auto"/>
     </w:pPr>
     <w:rPr>
+      <w:rFonts w:eastAsia="黑体"/>
       <w:color w:themeColor="text1" w:val="000000"/>
     </w:rPr>
     <w:tblPr>
@@ -14138,6 +14839,7 @@
     </w:tcPr>
     <w:tblStylePr w:type="firstRow">
       <w:rPr>
+        <w:rFonts w:eastAsia="黑体"/>
         <w:b/>
         <w:bCs/>
       </w:rPr>
@@ -14156,6 +14858,7 @@
     </w:tblStylePr>
     <w:tblStylePr w:type="lastRow">
       <w:rPr>
+        <w:rFonts w:eastAsia="黑体"/>
         <w:b/>
         <w:bCs/>
         <w:color w:themeColor="background1" w:val="FFFFFF"/>
@@ -14170,6 +14873,7 @@
     </w:tblStylePr>
     <w:tblStylePr w:type="firstCol">
       <w:rPr>
+        <w:rFonts w:eastAsia="黑体"/>
         <w:color w:themeColor="background1" w:val="FFFFFF"/>
       </w:rPr>
       <w:tblPr/>
@@ -14187,6 +14891,7 @@
     </w:tblStylePr>
     <w:tblStylePr w:type="lastCol">
       <w:rPr>
+        <w:rFonts w:eastAsia="黑体"/>
         <w:color w:themeColor="background1" w:val="FFFFFF"/>
       </w:rPr>
       <w:tblPr/>
@@ -14216,11 +14921,13 @@
     </w:tblStylePr>
     <w:tblStylePr w:type="neCell">
       <w:rPr>
+        <w:rFonts w:eastAsia="黑体"/>
         <w:color w:themeColor="text1" w:val="000000"/>
       </w:rPr>
     </w:tblStylePr>
     <w:tblStylePr w:type="nwCell">
       <w:rPr>
+        <w:rFonts w:eastAsia="黑体"/>
         <w:color w:themeColor="text1" w:val="000000"/>
       </w:rPr>
     </w:tblStylePr>
@@ -14234,6 +14941,7 @@
       <w:spacing w:after="0" w:line="240" w:lineRule="auto"/>
     </w:pPr>
     <w:rPr>
+      <w:rFonts w:eastAsia="黑体"/>
       <w:color w:themeColor="text1" w:val="000000"/>
     </w:rPr>
     <w:tblPr>
@@ -14260,6 +14968,7 @@
     </w:tcPr>
     <w:tblStylePr w:type="firstRow">
       <w:rPr>
+        <w:rFonts w:eastAsia="黑体"/>
         <w:b/>
         <w:bCs/>
       </w:rPr>
@@ -14278,6 +14987,7 @@
     </w:tblStylePr>
     <w:tblStylePr w:type="lastRow">
       <w:rPr>
+        <w:rFonts w:eastAsia="黑体"/>
         <w:b/>
         <w:bCs/>
         <w:color w:themeColor="background1" w:val="FFFFFF"/>
@@ -14292,6 +15002,7 @@
     </w:tblStylePr>
     <w:tblStylePr w:type="firstCol">
       <w:rPr>
+        <w:rFonts w:eastAsia="黑体"/>
         <w:color w:themeColor="background1" w:val="FFFFFF"/>
       </w:rPr>
       <w:tblPr/>
@@ -14309,6 +15020,7 @@
     </w:tblStylePr>
     <w:tblStylePr w:type="lastCol">
       <w:rPr>
+        <w:rFonts w:eastAsia="黑体"/>
         <w:color w:themeColor="background1" w:val="FFFFFF"/>
       </w:rPr>
       <w:tblPr/>
@@ -14338,11 +15050,13 @@
     </w:tblStylePr>
     <w:tblStylePr w:type="neCell">
       <w:rPr>
+        <w:rFonts w:eastAsia="黑体"/>
         <w:color w:themeColor="text1" w:val="000000"/>
       </w:rPr>
     </w:tblStylePr>
     <w:tblStylePr w:type="nwCell">
       <w:rPr>
+        <w:rFonts w:eastAsia="黑体"/>
         <w:color w:themeColor="text1" w:val="000000"/>
       </w:rPr>
     </w:tblStylePr>
@@ -14356,6 +15070,7 @@
       <w:spacing w:after="0" w:line="240" w:lineRule="auto"/>
     </w:pPr>
     <w:rPr>
+      <w:rFonts w:eastAsia="黑体"/>
       <w:color w:themeColor="text1" w:val="000000"/>
     </w:rPr>
     <w:tblPr>
@@ -14382,6 +15097,7 @@
     </w:tcPr>
     <w:tblStylePr w:type="firstRow">
       <w:rPr>
+        <w:rFonts w:eastAsia="黑体"/>
         <w:b/>
         <w:bCs/>
       </w:rPr>
@@ -14400,6 +15116,7 @@
     </w:tblStylePr>
     <w:tblStylePr w:type="lastRow">
       <w:rPr>
+        <w:rFonts w:eastAsia="黑体"/>
         <w:b/>
         <w:bCs/>
         <w:color w:themeColor="background1" w:val="FFFFFF"/>
@@ -14414,6 +15131,7 @@
     </w:tblStylePr>
     <w:tblStylePr w:type="firstCol">
       <w:rPr>
+        <w:rFonts w:eastAsia="黑体"/>
         <w:color w:themeColor="background1" w:val="FFFFFF"/>
       </w:rPr>
       <w:tblPr/>
@@ -14431,6 +15149,7 @@
     </w:tblStylePr>
     <w:tblStylePr w:type="lastCol">
       <w:rPr>
+        <w:rFonts w:eastAsia="黑体"/>
         <w:color w:themeColor="background1" w:val="FFFFFF"/>
       </w:rPr>
       <w:tblPr/>
@@ -14460,11 +15179,13 @@
     </w:tblStylePr>
     <w:tblStylePr w:type="neCell">
       <w:rPr>
+        <w:rFonts w:eastAsia="黑体"/>
         <w:color w:themeColor="text1" w:val="000000"/>
       </w:rPr>
     </w:tblStylePr>
     <w:tblStylePr w:type="nwCell">
       <w:rPr>
+        <w:rFonts w:eastAsia="黑体"/>
         <w:color w:themeColor="text1" w:val="000000"/>
       </w:rPr>
     </w:tblStylePr>
@@ -14478,6 +15199,7 @@
       <w:spacing w:after="0" w:line="240" w:lineRule="auto"/>
     </w:pPr>
     <w:rPr>
+      <w:rFonts w:eastAsia="黑体"/>
       <w:color w:themeColor="text1" w:val="000000"/>
     </w:rPr>
     <w:tblPr>
@@ -14496,6 +15218,7 @@
     </w:tcPr>
     <w:tblStylePr w:type="firstRow">
       <w:rPr>
+        <w:rFonts w:eastAsia="黑体"/>
         <w:b/>
         <w:bCs/>
         <w:color w:themeColor="background1" w:val="FFFFFF"/>
@@ -14510,6 +15233,7 @@
     </w:tblStylePr>
     <w:tblStylePr w:type="lastRow">
       <w:rPr>
+        <w:rFonts w:eastAsia="黑体"/>
         <w:b/>
         <w:bCs/>
         <w:color w:themeColor="accent2" w:themeShade="CC" w:val="9E3A38"/>
@@ -14524,12 +15248,14 @@
     </w:tblStylePr>
     <w:tblStylePr w:type="firstCol">
       <w:rPr>
+        <w:rFonts w:eastAsia="黑体"/>
         <w:b/>
         <w:bCs/>
       </w:rPr>
     </w:tblStylePr>
     <w:tblStylePr w:type="lastCol">
       <w:rPr>
+        <w:rFonts w:eastAsia="黑体"/>
         <w:b/>
         <w:bCs/>
       </w:rPr>
@@ -14564,6 +15290,7 @@
       <w:spacing w:after="0" w:line="240" w:lineRule="auto"/>
     </w:pPr>
     <w:rPr>
+      <w:rFonts w:eastAsia="黑体"/>
       <w:color w:themeColor="text1" w:val="000000"/>
     </w:rPr>
     <w:tblPr>
@@ -14582,6 +15309,7 @@
     </w:tcPr>
     <w:tblStylePr w:type="firstRow">
       <w:rPr>
+        <w:rFonts w:eastAsia="黑体"/>
         <w:b/>
         <w:bCs/>
         <w:color w:themeColor="background1" w:val="FFFFFF"/>
@@ -14596,6 +15324,7 @@
     </w:tblStylePr>
     <w:tblStylePr w:type="lastRow">
       <w:rPr>
+        <w:rFonts w:eastAsia="黑体"/>
         <w:b/>
         <w:bCs/>
         <w:color w:themeColor="accent2" w:themeShade="CC" w:val="9E3A38"/>
@@ -14610,12 +15339,14 @@
     </w:tblStylePr>
     <w:tblStylePr w:type="firstCol">
       <w:rPr>
+        <w:rFonts w:eastAsia="黑体"/>
         <w:b/>
         <w:bCs/>
       </w:rPr>
     </w:tblStylePr>
     <w:tblStylePr w:type="lastCol">
       <w:rPr>
+        <w:rFonts w:eastAsia="黑体"/>
         <w:b/>
         <w:bCs/>
       </w:rPr>
@@ -14650,6 +15381,7 @@
       <w:spacing w:after="0" w:line="240" w:lineRule="auto"/>
     </w:pPr>
     <w:rPr>
+      <w:rFonts w:eastAsia="黑体"/>
       <w:color w:themeColor="text1" w:val="000000"/>
     </w:rPr>
     <w:tblPr>
@@ -14668,6 +15400,7 @@
     </w:tcPr>
     <w:tblStylePr w:type="firstRow">
       <w:rPr>
+        <w:rFonts w:eastAsia="黑体"/>
         <w:b/>
         <w:bCs/>
         <w:color w:themeColor="background1" w:val="FFFFFF"/>
@@ -14682,6 +15415,7 @@
     </w:tblStylePr>
     <w:tblStylePr w:type="lastRow">
       <w:rPr>
+        <w:rFonts w:eastAsia="黑体"/>
         <w:b/>
         <w:bCs/>
         <w:color w:themeColor="accent2" w:themeShade="CC" w:val="9E3A38"/>
@@ -14696,12 +15430,14 @@
     </w:tblStylePr>
     <w:tblStylePr w:type="firstCol">
       <w:rPr>
+        <w:rFonts w:eastAsia="黑体"/>
         <w:b/>
         <w:bCs/>
       </w:rPr>
     </w:tblStylePr>
     <w:tblStylePr w:type="lastCol">
       <w:rPr>
+        <w:rFonts w:eastAsia="黑体"/>
         <w:b/>
         <w:bCs/>
       </w:rPr>
@@ -14736,6 +15472,7 @@
       <w:spacing w:after="0" w:line="240" w:lineRule="auto"/>
     </w:pPr>
     <w:rPr>
+      <w:rFonts w:eastAsia="黑体"/>
       <w:color w:themeColor="text1" w:val="000000"/>
     </w:rPr>
     <w:tblPr>
@@ -14754,6 +15491,7 @@
     </w:tcPr>
     <w:tblStylePr w:type="firstRow">
       <w:rPr>
+        <w:rFonts w:eastAsia="黑体"/>
         <w:b/>
         <w:bCs/>
         <w:color w:themeColor="background1" w:val="FFFFFF"/>
@@ -14768,6 +15506,7 @@
     </w:tblStylePr>
     <w:tblStylePr w:type="lastRow">
       <w:rPr>
+        <w:rFonts w:eastAsia="黑体"/>
         <w:b/>
         <w:bCs/>
         <w:color w:themeColor="accent4" w:themeShade="CC" w:val="664E82"/>
@@ -14782,12 +15521,14 @@
     </w:tblStylePr>
     <w:tblStylePr w:type="firstCol">
       <w:rPr>
+        <w:rFonts w:eastAsia="黑体"/>
         <w:b/>
         <w:bCs/>
       </w:rPr>
     </w:tblStylePr>
     <w:tblStylePr w:type="lastCol">
       <w:rPr>
+        <w:rFonts w:eastAsia="黑体"/>
         <w:b/>
         <w:bCs/>
       </w:rPr>
@@ -14822,6 +15563,7 @@
       <w:spacing w:after="0" w:line="240" w:lineRule="auto"/>
     </w:pPr>
     <w:rPr>
+      <w:rFonts w:eastAsia="黑体"/>
       <w:color w:themeColor="text1" w:val="000000"/>
     </w:rPr>
     <w:tblPr>
@@ -14840,6 +15582,7 @@
     </w:tcPr>
     <w:tblStylePr w:type="firstRow">
       <w:rPr>
+        <w:rFonts w:eastAsia="黑体"/>
         <w:b/>
         <w:bCs/>
         <w:color w:themeColor="background1" w:val="FFFFFF"/>
@@ -14854,6 +15597,7 @@
     </w:tblStylePr>
     <w:tblStylePr w:type="lastRow">
       <w:rPr>
+        <w:rFonts w:eastAsia="黑体"/>
         <w:b/>
         <w:bCs/>
         <w:color w:themeColor="accent3" w:themeShade="CC" w:val="7E9C40"/>
@@ -14868,12 +15612,14 @@
     </w:tblStylePr>
     <w:tblStylePr w:type="firstCol">
       <w:rPr>
+        <w:rFonts w:eastAsia="黑体"/>
         <w:b/>
         <w:bCs/>
       </w:rPr>
     </w:tblStylePr>
     <w:tblStylePr w:type="lastCol">
       <w:rPr>
+        <w:rFonts w:eastAsia="黑体"/>
         <w:b/>
         <w:bCs/>
       </w:rPr>
@@ -14908,6 +15654,7 @@
       <w:spacing w:after="0" w:line="240" w:lineRule="auto"/>
     </w:pPr>
     <w:rPr>
+      <w:rFonts w:eastAsia="黑体"/>
       <w:color w:themeColor="text1" w:val="000000"/>
     </w:rPr>
     <w:tblPr>
@@ -14926,6 +15673,7 @@
     </w:tcPr>
     <w:tblStylePr w:type="firstRow">
       <w:rPr>
+        <w:rFonts w:eastAsia="黑体"/>
         <w:b/>
         <w:bCs/>
         <w:color w:themeColor="background1" w:val="FFFFFF"/>
@@ -14940,6 +15688,7 @@
     </w:tblStylePr>
     <w:tblStylePr w:type="lastRow">
       <w:rPr>
+        <w:rFonts w:eastAsia="黑体"/>
         <w:b/>
         <w:bCs/>
         <w:color w:themeColor="accent6" w:themeShade="CC" w:val="F2730A"/>
@@ -14954,12 +15703,14 @@
     </w:tblStylePr>
     <w:tblStylePr w:type="firstCol">
       <w:rPr>
+        <w:rFonts w:eastAsia="黑体"/>
         <w:b/>
         <w:bCs/>
       </w:rPr>
     </w:tblStylePr>
     <w:tblStylePr w:type="lastCol">
       <w:rPr>
+        <w:rFonts w:eastAsia="黑体"/>
         <w:b/>
         <w:bCs/>
       </w:rPr>
@@ -14994,6 +15745,7 @@
       <w:spacing w:after="0" w:line="240" w:lineRule="auto"/>
     </w:pPr>
     <w:rPr>
+      <w:rFonts w:eastAsia="黑体"/>
       <w:color w:themeColor="text1" w:val="000000"/>
     </w:rPr>
     <w:tblPr>
@@ -15012,6 +15764,7 @@
     </w:tcPr>
     <w:tblStylePr w:type="firstRow">
       <w:rPr>
+        <w:rFonts w:eastAsia="黑体"/>
         <w:b/>
         <w:bCs/>
         <w:color w:themeColor="background1" w:val="FFFFFF"/>
@@ -15026,6 +15779,7 @@
     </w:tblStylePr>
     <w:tblStylePr w:type="lastRow">
       <w:rPr>
+        <w:rFonts w:eastAsia="黑体"/>
         <w:b/>
         <w:bCs/>
         <w:color w:themeColor="accent5" w:themeShade="CC" w:val="348DA5"/>
@@ -15040,12 +15794,14 @@
     </w:tblStylePr>
     <w:tblStylePr w:type="firstCol">
       <w:rPr>
+        <w:rFonts w:eastAsia="黑体"/>
         <w:b/>
         <w:bCs/>
       </w:rPr>
     </w:tblStylePr>
     <w:tblStylePr w:type="lastCol">
       <w:rPr>
+        <w:rFonts w:eastAsia="黑体"/>
         <w:b/>
         <w:bCs/>
       </w:rPr>
@@ -15080,6 +15836,7 @@
       <w:spacing w:after="0" w:line="240" w:lineRule="auto"/>
     </w:pPr>
     <w:rPr>
+      <w:rFonts w:eastAsia="黑体"/>
       <w:color w:themeColor="text1" w:val="000000"/>
     </w:rPr>
     <w:tblPr>
@@ -15101,6 +15858,7 @@
     </w:tcPr>
     <w:tblStylePr w:type="firstRow">
       <w:rPr>
+        <w:rFonts w:eastAsia="黑体"/>
         <w:b/>
         <w:bCs/>
       </w:rPr>
@@ -15111,6 +15869,7 @@
     </w:tblStylePr>
     <w:tblStylePr w:type="lastRow">
       <w:rPr>
+        <w:rFonts w:eastAsia="黑体"/>
         <w:b/>
         <w:bCs/>
         <w:color w:themeColor="text1" w:val="000000"/>
@@ -15122,6 +15881,7 @@
     </w:tblStylePr>
     <w:tblStylePr w:type="firstCol">
       <w:rPr>
+        <w:rFonts w:eastAsia="黑体"/>
         <w:color w:themeColor="background1" w:val="FFFFFF"/>
       </w:rPr>
       <w:tblPr/>
@@ -15131,6 +15891,7 @@
     </w:tblStylePr>
     <w:tblStylePr w:type="lastCol">
       <w:rPr>
+        <w:rFonts w:eastAsia="黑体"/>
         <w:color w:themeColor="background1" w:val="FFFFFF"/>
       </w:rPr>
       <w:tblPr/>
@@ -15160,6 +15921,7 @@
       <w:spacing w:after="0" w:line="240" w:lineRule="auto"/>
     </w:pPr>
     <w:rPr>
+      <w:rFonts w:eastAsia="黑体"/>
       <w:color w:themeColor="text1" w:val="000000"/>
     </w:rPr>
     <w:tblPr>
@@ -15181,6 +15943,7 @@
     </w:tcPr>
     <w:tblStylePr w:type="firstRow">
       <w:rPr>
+        <w:rFonts w:eastAsia="黑体"/>
         <w:b/>
         <w:bCs/>
       </w:rPr>
@@ -15191,6 +15954,7 @@
     </w:tblStylePr>
     <w:tblStylePr w:type="lastRow">
       <w:rPr>
+        <w:rFonts w:eastAsia="黑体"/>
         <w:b/>
         <w:bCs/>
         <w:color w:themeColor="text1" w:val="000000"/>
@@ -15202,6 +15966,7 @@
     </w:tblStylePr>
     <w:tblStylePr w:type="firstCol">
       <w:rPr>
+        <w:rFonts w:eastAsia="黑体"/>
         <w:color w:themeColor="background1" w:val="FFFFFF"/>
       </w:rPr>
       <w:tblPr/>
@@ -15211,6 +15976,7 @@
     </w:tblStylePr>
     <w:tblStylePr w:type="lastCol">
       <w:rPr>
+        <w:rFonts w:eastAsia="黑体"/>
         <w:color w:themeColor="background1" w:val="FFFFFF"/>
       </w:rPr>
       <w:tblPr/>
@@ -15240,6 +16006,7 @@
       <w:spacing w:after="0" w:line="240" w:lineRule="auto"/>
     </w:pPr>
     <w:rPr>
+      <w:rFonts w:eastAsia="黑体"/>
       <w:color w:themeColor="text1" w:val="000000"/>
     </w:rPr>
     <w:tblPr>
@@ -15261,6 +16028,7 @@
     </w:tcPr>
     <w:tblStylePr w:type="firstRow">
       <w:rPr>
+        <w:rFonts w:eastAsia="黑体"/>
         <w:b/>
         <w:bCs/>
       </w:rPr>
@@ -15271,6 +16039,7 @@
     </w:tblStylePr>
     <w:tblStylePr w:type="lastRow">
       <w:rPr>
+        <w:rFonts w:eastAsia="黑体"/>
         <w:b/>
         <w:bCs/>
         <w:color w:themeColor="text1" w:val="000000"/>
@@ -15282,6 +16051,7 @@
     </w:tblStylePr>
     <w:tblStylePr w:type="firstCol">
       <w:rPr>
+        <w:rFonts w:eastAsia="黑体"/>
         <w:color w:themeColor="background1" w:val="FFFFFF"/>
       </w:rPr>
       <w:tblPr/>
@@ -15291,6 +16061,7 @@
     </w:tblStylePr>
     <w:tblStylePr w:type="lastCol">
       <w:rPr>
+        <w:rFonts w:eastAsia="黑体"/>
         <w:color w:themeColor="background1" w:val="FFFFFF"/>
       </w:rPr>
       <w:tblPr/>
@@ -15320,6 +16091,7 @@
       <w:spacing w:after="0" w:line="240" w:lineRule="auto"/>
     </w:pPr>
     <w:rPr>
+      <w:rFonts w:eastAsia="黑体"/>
       <w:color w:themeColor="text1" w:val="000000"/>
     </w:rPr>
     <w:tblPr>
@@ -15341,6 +16113,7 @@
     </w:tcPr>
     <w:tblStylePr w:type="firstRow">
       <w:rPr>
+        <w:rFonts w:eastAsia="黑体"/>
         <w:b/>
         <w:bCs/>
       </w:rPr>
@@ -15351,6 +16124,7 @@
     </w:tblStylePr>
     <w:tblStylePr w:type="lastRow">
       <w:rPr>
+        <w:rFonts w:eastAsia="黑体"/>
         <w:b/>
         <w:bCs/>
         <w:color w:themeColor="text1" w:val="000000"/>
@@ -15362,6 +16136,7 @@
     </w:tblStylePr>
     <w:tblStylePr w:type="firstCol">
       <w:rPr>
+        <w:rFonts w:eastAsia="黑体"/>
         <w:color w:themeColor="background1" w:val="FFFFFF"/>
       </w:rPr>
       <w:tblPr/>
@@ -15371,6 +16146,7 @@
     </w:tblStylePr>
     <w:tblStylePr w:type="lastCol">
       <w:rPr>
+        <w:rFonts w:eastAsia="黑体"/>
         <w:color w:themeColor="background1" w:val="FFFFFF"/>
       </w:rPr>
       <w:tblPr/>
@@ -15400,6 +16176,7 @@
       <w:spacing w:after="0" w:line="240" w:lineRule="auto"/>
     </w:pPr>
     <w:rPr>
+      <w:rFonts w:eastAsia="黑体"/>
       <w:color w:themeColor="text1" w:val="000000"/>
     </w:rPr>
     <w:tblPr>
@@ -15421,6 +16198,7 @@
     </w:tcPr>
     <w:tblStylePr w:type="firstRow">
       <w:rPr>
+        <w:rFonts w:eastAsia="黑体"/>
         <w:b/>
         <w:bCs/>
       </w:rPr>
@@ -15431,6 +16209,7 @@
     </w:tblStylePr>
     <w:tblStylePr w:type="lastRow">
       <w:rPr>
+        <w:rFonts w:eastAsia="黑体"/>
         <w:b/>
         <w:bCs/>
         <w:color w:themeColor="text1" w:val="000000"/>
@@ -15442,6 +16221,7 @@
     </w:tblStylePr>
     <w:tblStylePr w:type="firstCol">
       <w:rPr>
+        <w:rFonts w:eastAsia="黑体"/>
         <w:color w:themeColor="background1" w:val="FFFFFF"/>
       </w:rPr>
       <w:tblPr/>
@@ -15451,6 +16231,7 @@
     </w:tblStylePr>
     <w:tblStylePr w:type="lastCol">
       <w:rPr>
+        <w:rFonts w:eastAsia="黑体"/>
         <w:color w:themeColor="background1" w:val="FFFFFF"/>
       </w:rPr>
       <w:tblPr/>
@@ -15480,6 +16261,7 @@
       <w:spacing w:after="0" w:line="240" w:lineRule="auto"/>
     </w:pPr>
     <w:rPr>
+      <w:rFonts w:eastAsia="黑体"/>
       <w:color w:themeColor="text1" w:val="000000"/>
     </w:rPr>
     <w:tblPr>
@@ -15501,6 +16283,7 @@
     </w:tcPr>
     <w:tblStylePr w:type="firstRow">
       <w:rPr>
+        <w:rFonts w:eastAsia="黑体"/>
         <w:b/>
         <w:bCs/>
       </w:rPr>
@@ -15511,6 +16294,7 @@
     </w:tblStylePr>
     <w:tblStylePr w:type="lastRow">
       <w:rPr>
+        <w:rFonts w:eastAsia="黑体"/>
         <w:b/>
         <w:bCs/>
         <w:color w:themeColor="text1" w:val="000000"/>
@@ -15522,6 +16306,7 @@
     </w:tblStylePr>
     <w:tblStylePr w:type="firstCol">
       <w:rPr>
+        <w:rFonts w:eastAsia="黑体"/>
         <w:color w:themeColor="background1" w:val="FFFFFF"/>
       </w:rPr>
       <w:tblPr/>
@@ -15531,6 +16316,7 @@
     </w:tblStylePr>
     <w:tblStylePr w:type="lastCol">
       <w:rPr>
+        <w:rFonts w:eastAsia="黑体"/>
         <w:color w:themeColor="background1" w:val="FFFFFF"/>
       </w:rPr>
       <w:tblPr/>
@@ -15560,6 +16346,7 @@
       <w:spacing w:after="0" w:line="240" w:lineRule="auto"/>
     </w:pPr>
     <w:rPr>
+      <w:rFonts w:eastAsia="黑体"/>
       <w:color w:themeColor="text1" w:val="000000"/>
     </w:rPr>
     <w:tblPr>
@@ -15581,6 +16368,7 @@
     </w:tcPr>
     <w:tblStylePr w:type="firstRow">
       <w:rPr>
+        <w:rFonts w:eastAsia="黑体"/>
         <w:b/>
         <w:bCs/>
       </w:rPr>
@@ -15591,6 +16379,7 @@
     </w:tblStylePr>
     <w:tblStylePr w:type="lastRow">
       <w:rPr>
+        <w:rFonts w:eastAsia="黑体"/>
         <w:b/>
         <w:bCs/>
         <w:color w:themeColor="text1" w:val="000000"/>
@@ -15602,6 +16391,7 @@
     </w:tblStylePr>
     <w:tblStylePr w:type="firstCol">
       <w:rPr>
+        <w:rFonts w:eastAsia="黑体"/>
         <w:color w:themeColor="background1" w:val="FFFFFF"/>
       </w:rPr>
       <w:tblPr/>
@@ -15611,6 +16401,7 @@
     </w:tblStylePr>
     <w:tblStylePr w:type="lastCol">
       <w:rPr>
+        <w:rFonts w:eastAsia="黑体"/>
         <w:color w:themeColor="background1" w:val="FFFFFF"/>
       </w:rPr>
       <w:tblPr/>
@@ -15643,6 +16434,7 @@
     <w:name w:val="KeywordTok"/>
     <w:basedOn w:val="VerbatimChar"/>
     <w:rPr>
+      <w:rFonts w:eastAsia="黑体"/>
       <w:b/>
       <w:color w:val="007020"/>
     </w:rPr>
@@ -15651,6 +16443,7 @@
     <w:name w:val="DataTypeTok"/>
     <w:basedOn w:val="VerbatimChar"/>
     <w:rPr>
+      <w:rFonts w:eastAsia="黑体"/>
       <w:color w:val="902000"/>
     </w:rPr>
   </w:style>
@@ -15658,6 +16451,7 @@
     <w:name w:val="DecValTok"/>
     <w:basedOn w:val="VerbatimChar"/>
     <w:rPr>
+      <w:rFonts w:eastAsia="黑体"/>
       <w:color w:val="40a070"/>
     </w:rPr>
   </w:style>
@@ -15665,6 +16459,7 @@
     <w:name w:val="BaseNTok"/>
     <w:basedOn w:val="VerbatimChar"/>
     <w:rPr>
+      <w:rFonts w:eastAsia="黑体"/>
       <w:color w:val="40a070"/>
     </w:rPr>
   </w:style>
@@ -15672,6 +16467,7 @@
     <w:name w:val="FloatTok"/>
     <w:basedOn w:val="VerbatimChar"/>
     <w:rPr>
+      <w:rFonts w:eastAsia="黑体"/>
       <w:color w:val="40a070"/>
     </w:rPr>
   </w:style>
@@ -15679,6 +16475,7 @@
     <w:name w:val="ConstantTok"/>
     <w:basedOn w:val="VerbatimChar"/>
     <w:rPr>
+      <w:rFonts w:eastAsia="黑体"/>
       <w:color w:val="880000"/>
     </w:rPr>
   </w:style>
@@ -15686,6 +16483,7 @@
     <w:name w:val="CharTok"/>
     <w:basedOn w:val="VerbatimChar"/>
     <w:rPr>
+      <w:rFonts w:eastAsia="黑体"/>
       <w:color w:val="4070a0"/>
     </w:rPr>
   </w:style>
@@ -15693,6 +16491,7 @@
     <w:name w:val="SpecialCharTok"/>
     <w:basedOn w:val="VerbatimChar"/>
     <w:rPr>
+      <w:rFonts w:eastAsia="黑体"/>
       <w:color w:val="4070a0"/>
     </w:rPr>
   </w:style>
@@ -15700,6 +16499,7 @@
     <w:name w:val="StringTok"/>
     <w:basedOn w:val="VerbatimChar"/>
     <w:rPr>
+      <w:rFonts w:eastAsia="黑体"/>
       <w:color w:val="4070a0"/>
     </w:rPr>
   </w:style>
@@ -15707,6 +16507,7 @@
     <w:name w:val="VerbatimStringTok"/>
     <w:basedOn w:val="VerbatimChar"/>
     <w:rPr>
+      <w:rFonts w:eastAsia="黑体"/>
       <w:color w:val="4070a0"/>
     </w:rPr>
   </w:style>
@@ -15714,6 +16515,7 @@
     <w:name w:val="SpecialStringTok"/>
     <w:basedOn w:val="VerbatimChar"/>
     <w:rPr>
+      <w:rFonts w:eastAsia="黑体"/>
       <w:color w:val="bb6688"/>
     </w:rPr>
   </w:style>
@@ -15721,6 +16523,7 @@
     <w:name w:val="ImportTok"/>
     <w:basedOn w:val="VerbatimChar"/>
     <w:rPr>
+      <w:rFonts w:eastAsia="黑体"/>
       <w:b/>
       <w:color w:val="008000"/>
     </w:rPr>
@@ -15729,6 +16532,7 @@
     <w:name w:val="CommentTok"/>
     <w:basedOn w:val="VerbatimChar"/>
     <w:rPr>
+      <w:rFonts w:eastAsia="黑体"/>
       <w:i/>
       <w:color w:val="60a0b0"/>
     </w:rPr>
@@ -15737,6 +16541,7 @@
     <w:name w:val="DocumentationTok"/>
     <w:basedOn w:val="VerbatimChar"/>
     <w:rPr>
+      <w:rFonts w:eastAsia="黑体"/>
       <w:i/>
       <w:color w:val="ba2121"/>
     </w:rPr>
@@ -15745,6 +16550,7 @@
     <w:name w:val="AnnotationTok"/>
     <w:basedOn w:val="VerbatimChar"/>
     <w:rPr>
+      <w:rFonts w:eastAsia="黑体"/>
       <w:b/>
       <w:i/>
       <w:color w:val="60a0b0"/>
@@ -15754,6 +16560,7 @@
     <w:name w:val="CommentVarTok"/>
     <w:basedOn w:val="VerbatimChar"/>
     <w:rPr>
+      <w:rFonts w:eastAsia="黑体"/>
       <w:b/>
       <w:i/>
       <w:color w:val="60a0b0"/>
@@ -15763,6 +16570,7 @@
     <w:name w:val="OtherTok"/>
     <w:basedOn w:val="VerbatimChar"/>
     <w:rPr>
+      <w:rFonts w:eastAsia="黑体"/>
       <w:color w:val="007020"/>
     </w:rPr>
   </w:style>
@@ -15770,6 +16578,7 @@
     <w:name w:val="FunctionTok"/>
     <w:basedOn w:val="VerbatimChar"/>
     <w:rPr>
+      <w:rFonts w:eastAsia="黑体"/>
       <w:color w:val="06287e"/>
     </w:rPr>
   </w:style>
@@ -15777,6 +16586,7 @@
     <w:name w:val="VariableTok"/>
     <w:basedOn w:val="VerbatimChar"/>
     <w:rPr>
+      <w:rFonts w:eastAsia="黑体"/>
       <w:color w:val="19177c"/>
     </w:rPr>
   </w:style>
@@ -15784,6 +16594,7 @@
     <w:name w:val="ControlFlowTok"/>
     <w:basedOn w:val="VerbatimChar"/>
     <w:rPr>
+      <w:rFonts w:eastAsia="黑体"/>
       <w:b/>
       <w:color w:val="007020"/>
     </w:rPr>
@@ -15792,6 +16603,7 @@
     <w:name w:val="OperatorTok"/>
     <w:basedOn w:val="VerbatimChar"/>
     <w:rPr>
+      <w:rFonts w:eastAsia="黑体"/>
       <w:color w:val="666666"/>
     </w:rPr>
   </w:style>
@@ -15799,18 +16611,22 @@
     <w:name w:val="BuiltInTok"/>
     <w:basedOn w:val="VerbatimChar"/>
     <w:rPr>
+      <w:rFonts w:eastAsia="黑体"/>
       <w:color w:val="008000"/>
     </w:rPr>
   </w:style>
   <w:style w:type="character" w:customStyle="1" w:styleId="ExtensionTok">
     <w:name w:val="ExtensionTok"/>
     <w:basedOn w:val="VerbatimChar"/>
-    <w:rPr/>
+    <w:rPr>
+      <w:rFonts w:eastAsia="黑体"/>
+    </w:rPr>
   </w:style>
   <w:style w:type="character" w:customStyle="1" w:styleId="PreprocessorTok">
     <w:name w:val="PreprocessorTok"/>
     <w:basedOn w:val="VerbatimChar"/>
     <w:rPr>
+      <w:rFonts w:eastAsia="黑体"/>
       <w:color w:val="bc7a00"/>
     </w:rPr>
   </w:style>
@@ -15818,18 +16634,22 @@
     <w:name w:val="AttributeTok"/>
     <w:basedOn w:val="VerbatimChar"/>
     <w:rPr>
+      <w:rFonts w:eastAsia="黑体"/>
       <w:color w:val="7d9029"/>
     </w:rPr>
   </w:style>
   <w:style w:type="character" w:customStyle="1" w:styleId="RegionMarkerTok">
     <w:name w:val="RegionMarkerTok"/>
     <w:basedOn w:val="VerbatimChar"/>
-    <w:rPr/>
+    <w:rPr>
+      <w:rFonts w:eastAsia="黑体"/>
+    </w:rPr>
   </w:style>
   <w:style w:type="character" w:customStyle="1" w:styleId="InformationTok">
     <w:name w:val="InformationTok"/>
     <w:basedOn w:val="VerbatimChar"/>
     <w:rPr>
+      <w:rFonts w:eastAsia="黑体"/>
       <w:b/>
       <w:i/>
       <w:color w:val="60a0b0"/>
@@ -15839,6 +16659,7 @@
     <w:name w:val="WarningTok"/>
     <w:basedOn w:val="VerbatimChar"/>
     <w:rPr>
+      <w:rFonts w:eastAsia="黑体"/>
       <w:b/>
       <w:i/>
       <w:color w:val="60a0b0"/>
@@ -15848,6 +16669,7 @@
     <w:name w:val="AlertTok"/>
     <w:basedOn w:val="VerbatimChar"/>
     <w:rPr>
+      <w:rFonts w:eastAsia="黑体"/>
       <w:b/>
       <w:color w:val="ff0000"/>
     </w:rPr>
@@ -15856,6 +16678,7 @@
     <w:name w:val="ErrorTok"/>
     <w:basedOn w:val="VerbatimChar"/>
     <w:rPr>
+      <w:rFonts w:eastAsia="黑体"/>
       <w:b/>
       <w:color w:val="ff0000"/>
     </w:rPr>
@@ -15863,7 +16686,9 @@
   <w:style w:type="character" w:customStyle="1" w:styleId="NormalTok">
     <w:name w:val="NormalTok"/>
     <w:basedOn w:val="VerbatimChar"/>
-    <w:rPr/>
+    <w:rPr>
+      <w:rFonts w:eastAsia="黑体"/>
+    </w:rPr>
   </w:style>
 </w:styles>
 </file>
@@ -15912,12 +16737,12 @@
     <a:fontScheme name="Office">
       <a:majorFont>
         <a:latin typeface="Calibri"/>
-        <a:ea typeface=""/>
+        <a:ea typeface="黑体"/>
         <a:cs typeface=""/>
         <a:font script="Jpan" typeface="ＭＳ ゴシック"/>
         <a:font script="Hang" typeface="맑은 고딕"/>
-        <a:font script="Hans" typeface="宋体"/>
-        <a:font script="Hant" typeface="新細明體"/>
+        <a:font script="Hans" typeface="黑体"/>
+        <a:font script="Hant" typeface="黑体"/>
         <a:font script="Arab" typeface="Times New Roman"/>
         <a:font script="Hebr" typeface="Times New Roman"/>
         <a:font script="Thai" typeface="Angsana New"/>
@@ -15947,12 +16772,12 @@
       </a:majorFont>
       <a:minorFont>
         <a:latin typeface="Cambria"/>
-        <a:ea typeface=""/>
+        <a:ea typeface="黑体"/>
         <a:cs typeface=""/>
         <a:font script="Jpan" typeface="ＭＳ 明朝"/>
         <a:font script="Hang" typeface="맑은 고딕"/>
-        <a:font script="Hans" typeface="宋体"/>
-        <a:font script="Hant" typeface="新細明體"/>
+        <a:font script="Hans" typeface="黑体"/>
+        <a:font script="Hant" typeface="黑体"/>
         <a:font script="Arab" typeface="Arial"/>
         <a:font script="Hebr" typeface="Arial"/>
         <a:font script="Thai" typeface="Cordia New"/>

--- a/11-变流电路/01-整流电路/PWM整流电路/PWM整流电路.docx
+++ b/11-变流电路/01-整流电路/PWM整流电路/PWM整流电路.docx
@@ -3666,7 +3666,7 @@
           <w:color w:val="555555"/>
           <w:sz w:val="21"/>
         </w:rPr>
-        <w:t>材料收集者：杜文杰，WX手机：19519196569，QQ:3478827729</w:t>
+        <w:t>材料收集者：杜文杰，微信/手机：19519196569，QQ:3478827729</w:t>
       </w:r>
     </w:p>
     <w:sectPr>
